--- a/flujo/resultados.docx
+++ b/flujo/resultados.docx
@@ -153,7 +153,7 @@
           <w:i w:val="0"/>
           <w:u w:val="none"/>
         </w:rPr>
-        <w:t>Para una evaluación integral y rigurosa del rendimiento predictivo se reportan 7 métricas complementarias:</w:t>
+        <w:t>Para la priorización diaria de supervisión y fiscalización se reportan 5 métricas complementarias centradas en ranking y calibración:</w:t>
       </w:r>
     </w:p>
     <w:p>
@@ -416,156 +416,6 @@
           <w:i w:val="0"/>
           <w:u w:val="none"/>
         </w:rPr>
-        <w:t>Accuracy (Exactitud con Umbral 0.50)</w:t>
-      </w:r>
-      <w:r>
-        <w:rPr>
-          <w:b w:val="0"/>
-          <w:i w:val="0"/>
-          <w:u w:val="none"/>
-        </w:rPr>
-        <w:t xml:space="preserve"> (</w:t>
-      </w:r>
-      <w:r>
-        <w:rPr>
-          <w:b w:val="0"/>
-          <w:i w:val="0"/>
-          <w:u w:val="none"/>
-        </w:rPr>
-        <w:t>\uparrow</w:t>
-      </w:r>
-      <w:r>
-        <w:rPr>
-          <w:b w:val="0"/>
-          <w:i w:val="0"/>
-          <w:u w:val="none"/>
-        </w:rPr>
-        <w:t xml:space="preserve"> </w:t>
-      </w:r>
-      <w:r>
-        <w:rPr>
-          <w:b w:val="0"/>
-          <w:i/>
-          <w:u w:val="none"/>
-        </w:rPr>
-        <w:t>mayor es mejor</w:t>
-      </w:r>
-      <w:r>
-        <w:rPr>
-          <w:b w:val="0"/>
-          <w:i w:val="0"/>
-          <w:u w:val="none"/>
-        </w:rPr>
-        <w:t>):</w:t>
-      </w:r>
-    </w:p>
-    <w:p>
-      <w:pPr>
-        <w:spacing w:before="60" w:after="80"/>
-      </w:pPr>
-      <w:r>
-        <w:rPr>
-          <w:b w:val="0"/>
-          <w:i w:val="0"/>
-          <w:u w:val="none"/>
-        </w:rPr>
-        <w:t>Proporción global de clasificaciones correctas (positivas y negativas) con el umbral binario convencional de 0.50.</w:t>
-      </w:r>
-    </w:p>
-    <w:p>
-      <w:pPr>
-        <w:pStyle w:val="ListNumber"/>
-        <w:spacing w:before="20" w:after="40"/>
-      </w:pPr>
-      <w:r>
-        <w:rPr>
-          <w:b/>
-          <w:i w:val="0"/>
-          <w:u w:val="none"/>
-        </w:rPr>
-        <w:t>F1-Score (con Umbral 0.50)</w:t>
-      </w:r>
-      <w:r>
-        <w:rPr>
-          <w:b w:val="0"/>
-          <w:i w:val="0"/>
-          <w:u w:val="none"/>
-        </w:rPr>
-        <w:t xml:space="preserve"> (</w:t>
-      </w:r>
-      <w:r>
-        <w:rPr>
-          <w:b w:val="0"/>
-          <w:i w:val="0"/>
-          <w:u w:val="none"/>
-        </w:rPr>
-        <w:t>\uparrow</w:t>
-      </w:r>
-      <w:r>
-        <w:rPr>
-          <w:b w:val="0"/>
-          <w:i w:val="0"/>
-          <w:u w:val="none"/>
-        </w:rPr>
-        <w:t xml:space="preserve"> </w:t>
-      </w:r>
-      <w:r>
-        <w:rPr>
-          <w:b w:val="0"/>
-          <w:i/>
-          <w:u w:val="none"/>
-        </w:rPr>
-        <w:t>mayor es mejor</w:t>
-      </w:r>
-      <w:r>
-        <w:rPr>
-          <w:b w:val="0"/>
-          <w:i w:val="0"/>
-          <w:u w:val="none"/>
-        </w:rPr>
-        <w:t>):</w:t>
-      </w:r>
-    </w:p>
-    <w:p>
-      <w:pPr>
-        <w:spacing w:before="60" w:after="80"/>
-      </w:pPr>
-      <w:r>
-        <w:rPr>
-          <w:b w:val="0"/>
-          <w:i w:val="0"/>
-          <w:u w:val="none"/>
-        </w:rPr>
-        <w:t xml:space="preserve">Media armónica entre precisión y recall bajo el umbral de corte de 0.50: </w:t>
-      </w:r>
-      <w:r>
-        <w:rPr>
-          <w:b w:val="0"/>
-          <w:i w:val="0"/>
-          <w:u w:val="none"/>
-        </w:rPr>
-        <w:t>F_1 = 2 \cdot \frac{\text{Precisión} \cdot \text{Recall}}{\text{Precisión} + \text{Recall}}</w:t>
-      </w:r>
-      <w:r>
-        <w:rPr>
-          <w:b w:val="0"/>
-          <w:i w:val="0"/>
-          <w:u w:val="none"/>
-        </w:rPr>
-        <w:t>.</w:t>
-      </w:r>
-    </w:p>
-    <w:p>
-      <w:pPr>
-        <w:pStyle w:val="ListNumber"/>
-        <w:spacing w:before="20" w:after="40"/>
-      </w:pPr>
-      <w:r>
-        <w:rPr>
-          <w:b/>
-          <w:i w:val="0"/>
-          <w:u w:val="none"/>
-        </w:rPr>
         <w:t>Criterio Multicriterio ("Supera a Todos los Individuales")</w:t>
       </w:r>
       <w:r>
@@ -658,19 +508,17 @@
         <w:tblLook w:firstColumn="1" w:firstRow="1" w:lastColumn="0" w:lastRow="0" w:noHBand="0" w:noVBand="1" w:val="04A0"/>
       </w:tblPr>
       <w:tblGrid>
-        <w:gridCol w:w="1170"/>
-        <w:gridCol w:w="1170"/>
-        <w:gridCol w:w="1170"/>
-        <w:gridCol w:w="1170"/>
-        <w:gridCol w:w="1170"/>
-        <w:gridCol w:w="1170"/>
-        <w:gridCol w:w="1170"/>
-        <w:gridCol w:w="1170"/>
+        <w:gridCol w:w="1560"/>
+        <w:gridCol w:w="1560"/>
+        <w:gridCol w:w="1560"/>
+        <w:gridCol w:w="1560"/>
+        <w:gridCol w:w="1560"/>
+        <w:gridCol w:w="1560"/>
       </w:tblGrid>
       <w:tr>
         <w:tc>
           <w:tcPr>
-            <w:tcW w:type="dxa" w:w="1170"/>
+            <w:tcW w:type="dxa" w:w="1560"/>
             <w:shd w:val="clear" w:color="auto" w:fill="EAECEE"/>
           </w:tcPr>
           <w:p>
@@ -687,7 +535,7 @@
         </w:tc>
         <w:tc>
           <w:tcPr>
-            <w:tcW w:type="dxa" w:w="1170"/>
+            <w:tcW w:type="dxa" w:w="1560"/>
             <w:shd w:val="clear" w:color="auto" w:fill="EAECEE"/>
           </w:tcPr>
           <w:p>
@@ -704,7 +552,7 @@
         </w:tc>
         <w:tc>
           <w:tcPr>
-            <w:tcW w:type="dxa" w:w="1170"/>
+            <w:tcW w:type="dxa" w:w="1560"/>
             <w:shd w:val="clear" w:color="auto" w:fill="EAECEE"/>
           </w:tcPr>
           <w:p>
@@ -721,7 +569,7 @@
         </w:tc>
         <w:tc>
           <w:tcPr>
-            <w:tcW w:type="dxa" w:w="1170"/>
+            <w:tcW w:type="dxa" w:w="1560"/>
             <w:shd w:val="clear" w:color="auto" w:fill="EAECEE"/>
           </w:tcPr>
           <w:p>
@@ -738,7 +586,7 @@
         </w:tc>
         <w:tc>
           <w:tcPr>
-            <w:tcW w:type="dxa" w:w="1170"/>
+            <w:tcW w:type="dxa" w:w="1560"/>
             <w:shd w:val="clear" w:color="auto" w:fill="EAECEE"/>
           </w:tcPr>
           <w:p>
@@ -755,7 +603,7 @@
         </w:tc>
         <w:tc>
           <w:tcPr>
-            <w:tcW w:type="dxa" w:w="1170"/>
+            <w:tcW w:type="dxa" w:w="1560"/>
             <w:shd w:val="clear" w:color="auto" w:fill="EAECEE"/>
           </w:tcPr>
           <w:p>
@@ -767,40 +615,6 @@
                 <w:u w:val="none"/>
               </w:rPr>
               <w:t>Brier Score</w:t>
-            </w:r>
-          </w:p>
-        </w:tc>
-        <w:tc>
-          <w:tcPr>
-            <w:tcW w:type="dxa" w:w="1170"/>
-            <w:shd w:val="clear" w:color="auto" w:fill="EAECEE"/>
-          </w:tcPr>
-          <w:p>
-            <w:r/>
-            <w:r>
-              <w:rPr>
-                <w:b/>
-                <w:i w:val="0"/>
-                <w:u w:val="none"/>
-              </w:rPr>
-              <w:t>Accuracy (0.5)</w:t>
-            </w:r>
-          </w:p>
-        </w:tc>
-        <w:tc>
-          <w:tcPr>
-            <w:tcW w:type="dxa" w:w="1170"/>
-            <w:shd w:val="clear" w:color="auto" w:fill="EAECEE"/>
-          </w:tcPr>
-          <w:p>
-            <w:r/>
-            <w:r>
-              <w:rPr>
-                <w:b/>
-                <w:i w:val="0"/>
-                <w:u w:val="none"/>
-              </w:rPr>
-              <w:t>F1-Score (0.5)</w:t>
             </w:r>
           </w:p>
         </w:tc>
@@ -808,7 +622,7 @@
       <w:tr>
         <w:tc>
           <w:tcPr>
-            <w:tcW w:type="dxa" w:w="1170"/>
+            <w:tcW w:type="dxa" w:w="1560"/>
           </w:tcPr>
           <w:p>
             <w:r/>
@@ -824,7 +638,7 @@
         </w:tc>
         <w:tc>
           <w:tcPr>
-            <w:tcW w:type="dxa" w:w="1170"/>
+            <w:tcW w:type="dxa" w:w="1560"/>
           </w:tcPr>
           <w:p>
             <w:r/>
@@ -840,7 +654,7 @@
         </w:tc>
         <w:tc>
           <w:tcPr>
-            <w:tcW w:type="dxa" w:w="1170"/>
+            <w:tcW w:type="dxa" w:w="1560"/>
           </w:tcPr>
           <w:p>
             <w:r/>
@@ -856,7 +670,7 @@
         </w:tc>
         <w:tc>
           <w:tcPr>
-            <w:tcW w:type="dxa" w:w="1170"/>
+            <w:tcW w:type="dxa" w:w="1560"/>
           </w:tcPr>
           <w:p>
             <w:r/>
@@ -872,7 +686,7 @@
         </w:tc>
         <w:tc>
           <w:tcPr>
-            <w:tcW w:type="dxa" w:w="1170"/>
+            <w:tcW w:type="dxa" w:w="1560"/>
           </w:tcPr>
           <w:p>
             <w:r/>
@@ -888,7 +702,7 @@
         </w:tc>
         <w:tc>
           <w:tcPr>
-            <w:tcW w:type="dxa" w:w="1170"/>
+            <w:tcW w:type="dxa" w:w="1560"/>
           </w:tcPr>
           <w:p>
             <w:r/>
@@ -899,38 +713,6 @@
                 <w:u w:val="none"/>
               </w:rPr>
               <w:t>0.1039</w:t>
-            </w:r>
-          </w:p>
-        </w:tc>
-        <w:tc>
-          <w:tcPr>
-            <w:tcW w:type="dxa" w:w="1170"/>
-          </w:tcPr>
-          <w:p>
-            <w:r/>
-            <w:r>
-              <w:rPr>
-                <w:b w:val="0"/>
-                <w:i w:val="0"/>
-                <w:u w:val="none"/>
-              </w:rPr>
-              <w:t>86.88%</w:t>
-            </w:r>
-          </w:p>
-        </w:tc>
-        <w:tc>
-          <w:tcPr>
-            <w:tcW w:type="dxa" w:w="1170"/>
-          </w:tcPr>
-          <w:p>
-            <w:r/>
-            <w:r>
-              <w:rPr>
-                <w:b w:val="0"/>
-                <w:i w:val="0"/>
-                <w:u w:val="none"/>
-              </w:rPr>
-              <w:t>0.1184</w:t>
             </w:r>
           </w:p>
         </w:tc>
@@ -938,7 +720,7 @@
       <w:tr>
         <w:tc>
           <w:tcPr>
-            <w:tcW w:type="dxa" w:w="1170"/>
+            <w:tcW w:type="dxa" w:w="1560"/>
           </w:tcPr>
           <w:p>
             <w:r/>
@@ -954,7 +736,7 @@
         </w:tc>
         <w:tc>
           <w:tcPr>
-            <w:tcW w:type="dxa" w:w="1170"/>
+            <w:tcW w:type="dxa" w:w="1560"/>
           </w:tcPr>
           <w:p>
             <w:r/>
@@ -970,7 +752,7 @@
         </w:tc>
         <w:tc>
           <w:tcPr>
-            <w:tcW w:type="dxa" w:w="1170"/>
+            <w:tcW w:type="dxa" w:w="1560"/>
           </w:tcPr>
           <w:p>
             <w:r/>
@@ -986,7 +768,7 @@
         </w:tc>
         <w:tc>
           <w:tcPr>
-            <w:tcW w:type="dxa" w:w="1170"/>
+            <w:tcW w:type="dxa" w:w="1560"/>
           </w:tcPr>
           <w:p>
             <w:r/>
@@ -1002,7 +784,7 @@
         </w:tc>
         <w:tc>
           <w:tcPr>
-            <w:tcW w:type="dxa" w:w="1170"/>
+            <w:tcW w:type="dxa" w:w="1560"/>
           </w:tcPr>
           <w:p>
             <w:r/>
@@ -1018,7 +800,7 @@
         </w:tc>
         <w:tc>
           <w:tcPr>
-            <w:tcW w:type="dxa" w:w="1170"/>
+            <w:tcW w:type="dxa" w:w="1560"/>
           </w:tcPr>
           <w:p>
             <w:r/>
@@ -1029,38 +811,6 @@
                 <w:u w:val="single"/>
               </w:rPr>
               <w:t>0.1037</w:t>
-            </w:r>
-          </w:p>
-        </w:tc>
-        <w:tc>
-          <w:tcPr>
-            <w:tcW w:type="dxa" w:w="1170"/>
-          </w:tcPr>
-          <w:p>
-            <w:r/>
-            <w:r>
-              <w:rPr>
-                <w:b w:val="0"/>
-                <w:i w:val="0"/>
-                <w:u w:val="none"/>
-              </w:rPr>
-              <w:t>86.94%</w:t>
-            </w:r>
-          </w:p>
-        </w:tc>
-        <w:tc>
-          <w:tcPr>
-            <w:tcW w:type="dxa" w:w="1170"/>
-          </w:tcPr>
-          <w:p>
-            <w:r/>
-            <w:r>
-              <w:rPr>
-                <w:b w:val="0"/>
-                <w:i w:val="0"/>
-                <w:u w:val="none"/>
-              </w:rPr>
-              <w:t>0.1035</w:t>
             </w:r>
           </w:p>
         </w:tc>
@@ -1068,7 +818,7 @@
       <w:tr>
         <w:tc>
           <w:tcPr>
-            <w:tcW w:type="dxa" w:w="1170"/>
+            <w:tcW w:type="dxa" w:w="1560"/>
           </w:tcPr>
           <w:p>
             <w:r/>
@@ -1084,7 +834,7 @@
         </w:tc>
         <w:tc>
           <w:tcPr>
-            <w:tcW w:type="dxa" w:w="1170"/>
+            <w:tcW w:type="dxa" w:w="1560"/>
           </w:tcPr>
           <w:p>
             <w:r/>
@@ -1100,7 +850,7 @@
         </w:tc>
         <w:tc>
           <w:tcPr>
-            <w:tcW w:type="dxa" w:w="1170"/>
+            <w:tcW w:type="dxa" w:w="1560"/>
           </w:tcPr>
           <w:p>
             <w:r/>
@@ -1116,7 +866,7 @@
         </w:tc>
         <w:tc>
           <w:tcPr>
-            <w:tcW w:type="dxa" w:w="1170"/>
+            <w:tcW w:type="dxa" w:w="1560"/>
           </w:tcPr>
           <w:p>
             <w:r/>
@@ -1132,7 +882,7 @@
         </w:tc>
         <w:tc>
           <w:tcPr>
-            <w:tcW w:type="dxa" w:w="1170"/>
+            <w:tcW w:type="dxa" w:w="1560"/>
           </w:tcPr>
           <w:p>
             <w:r/>
@@ -1148,7 +898,7 @@
         </w:tc>
         <w:tc>
           <w:tcPr>
-            <w:tcW w:type="dxa" w:w="1170"/>
+            <w:tcW w:type="dxa" w:w="1560"/>
           </w:tcPr>
           <w:p>
             <w:r/>
@@ -1159,38 +909,6 @@
                 <w:u w:val="none"/>
               </w:rPr>
               <w:t>0.1040</w:t>
-            </w:r>
-          </w:p>
-        </w:tc>
-        <w:tc>
-          <w:tcPr>
-            <w:tcW w:type="dxa" w:w="1170"/>
-          </w:tcPr>
-          <w:p>
-            <w:r/>
-            <w:r>
-              <w:rPr>
-                <w:b w:val="0"/>
-                <w:i w:val="0"/>
-                <w:u w:val="none"/>
-              </w:rPr>
-              <w:t>86.89%</w:t>
-            </w:r>
-          </w:p>
-        </w:tc>
-        <w:tc>
-          <w:tcPr>
-            <w:tcW w:type="dxa" w:w="1170"/>
-          </w:tcPr>
-          <w:p>
-            <w:r/>
-            <w:r>
-              <w:rPr>
-                <w:b/>
-                <w:i w:val="0"/>
-                <w:u w:val="single"/>
-              </w:rPr>
-              <w:t>0.1241</w:t>
             </w:r>
           </w:p>
         </w:tc>
@@ -1198,7 +916,7 @@
       <w:tr>
         <w:tc>
           <w:tcPr>
-            <w:tcW w:type="dxa" w:w="1170"/>
+            <w:tcW w:type="dxa" w:w="1560"/>
           </w:tcPr>
           <w:p>
             <w:r/>
@@ -1214,7 +932,7 @@
         </w:tc>
         <w:tc>
           <w:tcPr>
-            <w:tcW w:type="dxa" w:w="1170"/>
+            <w:tcW w:type="dxa" w:w="1560"/>
           </w:tcPr>
           <w:p>
             <w:r/>
@@ -1230,7 +948,7 @@
         </w:tc>
         <w:tc>
           <w:tcPr>
-            <w:tcW w:type="dxa" w:w="1170"/>
+            <w:tcW w:type="dxa" w:w="1560"/>
           </w:tcPr>
           <w:p>
             <w:r/>
@@ -1246,7 +964,7 @@
         </w:tc>
         <w:tc>
           <w:tcPr>
-            <w:tcW w:type="dxa" w:w="1170"/>
+            <w:tcW w:type="dxa" w:w="1560"/>
           </w:tcPr>
           <w:p>
             <w:r/>
@@ -1262,7 +980,7 @@
         </w:tc>
         <w:tc>
           <w:tcPr>
-            <w:tcW w:type="dxa" w:w="1170"/>
+            <w:tcW w:type="dxa" w:w="1560"/>
           </w:tcPr>
           <w:p>
             <w:r/>
@@ -1278,7 +996,7 @@
         </w:tc>
         <w:tc>
           <w:tcPr>
-            <w:tcW w:type="dxa" w:w="1170"/>
+            <w:tcW w:type="dxa" w:w="1560"/>
           </w:tcPr>
           <w:p>
             <w:r/>
@@ -1289,38 +1007,6 @@
                 <w:u w:val="single"/>
               </w:rPr>
               <w:t>0.1037</w:t>
-            </w:r>
-          </w:p>
-        </w:tc>
-        <w:tc>
-          <w:tcPr>
-            <w:tcW w:type="dxa" w:w="1170"/>
-          </w:tcPr>
-          <w:p>
-            <w:r/>
-            <w:r>
-              <w:rPr>
-                <w:b/>
-                <w:i w:val="0"/>
-                <w:u w:val="single"/>
-              </w:rPr>
-              <w:t>87.01%</w:t>
-            </w:r>
-          </w:p>
-        </w:tc>
-        <w:tc>
-          <w:tcPr>
-            <w:tcW w:type="dxa" w:w="1170"/>
-          </w:tcPr>
-          <w:p>
-            <w:r/>
-            <w:r>
-              <w:rPr>
-                <w:b w:val="0"/>
-                <w:i w:val="0"/>
-                <w:u w:val="none"/>
-              </w:rPr>
-              <w:t>0.0897</w:t>
             </w:r>
           </w:p>
         </w:tc>
@@ -1371,7 +1057,7 @@
           <w:i w:val="0"/>
           <w:u w:val="none"/>
         </w:rPr>
-        <w:t xml:space="preserve">, la </w:t>
+        <w:t xml:space="preserve"> y la </w:t>
       </w:r>
       <w:r>
         <w:rPr>
@@ -1387,23 +1073,7 @@
           <w:i w:val="0"/>
           <w:u w:val="none"/>
         </w:rPr>
-        <w:t xml:space="preserve"> y el </w:t>
-      </w:r>
-      <w:r>
-        <w:rPr>
-          <w:b/>
-          <w:i w:val="0"/>
-          <w:u w:val="none"/>
-        </w:rPr>
-        <w:t>mejor F1-Score (&lt;u&gt;0.1241&lt;/u&gt;)</w:t>
-      </w:r>
-      <w:r>
-        <w:rPr>
-          <w:b w:val="0"/>
-          <w:i w:val="0"/>
-          <w:u w:val="none"/>
-        </w:rPr>
-        <w:t>. Demuestra la mejor capacidad global de discriminación y ordenamiento en el extremo superior de la lista.</w:t>
+        <w:t>. Demuestra la mejor capacidad global de discriminación y ordenamiento en el extremo superior de la lista diaria.</w:t>
       </w:r>
     </w:p>
     <w:p>
@@ -1517,7 +1187,7 @@
           <w:i w:val="0"/>
           <w:u w:val="none"/>
         </w:rPr>
-        <w:t xml:space="preserve"> Maximiza la exactitud global nominal (</w:t>
+        <w:t xml:space="preserve"> Empata en el </w:t>
       </w:r>
       <w:r>
         <w:rPr>
@@ -1525,7 +1195,7 @@
           <w:i w:val="0"/>
           <w:u w:val="none"/>
         </w:rPr>
-        <w:t>&lt;u&gt;87.01%&lt;/u&gt;</w:t>
+        <w:t>mejor Brier Score (&lt;u&gt;0.1037&lt;/u&gt;)</w:t>
       </w:r>
       <w:r>
         <w:rPr>
@@ -1533,7 +1203,7 @@
           <w:i w:val="0"/>
           <w:u w:val="none"/>
         </w:rPr>
-        <w:t>), pero exhibe la menor precisión en el Top 100 (61.00%) y la mayor brecha de sobreajuste entre entrenamiento y validación (</w:t>
+        <w:t>, pero exhibe la menor precisión en el Top 100 (61.00%) y la mayor brecha de sobreajuste entre entrenamiento y validación (</w:t>
       </w:r>
       <w:r>
         <w:rPr>
@@ -1582,19 +1252,17 @@
         <w:tblLook w:firstColumn="1" w:firstRow="1" w:lastColumn="0" w:lastRow="0" w:noHBand="0" w:noVBand="1" w:val="04A0"/>
       </w:tblPr>
       <w:tblGrid>
-        <w:gridCol w:w="1170"/>
-        <w:gridCol w:w="1170"/>
-        <w:gridCol w:w="1170"/>
-        <w:gridCol w:w="1170"/>
-        <w:gridCol w:w="1170"/>
-        <w:gridCol w:w="1170"/>
-        <w:gridCol w:w="1170"/>
-        <w:gridCol w:w="1170"/>
+        <w:gridCol w:w="1560"/>
+        <w:gridCol w:w="1560"/>
+        <w:gridCol w:w="1560"/>
+        <w:gridCol w:w="1560"/>
+        <w:gridCol w:w="1560"/>
+        <w:gridCol w:w="1560"/>
       </w:tblGrid>
       <w:tr>
         <w:tc>
           <w:tcPr>
-            <w:tcW w:type="dxa" w:w="1170"/>
+            <w:tcW w:type="dxa" w:w="1560"/>
             <w:shd w:val="clear" w:color="auto" w:fill="EAECEE"/>
           </w:tcPr>
           <w:p>
@@ -1611,7 +1279,7 @@
         </w:tc>
         <w:tc>
           <w:tcPr>
-            <w:tcW w:type="dxa" w:w="1170"/>
+            <w:tcW w:type="dxa" w:w="1560"/>
             <w:shd w:val="clear" w:color="auto" w:fill="EAECEE"/>
           </w:tcPr>
           <w:p>
@@ -1628,7 +1296,7 @@
         </w:tc>
         <w:tc>
           <w:tcPr>
-            <w:tcW w:type="dxa" w:w="1170"/>
+            <w:tcW w:type="dxa" w:w="1560"/>
             <w:shd w:val="clear" w:color="auto" w:fill="EAECEE"/>
           </w:tcPr>
           <w:p>
@@ -1645,7 +1313,7 @@
         </w:tc>
         <w:tc>
           <w:tcPr>
-            <w:tcW w:type="dxa" w:w="1170"/>
+            <w:tcW w:type="dxa" w:w="1560"/>
             <w:shd w:val="clear" w:color="auto" w:fill="EAECEE"/>
           </w:tcPr>
           <w:p>
@@ -1662,7 +1330,7 @@
         </w:tc>
         <w:tc>
           <w:tcPr>
-            <w:tcW w:type="dxa" w:w="1170"/>
+            <w:tcW w:type="dxa" w:w="1560"/>
             <w:shd w:val="clear" w:color="auto" w:fill="EAECEE"/>
           </w:tcPr>
           <w:p>
@@ -1679,7 +1347,7 @@
         </w:tc>
         <w:tc>
           <w:tcPr>
-            <w:tcW w:type="dxa" w:w="1170"/>
+            <w:tcW w:type="dxa" w:w="1560"/>
             <w:shd w:val="clear" w:color="auto" w:fill="EAECEE"/>
           </w:tcPr>
           <w:p>
@@ -1691,40 +1359,6 @@
                 <w:u w:val="none"/>
               </w:rPr>
               <w:t>Brier Score</w:t>
-            </w:r>
-          </w:p>
-        </w:tc>
-        <w:tc>
-          <w:tcPr>
-            <w:tcW w:type="dxa" w:w="1170"/>
-            <w:shd w:val="clear" w:color="auto" w:fill="EAECEE"/>
-          </w:tcPr>
-          <w:p>
-            <w:r/>
-            <w:r>
-              <w:rPr>
-                <w:b/>
-                <w:i w:val="0"/>
-                <w:u w:val="none"/>
-              </w:rPr>
-              <w:t>Accuracy (0.5)</w:t>
-            </w:r>
-          </w:p>
-        </w:tc>
-        <w:tc>
-          <w:tcPr>
-            <w:tcW w:type="dxa" w:w="1170"/>
-            <w:shd w:val="clear" w:color="auto" w:fill="EAECEE"/>
-          </w:tcPr>
-          <w:p>
-            <w:r/>
-            <w:r>
-              <w:rPr>
-                <w:b/>
-                <w:i w:val="0"/>
-                <w:u w:val="none"/>
-              </w:rPr>
-              <w:t>F1-Score (0.5)</w:t>
             </w:r>
           </w:p>
         </w:tc>
@@ -1732,7 +1366,7 @@
       <w:tr>
         <w:tc>
           <w:tcPr>
-            <w:tcW w:type="dxa" w:w="1170"/>
+            <w:tcW w:type="dxa" w:w="1560"/>
           </w:tcPr>
           <w:p>
             <w:r/>
@@ -1748,7 +1382,7 @@
         </w:tc>
         <w:tc>
           <w:tcPr>
-            <w:tcW w:type="dxa" w:w="1170"/>
+            <w:tcW w:type="dxa" w:w="1560"/>
           </w:tcPr>
           <w:p>
             <w:r/>
@@ -1764,7 +1398,7 @@
         </w:tc>
         <w:tc>
           <w:tcPr>
-            <w:tcW w:type="dxa" w:w="1170"/>
+            <w:tcW w:type="dxa" w:w="1560"/>
           </w:tcPr>
           <w:p>
             <w:r/>
@@ -1780,7 +1414,7 @@
         </w:tc>
         <w:tc>
           <w:tcPr>
-            <w:tcW w:type="dxa" w:w="1170"/>
+            <w:tcW w:type="dxa" w:w="1560"/>
           </w:tcPr>
           <w:p>
             <w:r/>
@@ -1796,7 +1430,7 @@
         </w:tc>
         <w:tc>
           <w:tcPr>
-            <w:tcW w:type="dxa" w:w="1170"/>
+            <w:tcW w:type="dxa" w:w="1560"/>
           </w:tcPr>
           <w:p>
             <w:r/>
@@ -1812,7 +1446,7 @@
         </w:tc>
         <w:tc>
           <w:tcPr>
-            <w:tcW w:type="dxa" w:w="1170"/>
+            <w:tcW w:type="dxa" w:w="1560"/>
           </w:tcPr>
           <w:p>
             <w:r/>
@@ -1823,38 +1457,6 @@
                 <w:u w:val="none"/>
               </w:rPr>
               <w:t>0.1039</w:t>
-            </w:r>
-          </w:p>
-        </w:tc>
-        <w:tc>
-          <w:tcPr>
-            <w:tcW w:type="dxa" w:w="1170"/>
-          </w:tcPr>
-          <w:p>
-            <w:r/>
-            <w:r>
-              <w:rPr>
-                <w:b w:val="0"/>
-                <w:i w:val="0"/>
-                <w:u w:val="none"/>
-              </w:rPr>
-              <w:t>86.88%</w:t>
-            </w:r>
-          </w:p>
-        </w:tc>
-        <w:tc>
-          <w:tcPr>
-            <w:tcW w:type="dxa" w:w="1170"/>
-          </w:tcPr>
-          <w:p>
-            <w:r/>
-            <w:r>
-              <w:rPr>
-                <w:b w:val="0"/>
-                <w:i w:val="0"/>
-                <w:u w:val="none"/>
-              </w:rPr>
-              <w:t>0.1184</w:t>
             </w:r>
           </w:p>
         </w:tc>
@@ -1862,7 +1464,7 @@
       <w:tr>
         <w:tc>
           <w:tcPr>
-            <w:tcW w:type="dxa" w:w="1170"/>
+            <w:tcW w:type="dxa" w:w="1560"/>
           </w:tcPr>
           <w:p>
             <w:r/>
@@ -1878,7 +1480,7 @@
         </w:tc>
         <w:tc>
           <w:tcPr>
-            <w:tcW w:type="dxa" w:w="1170"/>
+            <w:tcW w:type="dxa" w:w="1560"/>
           </w:tcPr>
           <w:p>
             <w:r/>
@@ -1894,7 +1496,7 @@
         </w:tc>
         <w:tc>
           <w:tcPr>
-            <w:tcW w:type="dxa" w:w="1170"/>
+            <w:tcW w:type="dxa" w:w="1560"/>
           </w:tcPr>
           <w:p>
             <w:r/>
@@ -1910,7 +1512,7 @@
         </w:tc>
         <w:tc>
           <w:tcPr>
-            <w:tcW w:type="dxa" w:w="1170"/>
+            <w:tcW w:type="dxa" w:w="1560"/>
           </w:tcPr>
           <w:p>
             <w:r/>
@@ -1926,7 +1528,7 @@
         </w:tc>
         <w:tc>
           <w:tcPr>
-            <w:tcW w:type="dxa" w:w="1170"/>
+            <w:tcW w:type="dxa" w:w="1560"/>
           </w:tcPr>
           <w:p>
             <w:r/>
@@ -1942,7 +1544,7 @@
         </w:tc>
         <w:tc>
           <w:tcPr>
-            <w:tcW w:type="dxa" w:w="1170"/>
+            <w:tcW w:type="dxa" w:w="1560"/>
           </w:tcPr>
           <w:p>
             <w:r/>
@@ -1953,38 +1555,6 @@
                 <w:u w:val="none"/>
               </w:rPr>
               <w:t>0.1076</w:t>
-            </w:r>
-          </w:p>
-        </w:tc>
-        <w:tc>
-          <w:tcPr>
-            <w:tcW w:type="dxa" w:w="1170"/>
-          </w:tcPr>
-          <w:p>
-            <w:r/>
-            <w:r>
-              <w:rPr>
-                <w:b w:val="0"/>
-                <w:i w:val="0"/>
-                <w:u w:val="none"/>
-              </w:rPr>
-              <w:t>86.42%</w:t>
-            </w:r>
-          </w:p>
-        </w:tc>
-        <w:tc>
-          <w:tcPr>
-            <w:tcW w:type="dxa" w:w="1170"/>
-          </w:tcPr>
-          <w:p>
-            <w:r/>
-            <w:r>
-              <w:rPr>
-                <w:b w:val="0"/>
-                <w:i w:val="0"/>
-                <w:u w:val="none"/>
-              </w:rPr>
-              <w:t>0.1153</w:t>
             </w:r>
           </w:p>
         </w:tc>
@@ -1992,7 +1562,7 @@
       <w:tr>
         <w:tc>
           <w:tcPr>
-            <w:tcW w:type="dxa" w:w="1170"/>
+            <w:tcW w:type="dxa" w:w="1560"/>
           </w:tcPr>
           <w:p>
             <w:r/>
@@ -2008,7 +1578,7 @@
         </w:tc>
         <w:tc>
           <w:tcPr>
-            <w:tcW w:type="dxa" w:w="1170"/>
+            <w:tcW w:type="dxa" w:w="1560"/>
           </w:tcPr>
           <w:p>
             <w:r/>
@@ -2024,7 +1594,7 @@
         </w:tc>
         <w:tc>
           <w:tcPr>
-            <w:tcW w:type="dxa" w:w="1170"/>
+            <w:tcW w:type="dxa" w:w="1560"/>
           </w:tcPr>
           <w:p>
             <w:r/>
@@ -2040,7 +1610,7 @@
         </w:tc>
         <w:tc>
           <w:tcPr>
-            <w:tcW w:type="dxa" w:w="1170"/>
+            <w:tcW w:type="dxa" w:w="1560"/>
           </w:tcPr>
           <w:p>
             <w:r/>
@@ -2056,7 +1626,7 @@
         </w:tc>
         <w:tc>
           <w:tcPr>
-            <w:tcW w:type="dxa" w:w="1170"/>
+            <w:tcW w:type="dxa" w:w="1560"/>
           </w:tcPr>
           <w:p>
             <w:r/>
@@ -2072,7 +1642,7 @@
         </w:tc>
         <w:tc>
           <w:tcPr>
-            <w:tcW w:type="dxa" w:w="1170"/>
+            <w:tcW w:type="dxa" w:w="1560"/>
           </w:tcPr>
           <w:p>
             <w:r/>
@@ -2083,38 +1653,6 @@
                 <w:u w:val="single"/>
               </w:rPr>
               <w:t>0.1037</w:t>
-            </w:r>
-          </w:p>
-        </w:tc>
-        <w:tc>
-          <w:tcPr>
-            <w:tcW w:type="dxa" w:w="1170"/>
-          </w:tcPr>
-          <w:p>
-            <w:r/>
-            <w:r>
-              <w:rPr>
-                <w:b w:val="0"/>
-                <w:i w:val="0"/>
-                <w:u w:val="none"/>
-              </w:rPr>
-              <w:t>86.94%</w:t>
-            </w:r>
-          </w:p>
-        </w:tc>
-        <w:tc>
-          <w:tcPr>
-            <w:tcW w:type="dxa" w:w="1170"/>
-          </w:tcPr>
-          <w:p>
-            <w:r/>
-            <w:r>
-              <w:rPr>
-                <w:b w:val="0"/>
-                <w:i w:val="0"/>
-                <w:u w:val="none"/>
-              </w:rPr>
-              <w:t>0.1035</w:t>
             </w:r>
           </w:p>
         </w:tc>
@@ -2122,7 +1660,7 @@
       <w:tr>
         <w:tc>
           <w:tcPr>
-            <w:tcW w:type="dxa" w:w="1170"/>
+            <w:tcW w:type="dxa" w:w="1560"/>
           </w:tcPr>
           <w:p>
             <w:r/>
@@ -2138,7 +1676,7 @@
         </w:tc>
         <w:tc>
           <w:tcPr>
-            <w:tcW w:type="dxa" w:w="1170"/>
+            <w:tcW w:type="dxa" w:w="1560"/>
           </w:tcPr>
           <w:p>
             <w:r/>
@@ -2154,7 +1692,7 @@
         </w:tc>
         <w:tc>
           <w:tcPr>
-            <w:tcW w:type="dxa" w:w="1170"/>
+            <w:tcW w:type="dxa" w:w="1560"/>
           </w:tcPr>
           <w:p>
             <w:r/>
@@ -2170,7 +1708,7 @@
         </w:tc>
         <w:tc>
           <w:tcPr>
-            <w:tcW w:type="dxa" w:w="1170"/>
+            <w:tcW w:type="dxa" w:w="1560"/>
           </w:tcPr>
           <w:p>
             <w:r/>
@@ -2186,7 +1724,7 @@
         </w:tc>
         <w:tc>
           <w:tcPr>
-            <w:tcW w:type="dxa" w:w="1170"/>
+            <w:tcW w:type="dxa" w:w="1560"/>
           </w:tcPr>
           <w:p>
             <w:r/>
@@ -2202,7 +1740,7 @@
         </w:tc>
         <w:tc>
           <w:tcPr>
-            <w:tcW w:type="dxa" w:w="1170"/>
+            <w:tcW w:type="dxa" w:w="1560"/>
           </w:tcPr>
           <w:p>
             <w:r/>
@@ -2213,38 +1751,6 @@
                 <w:u w:val="none"/>
               </w:rPr>
               <w:t>0.1070</w:t>
-            </w:r>
-          </w:p>
-        </w:tc>
-        <w:tc>
-          <w:tcPr>
-            <w:tcW w:type="dxa" w:w="1170"/>
-          </w:tcPr>
-          <w:p>
-            <w:r/>
-            <w:r>
-              <w:rPr>
-                <w:b w:val="0"/>
-                <w:i w:val="0"/>
-                <w:u w:val="none"/>
-              </w:rPr>
-              <w:t>86.57%</w:t>
-            </w:r>
-          </w:p>
-        </w:tc>
-        <w:tc>
-          <w:tcPr>
-            <w:tcW w:type="dxa" w:w="1170"/>
-          </w:tcPr>
-          <w:p>
-            <w:r/>
-            <w:r>
-              <w:rPr>
-                <w:b/>
-                <w:i w:val="0"/>
-                <w:u w:val="single"/>
-              </w:rPr>
-              <w:t>0.1281</w:t>
             </w:r>
           </w:p>
         </w:tc>
@@ -2252,7 +1758,7 @@
       <w:tr>
         <w:tc>
           <w:tcPr>
-            <w:tcW w:type="dxa" w:w="1170"/>
+            <w:tcW w:type="dxa" w:w="1560"/>
           </w:tcPr>
           <w:p>
             <w:r/>
@@ -2268,7 +1774,7 @@
         </w:tc>
         <w:tc>
           <w:tcPr>
-            <w:tcW w:type="dxa" w:w="1170"/>
+            <w:tcW w:type="dxa" w:w="1560"/>
           </w:tcPr>
           <w:p>
             <w:r/>
@@ -2284,7 +1790,7 @@
         </w:tc>
         <w:tc>
           <w:tcPr>
-            <w:tcW w:type="dxa" w:w="1170"/>
+            <w:tcW w:type="dxa" w:w="1560"/>
           </w:tcPr>
           <w:p>
             <w:r/>
@@ -2300,7 +1806,7 @@
         </w:tc>
         <w:tc>
           <w:tcPr>
-            <w:tcW w:type="dxa" w:w="1170"/>
+            <w:tcW w:type="dxa" w:w="1560"/>
           </w:tcPr>
           <w:p>
             <w:r/>
@@ -2316,7 +1822,7 @@
         </w:tc>
         <w:tc>
           <w:tcPr>
-            <w:tcW w:type="dxa" w:w="1170"/>
+            <w:tcW w:type="dxa" w:w="1560"/>
           </w:tcPr>
           <w:p>
             <w:r/>
@@ -2332,7 +1838,7 @@
         </w:tc>
         <w:tc>
           <w:tcPr>
-            <w:tcW w:type="dxa" w:w="1170"/>
+            <w:tcW w:type="dxa" w:w="1560"/>
           </w:tcPr>
           <w:p>
             <w:r/>
@@ -2343,38 +1849,6 @@
                 <w:u w:val="none"/>
               </w:rPr>
               <w:t>0.1040</w:t>
-            </w:r>
-          </w:p>
-        </w:tc>
-        <w:tc>
-          <w:tcPr>
-            <w:tcW w:type="dxa" w:w="1170"/>
-          </w:tcPr>
-          <w:p>
-            <w:r/>
-            <w:r>
-              <w:rPr>
-                <w:b w:val="0"/>
-                <w:i w:val="0"/>
-                <w:u w:val="none"/>
-              </w:rPr>
-              <w:t>86.89%</w:t>
-            </w:r>
-          </w:p>
-        </w:tc>
-        <w:tc>
-          <w:tcPr>
-            <w:tcW w:type="dxa" w:w="1170"/>
-          </w:tcPr>
-          <w:p>
-            <w:r/>
-            <w:r>
-              <w:rPr>
-                <w:b w:val="0"/>
-                <w:i w:val="0"/>
-                <w:u w:val="none"/>
-              </w:rPr>
-              <w:t>0.1241</w:t>
             </w:r>
           </w:p>
         </w:tc>
@@ -2382,7 +1856,7 @@
       <w:tr>
         <w:tc>
           <w:tcPr>
-            <w:tcW w:type="dxa" w:w="1170"/>
+            <w:tcW w:type="dxa" w:w="1560"/>
           </w:tcPr>
           <w:p>
             <w:r/>
@@ -2398,7 +1872,7 @@
         </w:tc>
         <w:tc>
           <w:tcPr>
-            <w:tcW w:type="dxa" w:w="1170"/>
+            <w:tcW w:type="dxa" w:w="1560"/>
           </w:tcPr>
           <w:p>
             <w:r/>
@@ -2414,7 +1888,7 @@
         </w:tc>
         <w:tc>
           <w:tcPr>
-            <w:tcW w:type="dxa" w:w="1170"/>
+            <w:tcW w:type="dxa" w:w="1560"/>
           </w:tcPr>
           <w:p>
             <w:r/>
@@ -2430,7 +1904,7 @@
         </w:tc>
         <w:tc>
           <w:tcPr>
-            <w:tcW w:type="dxa" w:w="1170"/>
+            <w:tcW w:type="dxa" w:w="1560"/>
           </w:tcPr>
           <w:p>
             <w:r/>
@@ -2446,7 +1920,7 @@
         </w:tc>
         <w:tc>
           <w:tcPr>
-            <w:tcW w:type="dxa" w:w="1170"/>
+            <w:tcW w:type="dxa" w:w="1560"/>
           </w:tcPr>
           <w:p>
             <w:r/>
@@ -2462,7 +1936,7 @@
         </w:tc>
         <w:tc>
           <w:tcPr>
-            <w:tcW w:type="dxa" w:w="1170"/>
+            <w:tcW w:type="dxa" w:w="1560"/>
           </w:tcPr>
           <w:p>
             <w:r/>
@@ -2473,38 +1947,6 @@
                 <w:u w:val="none"/>
               </w:rPr>
               <w:t>0.1076</w:t>
-            </w:r>
-          </w:p>
-        </w:tc>
-        <w:tc>
-          <w:tcPr>
-            <w:tcW w:type="dxa" w:w="1170"/>
-          </w:tcPr>
-          <w:p>
-            <w:r/>
-            <w:r>
-              <w:rPr>
-                <w:b w:val="0"/>
-                <w:i w:val="0"/>
-                <w:u w:val="none"/>
-              </w:rPr>
-              <w:t>86.50%</w:t>
-            </w:r>
-          </w:p>
-        </w:tc>
-        <w:tc>
-          <w:tcPr>
-            <w:tcW w:type="dxa" w:w="1170"/>
-          </w:tcPr>
-          <w:p>
-            <w:r/>
-            <w:r>
-              <w:rPr>
-                <w:b w:val="0"/>
-                <w:i w:val="0"/>
-                <w:u w:val="none"/>
-              </w:rPr>
-              <w:t>0.1094</w:t>
             </w:r>
           </w:p>
         </w:tc>
@@ -2512,7 +1954,7 @@
       <w:tr>
         <w:tc>
           <w:tcPr>
-            <w:tcW w:type="dxa" w:w="1170"/>
+            <w:tcW w:type="dxa" w:w="1560"/>
           </w:tcPr>
           <w:p>
             <w:r/>
@@ -2528,7 +1970,7 @@
         </w:tc>
         <w:tc>
           <w:tcPr>
-            <w:tcW w:type="dxa" w:w="1170"/>
+            <w:tcW w:type="dxa" w:w="1560"/>
           </w:tcPr>
           <w:p>
             <w:r/>
@@ -2544,7 +1986,7 @@
         </w:tc>
         <w:tc>
           <w:tcPr>
-            <w:tcW w:type="dxa" w:w="1170"/>
+            <w:tcW w:type="dxa" w:w="1560"/>
           </w:tcPr>
           <w:p>
             <w:r/>
@@ -2560,7 +2002,7 @@
         </w:tc>
         <w:tc>
           <w:tcPr>
-            <w:tcW w:type="dxa" w:w="1170"/>
+            <w:tcW w:type="dxa" w:w="1560"/>
           </w:tcPr>
           <w:p>
             <w:r/>
@@ -2576,7 +2018,7 @@
         </w:tc>
         <w:tc>
           <w:tcPr>
-            <w:tcW w:type="dxa" w:w="1170"/>
+            <w:tcW w:type="dxa" w:w="1560"/>
           </w:tcPr>
           <w:p>
             <w:r/>
@@ -2592,7 +2034,7 @@
         </w:tc>
         <w:tc>
           <w:tcPr>
-            <w:tcW w:type="dxa" w:w="1170"/>
+            <w:tcW w:type="dxa" w:w="1560"/>
           </w:tcPr>
           <w:p>
             <w:r/>
@@ -2603,38 +2045,6 @@
                 <w:u w:val="single"/>
               </w:rPr>
               <w:t>0.1037</w:t>
-            </w:r>
-          </w:p>
-        </w:tc>
-        <w:tc>
-          <w:tcPr>
-            <w:tcW w:type="dxa" w:w="1170"/>
-          </w:tcPr>
-          <w:p>
-            <w:r/>
-            <w:r>
-              <w:rPr>
-                <w:b/>
-                <w:i w:val="0"/>
-                <w:u w:val="single"/>
-              </w:rPr>
-              <w:t>87.01%</w:t>
-            </w:r>
-          </w:p>
-        </w:tc>
-        <w:tc>
-          <w:tcPr>
-            <w:tcW w:type="dxa" w:w="1170"/>
-          </w:tcPr>
-          <w:p>
-            <w:r/>
-            <w:r>
-              <w:rPr>
-                <w:b w:val="0"/>
-                <w:i w:val="0"/>
-                <w:u w:val="none"/>
-              </w:rPr>
-              <w:t>0.0897</w:t>
             </w:r>
           </w:p>
         </w:tc>
@@ -2642,7 +2052,7 @@
       <w:tr>
         <w:tc>
           <w:tcPr>
-            <w:tcW w:type="dxa" w:w="1170"/>
+            <w:tcW w:type="dxa" w:w="1560"/>
           </w:tcPr>
           <w:p>
             <w:r/>
@@ -2658,7 +2068,7 @@
         </w:tc>
         <w:tc>
           <w:tcPr>
-            <w:tcW w:type="dxa" w:w="1170"/>
+            <w:tcW w:type="dxa" w:w="1560"/>
           </w:tcPr>
           <w:p>
             <w:r/>
@@ -2674,7 +2084,7 @@
         </w:tc>
         <w:tc>
           <w:tcPr>
-            <w:tcW w:type="dxa" w:w="1170"/>
+            <w:tcW w:type="dxa" w:w="1560"/>
           </w:tcPr>
           <w:p>
             <w:r/>
@@ -2690,7 +2100,7 @@
         </w:tc>
         <w:tc>
           <w:tcPr>
-            <w:tcW w:type="dxa" w:w="1170"/>
+            <w:tcW w:type="dxa" w:w="1560"/>
           </w:tcPr>
           <w:p>
             <w:r/>
@@ -2706,7 +2116,7 @@
         </w:tc>
         <w:tc>
           <w:tcPr>
-            <w:tcW w:type="dxa" w:w="1170"/>
+            <w:tcW w:type="dxa" w:w="1560"/>
           </w:tcPr>
           <w:p>
             <w:r/>
@@ -2722,7 +2132,7 @@
         </w:tc>
         <w:tc>
           <w:tcPr>
-            <w:tcW w:type="dxa" w:w="1170"/>
+            <w:tcW w:type="dxa" w:w="1560"/>
           </w:tcPr>
           <w:p>
             <w:r/>
@@ -2733,38 +2143,6 @@
                 <w:u w:val="none"/>
               </w:rPr>
               <w:t>0.1059</w:t>
-            </w:r>
-          </w:p>
-        </w:tc>
-        <w:tc>
-          <w:tcPr>
-            <w:tcW w:type="dxa" w:w="1170"/>
-          </w:tcPr>
-          <w:p>
-            <w:r/>
-            <w:r>
-              <w:rPr>
-                <w:b w:val="0"/>
-                <w:i w:val="0"/>
-                <w:u w:val="none"/>
-              </w:rPr>
-              <w:t>86.74%</w:t>
-            </w:r>
-          </w:p>
-        </w:tc>
-        <w:tc>
-          <w:tcPr>
-            <w:tcW w:type="dxa" w:w="1170"/>
-          </w:tcPr>
-          <w:p>
-            <w:r/>
-            <w:r>
-              <w:rPr>
-                <w:b w:val="0"/>
-                <w:i w:val="0"/>
-                <w:u w:val="none"/>
-              </w:rPr>
-              <w:t>0.1042</w:t>
             </w:r>
           </w:p>
         </w:tc>
@@ -2855,51 +2233,11 @@
       </w:pPr>
       <w:r>
         <w:rPr>
-          <w:b/>
-          <w:i w:val="0"/>
-          <w:u w:val="none"/>
-        </w:rPr>
-        <w:t>LightGBM Calibrado</w:t>
-      </w:r>
-      <w:r>
-        <w:rPr>
           <w:b w:val="0"/>
           <w:i w:val="0"/>
           <w:u w:val="none"/>
         </w:rPr>
-        <w:t xml:space="preserve"> alcanza el mayor </w:t>
-      </w:r>
-      <w:r>
-        <w:rPr>
-          <w:b w:val="0"/>
-          <w:i w:val="0"/>
-          <w:u w:val="none"/>
-        </w:rPr>
-        <w:t>F_1</w:t>
-      </w:r>
-      <w:r>
-        <w:rPr>
-          <w:b w:val="0"/>
-          <w:i w:val="0"/>
-          <w:u w:val="none"/>
-        </w:rPr>
-        <w:t xml:space="preserve"> individual del conjunto (</w:t>
-      </w:r>
-      <w:r>
-        <w:rPr>
-          <w:b/>
-          <w:i w:val="0"/>
-          <w:u w:val="none"/>
-        </w:rPr>
-        <w:t>&lt;u&gt;0.1281&lt;/u&gt;</w:t>
-      </w:r>
-      <w:r>
-        <w:rPr>
-          <w:b w:val="0"/>
-          <w:i w:val="0"/>
-          <w:u w:val="none"/>
-        </w:rPr>
-        <w:t>).</w:t>
+        <w:t>Permite corregir el sesgo en el nivel medio de probabilidad producido por el balanceo artificial del conjunto de entrenamiento sin deteriorar el ordenamiento relativo.</w:t>
       </w:r>
     </w:p>
     <w:p>
@@ -3733,21 +3071,19 @@
         <w:tblLook w:firstColumn="1" w:firstRow="1" w:lastColumn="0" w:lastRow="0" w:noHBand="0" w:noVBand="1" w:val="04A0"/>
       </w:tblPr>
       <w:tblGrid>
-        <w:gridCol w:w="936"/>
-        <w:gridCol w:w="936"/>
-        <w:gridCol w:w="936"/>
-        <w:gridCol w:w="936"/>
-        <w:gridCol w:w="936"/>
-        <w:gridCol w:w="936"/>
-        <w:gridCol w:w="936"/>
-        <w:gridCol w:w="936"/>
-        <w:gridCol w:w="936"/>
-        <w:gridCol w:w="936"/>
+        <w:gridCol w:w="1170"/>
+        <w:gridCol w:w="1170"/>
+        <w:gridCol w:w="1170"/>
+        <w:gridCol w:w="1170"/>
+        <w:gridCol w:w="1170"/>
+        <w:gridCol w:w="1170"/>
+        <w:gridCol w:w="1170"/>
+        <w:gridCol w:w="1170"/>
       </w:tblGrid>
       <w:tr>
         <w:tc>
           <w:tcPr>
-            <w:tcW w:type="dxa" w:w="936"/>
+            <w:tcW w:type="dxa" w:w="1170"/>
             <w:shd w:val="clear" w:color="auto" w:fill="EAECEE"/>
           </w:tcPr>
           <w:p>
@@ -3764,7 +3100,7 @@
         </w:tc>
         <w:tc>
           <w:tcPr>
-            <w:tcW w:type="dxa" w:w="936"/>
+            <w:tcW w:type="dxa" w:w="1170"/>
             <w:shd w:val="clear" w:color="auto" w:fill="EAECEE"/>
           </w:tcPr>
           <w:p>
@@ -3781,7 +3117,7 @@
         </w:tc>
         <w:tc>
           <w:tcPr>
-            <w:tcW w:type="dxa" w:w="936"/>
+            <w:tcW w:type="dxa" w:w="1170"/>
             <w:shd w:val="clear" w:color="auto" w:fill="EAECEE"/>
           </w:tcPr>
           <w:p>
@@ -3798,7 +3134,7 @@
         </w:tc>
         <w:tc>
           <w:tcPr>
-            <w:tcW w:type="dxa" w:w="936"/>
+            <w:tcW w:type="dxa" w:w="1170"/>
             <w:shd w:val="clear" w:color="auto" w:fill="EAECEE"/>
           </w:tcPr>
           <w:p>
@@ -3815,7 +3151,7 @@
         </w:tc>
         <w:tc>
           <w:tcPr>
-            <w:tcW w:type="dxa" w:w="936"/>
+            <w:tcW w:type="dxa" w:w="1170"/>
             <w:shd w:val="clear" w:color="auto" w:fill="EAECEE"/>
           </w:tcPr>
           <w:p>
@@ -3832,7 +3168,7 @@
         </w:tc>
         <w:tc>
           <w:tcPr>
-            <w:tcW w:type="dxa" w:w="936"/>
+            <w:tcW w:type="dxa" w:w="1170"/>
             <w:shd w:val="clear" w:color="auto" w:fill="EAECEE"/>
           </w:tcPr>
           <w:p>
@@ -3849,7 +3185,7 @@
         </w:tc>
         <w:tc>
           <w:tcPr>
-            <w:tcW w:type="dxa" w:w="936"/>
+            <w:tcW w:type="dxa" w:w="1170"/>
             <w:shd w:val="clear" w:color="auto" w:fill="EAECEE"/>
           </w:tcPr>
           <w:p>
@@ -3866,41 +3202,7 @@
         </w:tc>
         <w:tc>
           <w:tcPr>
-            <w:tcW w:type="dxa" w:w="936"/>
-            <w:shd w:val="clear" w:color="auto" w:fill="EAECEE"/>
-          </w:tcPr>
-          <w:p>
-            <w:r/>
-            <w:r>
-              <w:rPr>
-                <w:b/>
-                <w:i w:val="0"/>
-                <w:u w:val="none"/>
-              </w:rPr>
-              <w:t>Accuracy (0.5)</w:t>
-            </w:r>
-          </w:p>
-        </w:tc>
-        <w:tc>
-          <w:tcPr>
-            <w:tcW w:type="dxa" w:w="936"/>
-            <w:shd w:val="clear" w:color="auto" w:fill="EAECEE"/>
-          </w:tcPr>
-          <w:p>
-            <w:r/>
-            <w:r>
-              <w:rPr>
-                <w:b/>
-                <w:i w:val="0"/>
-                <w:u w:val="none"/>
-              </w:rPr>
-              <w:t>F1-Score (0.5)</w:t>
-            </w:r>
-          </w:p>
-        </w:tc>
-        <w:tc>
-          <w:tcPr>
-            <w:tcW w:type="dxa" w:w="936"/>
+            <w:tcW w:type="dxa" w:w="1170"/>
             <w:shd w:val="clear" w:color="auto" w:fill="EAECEE"/>
           </w:tcPr>
           <w:p>
@@ -3919,7 +3221,7 @@
       <w:tr>
         <w:tc>
           <w:tcPr>
-            <w:tcW w:type="dxa" w:w="936"/>
+            <w:tcW w:type="dxa" w:w="1170"/>
           </w:tcPr>
           <w:p>
             <w:r/>
@@ -3935,7 +3237,7 @@
         </w:tc>
         <w:tc>
           <w:tcPr>
-            <w:tcW w:type="dxa" w:w="936"/>
+            <w:tcW w:type="dxa" w:w="1170"/>
           </w:tcPr>
           <w:p>
             <w:r/>
@@ -3951,7 +3253,7 @@
         </w:tc>
         <w:tc>
           <w:tcPr>
-            <w:tcW w:type="dxa" w:w="936"/>
+            <w:tcW w:type="dxa" w:w="1170"/>
           </w:tcPr>
           <w:p>
             <w:r/>
@@ -3967,7 +3269,7 @@
         </w:tc>
         <w:tc>
           <w:tcPr>
-            <w:tcW w:type="dxa" w:w="936"/>
+            <w:tcW w:type="dxa" w:w="1170"/>
           </w:tcPr>
           <w:p>
             <w:r/>
@@ -3983,7 +3285,7 @@
         </w:tc>
         <w:tc>
           <w:tcPr>
-            <w:tcW w:type="dxa" w:w="936"/>
+            <w:tcW w:type="dxa" w:w="1170"/>
           </w:tcPr>
           <w:p>
             <w:r/>
@@ -3999,7 +3301,7 @@
         </w:tc>
         <w:tc>
           <w:tcPr>
-            <w:tcW w:type="dxa" w:w="936"/>
+            <w:tcW w:type="dxa" w:w="1170"/>
           </w:tcPr>
           <w:p>
             <w:r/>
@@ -4015,7 +3317,7 @@
         </w:tc>
         <w:tc>
           <w:tcPr>
-            <w:tcW w:type="dxa" w:w="936"/>
+            <w:tcW w:type="dxa" w:w="1170"/>
           </w:tcPr>
           <w:p>
             <w:r/>
@@ -4031,39 +3333,7 @@
         </w:tc>
         <w:tc>
           <w:tcPr>
-            <w:tcW w:type="dxa" w:w="936"/>
-          </w:tcPr>
-          <w:p>
-            <w:r/>
-            <w:r>
-              <w:rPr>
-                <w:b w:val="0"/>
-                <w:i w:val="0"/>
-                <w:u w:val="none"/>
-              </w:rPr>
-              <w:t>86.88%</w:t>
-            </w:r>
-          </w:p>
-        </w:tc>
-        <w:tc>
-          <w:tcPr>
-            <w:tcW w:type="dxa" w:w="936"/>
-          </w:tcPr>
-          <w:p>
-            <w:r/>
-            <w:r>
-              <w:rPr>
-                <w:b w:val="0"/>
-                <w:i w:val="0"/>
-                <w:u w:val="none"/>
-              </w:rPr>
-              <w:t>0.1184</w:t>
-            </w:r>
-          </w:p>
-        </w:tc>
-        <w:tc>
-          <w:tcPr>
-            <w:tcW w:type="dxa" w:w="936"/>
+            <w:tcW w:type="dxa" w:w="1170"/>
           </w:tcPr>
           <w:p>
             <w:r/>
@@ -4081,7 +3351,7 @@
       <w:tr>
         <w:tc>
           <w:tcPr>
-            <w:tcW w:type="dxa" w:w="936"/>
+            <w:tcW w:type="dxa" w:w="1170"/>
           </w:tcPr>
           <w:p>
             <w:r/>
@@ -4097,7 +3367,7 @@
         </w:tc>
         <w:tc>
           <w:tcPr>
-            <w:tcW w:type="dxa" w:w="936"/>
+            <w:tcW w:type="dxa" w:w="1170"/>
           </w:tcPr>
           <w:p>
             <w:r/>
@@ -4113,7 +3383,7 @@
         </w:tc>
         <w:tc>
           <w:tcPr>
-            <w:tcW w:type="dxa" w:w="936"/>
+            <w:tcW w:type="dxa" w:w="1170"/>
           </w:tcPr>
           <w:p>
             <w:r/>
@@ -4129,7 +3399,7 @@
         </w:tc>
         <w:tc>
           <w:tcPr>
-            <w:tcW w:type="dxa" w:w="936"/>
+            <w:tcW w:type="dxa" w:w="1170"/>
           </w:tcPr>
           <w:p>
             <w:r/>
@@ -4145,7 +3415,7 @@
         </w:tc>
         <w:tc>
           <w:tcPr>
-            <w:tcW w:type="dxa" w:w="936"/>
+            <w:tcW w:type="dxa" w:w="1170"/>
           </w:tcPr>
           <w:p>
             <w:r/>
@@ -4161,7 +3431,7 @@
         </w:tc>
         <w:tc>
           <w:tcPr>
-            <w:tcW w:type="dxa" w:w="936"/>
+            <w:tcW w:type="dxa" w:w="1170"/>
           </w:tcPr>
           <w:p>
             <w:r/>
@@ -4177,7 +3447,7 @@
         </w:tc>
         <w:tc>
           <w:tcPr>
-            <w:tcW w:type="dxa" w:w="936"/>
+            <w:tcW w:type="dxa" w:w="1170"/>
           </w:tcPr>
           <w:p>
             <w:r/>
@@ -4193,39 +3463,7 @@
         </w:tc>
         <w:tc>
           <w:tcPr>
-            <w:tcW w:type="dxa" w:w="936"/>
-          </w:tcPr>
-          <w:p>
-            <w:r/>
-            <w:r>
-              <w:rPr>
-                <w:b w:val="0"/>
-                <w:i w:val="0"/>
-                <w:u w:val="none"/>
-              </w:rPr>
-              <w:t>86.42%</w:t>
-            </w:r>
-          </w:p>
-        </w:tc>
-        <w:tc>
-          <w:tcPr>
-            <w:tcW w:type="dxa" w:w="936"/>
-          </w:tcPr>
-          <w:p>
-            <w:r/>
-            <w:r>
-              <w:rPr>
-                <w:b w:val="0"/>
-                <w:i w:val="0"/>
-                <w:u w:val="none"/>
-              </w:rPr>
-              <w:t>0.1153</w:t>
-            </w:r>
-          </w:p>
-        </w:tc>
-        <w:tc>
-          <w:tcPr>
-            <w:tcW w:type="dxa" w:w="936"/>
+            <w:tcW w:type="dxa" w:w="1170"/>
           </w:tcPr>
           <w:p>
             <w:r/>
@@ -4243,7 +3481,7 @@
       <w:tr>
         <w:tc>
           <w:tcPr>
-            <w:tcW w:type="dxa" w:w="936"/>
+            <w:tcW w:type="dxa" w:w="1170"/>
           </w:tcPr>
           <w:p>
             <w:r/>
@@ -4259,7 +3497,7 @@
         </w:tc>
         <w:tc>
           <w:tcPr>
-            <w:tcW w:type="dxa" w:w="936"/>
+            <w:tcW w:type="dxa" w:w="1170"/>
           </w:tcPr>
           <w:p>
             <w:r/>
@@ -4275,7 +3513,7 @@
         </w:tc>
         <w:tc>
           <w:tcPr>
-            <w:tcW w:type="dxa" w:w="936"/>
+            <w:tcW w:type="dxa" w:w="1170"/>
           </w:tcPr>
           <w:p>
             <w:r/>
@@ -4291,7 +3529,7 @@
         </w:tc>
         <w:tc>
           <w:tcPr>
-            <w:tcW w:type="dxa" w:w="936"/>
+            <w:tcW w:type="dxa" w:w="1170"/>
           </w:tcPr>
           <w:p>
             <w:r/>
@@ -4307,7 +3545,7 @@
         </w:tc>
         <w:tc>
           <w:tcPr>
-            <w:tcW w:type="dxa" w:w="936"/>
+            <w:tcW w:type="dxa" w:w="1170"/>
           </w:tcPr>
           <w:p>
             <w:r/>
@@ -4323,7 +3561,7 @@
         </w:tc>
         <w:tc>
           <w:tcPr>
-            <w:tcW w:type="dxa" w:w="936"/>
+            <w:tcW w:type="dxa" w:w="1170"/>
           </w:tcPr>
           <w:p>
             <w:r/>
@@ -4339,7 +3577,7 @@
         </w:tc>
         <w:tc>
           <w:tcPr>
-            <w:tcW w:type="dxa" w:w="936"/>
+            <w:tcW w:type="dxa" w:w="1170"/>
           </w:tcPr>
           <w:p>
             <w:r/>
@@ -4355,39 +3593,7 @@
         </w:tc>
         <w:tc>
           <w:tcPr>
-            <w:tcW w:type="dxa" w:w="936"/>
-          </w:tcPr>
-          <w:p>
-            <w:r/>
-            <w:r>
-              <w:rPr>
-                <w:b w:val="0"/>
-                <w:i w:val="0"/>
-                <w:u w:val="none"/>
-              </w:rPr>
-              <w:t>86.94%</w:t>
-            </w:r>
-          </w:p>
-        </w:tc>
-        <w:tc>
-          <w:tcPr>
-            <w:tcW w:type="dxa" w:w="936"/>
-          </w:tcPr>
-          <w:p>
-            <w:r/>
-            <w:r>
-              <w:rPr>
-                <w:b w:val="0"/>
-                <w:i w:val="0"/>
-                <w:u w:val="none"/>
-              </w:rPr>
-              <w:t>0.1035</w:t>
-            </w:r>
-          </w:p>
-        </w:tc>
-        <w:tc>
-          <w:tcPr>
-            <w:tcW w:type="dxa" w:w="936"/>
+            <w:tcW w:type="dxa" w:w="1170"/>
           </w:tcPr>
           <w:p>
             <w:r/>
@@ -4405,7 +3611,7 @@
       <w:tr>
         <w:tc>
           <w:tcPr>
-            <w:tcW w:type="dxa" w:w="936"/>
+            <w:tcW w:type="dxa" w:w="1170"/>
           </w:tcPr>
           <w:p>
             <w:r/>
@@ -4421,7 +3627,7 @@
         </w:tc>
         <w:tc>
           <w:tcPr>
-            <w:tcW w:type="dxa" w:w="936"/>
+            <w:tcW w:type="dxa" w:w="1170"/>
           </w:tcPr>
           <w:p>
             <w:r/>
@@ -4437,7 +3643,7 @@
         </w:tc>
         <w:tc>
           <w:tcPr>
-            <w:tcW w:type="dxa" w:w="936"/>
+            <w:tcW w:type="dxa" w:w="1170"/>
           </w:tcPr>
           <w:p>
             <w:r/>
@@ -4453,7 +3659,7 @@
         </w:tc>
         <w:tc>
           <w:tcPr>
-            <w:tcW w:type="dxa" w:w="936"/>
+            <w:tcW w:type="dxa" w:w="1170"/>
           </w:tcPr>
           <w:p>
             <w:r/>
@@ -4469,7 +3675,7 @@
         </w:tc>
         <w:tc>
           <w:tcPr>
-            <w:tcW w:type="dxa" w:w="936"/>
+            <w:tcW w:type="dxa" w:w="1170"/>
           </w:tcPr>
           <w:p>
             <w:r/>
@@ -4485,7 +3691,7 @@
         </w:tc>
         <w:tc>
           <w:tcPr>
-            <w:tcW w:type="dxa" w:w="936"/>
+            <w:tcW w:type="dxa" w:w="1170"/>
           </w:tcPr>
           <w:p>
             <w:r/>
@@ -4501,7 +3707,7 @@
         </w:tc>
         <w:tc>
           <w:tcPr>
-            <w:tcW w:type="dxa" w:w="936"/>
+            <w:tcW w:type="dxa" w:w="1170"/>
           </w:tcPr>
           <w:p>
             <w:r/>
@@ -4517,39 +3723,7 @@
         </w:tc>
         <w:tc>
           <w:tcPr>
-            <w:tcW w:type="dxa" w:w="936"/>
-          </w:tcPr>
-          <w:p>
-            <w:r/>
-            <w:r>
-              <w:rPr>
-                <w:b w:val="0"/>
-                <w:i w:val="0"/>
-                <w:u w:val="none"/>
-              </w:rPr>
-              <w:t>86.57%</w:t>
-            </w:r>
-          </w:p>
-        </w:tc>
-        <w:tc>
-          <w:tcPr>
-            <w:tcW w:type="dxa" w:w="936"/>
-          </w:tcPr>
-          <w:p>
-            <w:r/>
-            <w:r>
-              <w:rPr>
-                <w:b w:val="0"/>
-                <w:i w:val="0"/>
-                <w:u w:val="none"/>
-              </w:rPr>
-              <w:t>0.1281</w:t>
-            </w:r>
-          </w:p>
-        </w:tc>
-        <w:tc>
-          <w:tcPr>
-            <w:tcW w:type="dxa" w:w="936"/>
+            <w:tcW w:type="dxa" w:w="1170"/>
           </w:tcPr>
           <w:p>
             <w:r/>
@@ -4567,7 +3741,7 @@
       <w:tr>
         <w:tc>
           <w:tcPr>
-            <w:tcW w:type="dxa" w:w="936"/>
+            <w:tcW w:type="dxa" w:w="1170"/>
           </w:tcPr>
           <w:p>
             <w:r/>
@@ -4583,7 +3757,7 @@
         </w:tc>
         <w:tc>
           <w:tcPr>
-            <w:tcW w:type="dxa" w:w="936"/>
+            <w:tcW w:type="dxa" w:w="1170"/>
           </w:tcPr>
           <w:p>
             <w:r/>
@@ -4599,7 +3773,7 @@
         </w:tc>
         <w:tc>
           <w:tcPr>
-            <w:tcW w:type="dxa" w:w="936"/>
+            <w:tcW w:type="dxa" w:w="1170"/>
           </w:tcPr>
           <w:p>
             <w:r/>
@@ -4615,7 +3789,7 @@
         </w:tc>
         <w:tc>
           <w:tcPr>
-            <w:tcW w:type="dxa" w:w="936"/>
+            <w:tcW w:type="dxa" w:w="1170"/>
           </w:tcPr>
           <w:p>
             <w:r/>
@@ -4631,7 +3805,7 @@
         </w:tc>
         <w:tc>
           <w:tcPr>
-            <w:tcW w:type="dxa" w:w="936"/>
+            <w:tcW w:type="dxa" w:w="1170"/>
           </w:tcPr>
           <w:p>
             <w:r/>
@@ -4647,7 +3821,7 @@
         </w:tc>
         <w:tc>
           <w:tcPr>
-            <w:tcW w:type="dxa" w:w="936"/>
+            <w:tcW w:type="dxa" w:w="1170"/>
           </w:tcPr>
           <w:p>
             <w:r/>
@@ -4663,7 +3837,7 @@
         </w:tc>
         <w:tc>
           <w:tcPr>
-            <w:tcW w:type="dxa" w:w="936"/>
+            <w:tcW w:type="dxa" w:w="1170"/>
           </w:tcPr>
           <w:p>
             <w:r/>
@@ -4679,39 +3853,7 @@
         </w:tc>
         <w:tc>
           <w:tcPr>
-            <w:tcW w:type="dxa" w:w="936"/>
-          </w:tcPr>
-          <w:p>
-            <w:r/>
-            <w:r>
-              <w:rPr>
-                <w:b w:val="0"/>
-                <w:i w:val="0"/>
-                <w:u w:val="none"/>
-              </w:rPr>
-              <w:t>86.89%</w:t>
-            </w:r>
-          </w:p>
-        </w:tc>
-        <w:tc>
-          <w:tcPr>
-            <w:tcW w:type="dxa" w:w="936"/>
-          </w:tcPr>
-          <w:p>
-            <w:r/>
-            <w:r>
-              <w:rPr>
-                <w:b w:val="0"/>
-                <w:i w:val="0"/>
-                <w:u w:val="none"/>
-              </w:rPr>
-              <w:t>0.1241</w:t>
-            </w:r>
-          </w:p>
-        </w:tc>
-        <w:tc>
-          <w:tcPr>
-            <w:tcW w:type="dxa" w:w="936"/>
+            <w:tcW w:type="dxa" w:w="1170"/>
           </w:tcPr>
           <w:p>
             <w:r/>
@@ -4729,7 +3871,7 @@
       <w:tr>
         <w:tc>
           <w:tcPr>
-            <w:tcW w:type="dxa" w:w="936"/>
+            <w:tcW w:type="dxa" w:w="1170"/>
           </w:tcPr>
           <w:p>
             <w:r/>
@@ -4745,7 +3887,7 @@
         </w:tc>
         <w:tc>
           <w:tcPr>
-            <w:tcW w:type="dxa" w:w="936"/>
+            <w:tcW w:type="dxa" w:w="1170"/>
           </w:tcPr>
           <w:p>
             <w:r/>
@@ -4761,7 +3903,7 @@
         </w:tc>
         <w:tc>
           <w:tcPr>
-            <w:tcW w:type="dxa" w:w="936"/>
+            <w:tcW w:type="dxa" w:w="1170"/>
           </w:tcPr>
           <w:p>
             <w:r/>
@@ -4777,7 +3919,7 @@
         </w:tc>
         <w:tc>
           <w:tcPr>
-            <w:tcW w:type="dxa" w:w="936"/>
+            <w:tcW w:type="dxa" w:w="1170"/>
           </w:tcPr>
           <w:p>
             <w:r/>
@@ -4793,7 +3935,7 @@
         </w:tc>
         <w:tc>
           <w:tcPr>
-            <w:tcW w:type="dxa" w:w="936"/>
+            <w:tcW w:type="dxa" w:w="1170"/>
           </w:tcPr>
           <w:p>
             <w:r/>
@@ -4809,7 +3951,7 @@
         </w:tc>
         <w:tc>
           <w:tcPr>
-            <w:tcW w:type="dxa" w:w="936"/>
+            <w:tcW w:type="dxa" w:w="1170"/>
           </w:tcPr>
           <w:p>
             <w:r/>
@@ -4825,7 +3967,7 @@
         </w:tc>
         <w:tc>
           <w:tcPr>
-            <w:tcW w:type="dxa" w:w="936"/>
+            <w:tcW w:type="dxa" w:w="1170"/>
           </w:tcPr>
           <w:p>
             <w:r/>
@@ -4841,39 +3983,7 @@
         </w:tc>
         <w:tc>
           <w:tcPr>
-            <w:tcW w:type="dxa" w:w="936"/>
-          </w:tcPr>
-          <w:p>
-            <w:r/>
-            <w:r>
-              <w:rPr>
-                <w:b w:val="0"/>
-                <w:i w:val="0"/>
-                <w:u w:val="none"/>
-              </w:rPr>
-              <w:t>86.50%</w:t>
-            </w:r>
-          </w:p>
-        </w:tc>
-        <w:tc>
-          <w:tcPr>
-            <w:tcW w:type="dxa" w:w="936"/>
-          </w:tcPr>
-          <w:p>
-            <w:r/>
-            <w:r>
-              <w:rPr>
-                <w:b w:val="0"/>
-                <w:i w:val="0"/>
-                <w:u w:val="none"/>
-              </w:rPr>
-              <w:t>0.1094</w:t>
-            </w:r>
-          </w:p>
-        </w:tc>
-        <w:tc>
-          <w:tcPr>
-            <w:tcW w:type="dxa" w:w="936"/>
+            <w:tcW w:type="dxa" w:w="1170"/>
           </w:tcPr>
           <w:p>
             <w:r/>
@@ -4891,7 +4001,7 @@
       <w:tr>
         <w:tc>
           <w:tcPr>
-            <w:tcW w:type="dxa" w:w="936"/>
+            <w:tcW w:type="dxa" w:w="1170"/>
           </w:tcPr>
           <w:p>
             <w:r/>
@@ -4907,7 +4017,7 @@
         </w:tc>
         <w:tc>
           <w:tcPr>
-            <w:tcW w:type="dxa" w:w="936"/>
+            <w:tcW w:type="dxa" w:w="1170"/>
           </w:tcPr>
           <w:p>
             <w:r/>
@@ -4923,7 +4033,7 @@
         </w:tc>
         <w:tc>
           <w:tcPr>
-            <w:tcW w:type="dxa" w:w="936"/>
+            <w:tcW w:type="dxa" w:w="1170"/>
           </w:tcPr>
           <w:p>
             <w:r/>
@@ -4939,7 +4049,7 @@
         </w:tc>
         <w:tc>
           <w:tcPr>
-            <w:tcW w:type="dxa" w:w="936"/>
+            <w:tcW w:type="dxa" w:w="1170"/>
           </w:tcPr>
           <w:p>
             <w:r/>
@@ -4955,7 +4065,7 @@
         </w:tc>
         <w:tc>
           <w:tcPr>
-            <w:tcW w:type="dxa" w:w="936"/>
+            <w:tcW w:type="dxa" w:w="1170"/>
           </w:tcPr>
           <w:p>
             <w:r/>
@@ -4971,7 +4081,7 @@
         </w:tc>
         <w:tc>
           <w:tcPr>
-            <w:tcW w:type="dxa" w:w="936"/>
+            <w:tcW w:type="dxa" w:w="1170"/>
           </w:tcPr>
           <w:p>
             <w:r/>
@@ -4987,7 +4097,7 @@
         </w:tc>
         <w:tc>
           <w:tcPr>
-            <w:tcW w:type="dxa" w:w="936"/>
+            <w:tcW w:type="dxa" w:w="1170"/>
           </w:tcPr>
           <w:p>
             <w:r/>
@@ -5003,39 +4113,7 @@
         </w:tc>
         <w:tc>
           <w:tcPr>
-            <w:tcW w:type="dxa" w:w="936"/>
-          </w:tcPr>
-          <w:p>
-            <w:r/>
-            <w:r>
-              <w:rPr>
-                <w:b w:val="0"/>
-                <w:i w:val="0"/>
-                <w:u w:val="none"/>
-              </w:rPr>
-              <w:t>87.01%</w:t>
-            </w:r>
-          </w:p>
-        </w:tc>
-        <w:tc>
-          <w:tcPr>
-            <w:tcW w:type="dxa" w:w="936"/>
-          </w:tcPr>
-          <w:p>
-            <w:r/>
-            <w:r>
-              <w:rPr>
-                <w:b w:val="0"/>
-                <w:i w:val="0"/>
-                <w:u w:val="none"/>
-              </w:rPr>
-              <w:t>0.0897</w:t>
-            </w:r>
-          </w:p>
-        </w:tc>
-        <w:tc>
-          <w:tcPr>
-            <w:tcW w:type="dxa" w:w="936"/>
+            <w:tcW w:type="dxa" w:w="1170"/>
           </w:tcPr>
           <w:p>
             <w:r/>
@@ -5053,7 +4131,7 @@
       <w:tr>
         <w:tc>
           <w:tcPr>
-            <w:tcW w:type="dxa" w:w="936"/>
+            <w:tcW w:type="dxa" w:w="1170"/>
           </w:tcPr>
           <w:p>
             <w:r/>
@@ -5069,7 +4147,7 @@
         </w:tc>
         <w:tc>
           <w:tcPr>
-            <w:tcW w:type="dxa" w:w="936"/>
+            <w:tcW w:type="dxa" w:w="1170"/>
           </w:tcPr>
           <w:p>
             <w:r/>
@@ -5085,7 +4163,7 @@
         </w:tc>
         <w:tc>
           <w:tcPr>
-            <w:tcW w:type="dxa" w:w="936"/>
+            <w:tcW w:type="dxa" w:w="1170"/>
           </w:tcPr>
           <w:p>
             <w:r/>
@@ -5101,7 +4179,7 @@
         </w:tc>
         <w:tc>
           <w:tcPr>
-            <w:tcW w:type="dxa" w:w="936"/>
+            <w:tcW w:type="dxa" w:w="1170"/>
           </w:tcPr>
           <w:p>
             <w:r/>
@@ -5117,7 +4195,7 @@
         </w:tc>
         <w:tc>
           <w:tcPr>
-            <w:tcW w:type="dxa" w:w="936"/>
+            <w:tcW w:type="dxa" w:w="1170"/>
           </w:tcPr>
           <w:p>
             <w:r/>
@@ -5133,7 +4211,7 @@
         </w:tc>
         <w:tc>
           <w:tcPr>
-            <w:tcW w:type="dxa" w:w="936"/>
+            <w:tcW w:type="dxa" w:w="1170"/>
           </w:tcPr>
           <w:p>
             <w:r/>
@@ -5149,7 +4227,7 @@
         </w:tc>
         <w:tc>
           <w:tcPr>
-            <w:tcW w:type="dxa" w:w="936"/>
+            <w:tcW w:type="dxa" w:w="1170"/>
           </w:tcPr>
           <w:p>
             <w:r/>
@@ -5165,39 +4243,7 @@
         </w:tc>
         <w:tc>
           <w:tcPr>
-            <w:tcW w:type="dxa" w:w="936"/>
-          </w:tcPr>
-          <w:p>
-            <w:r/>
-            <w:r>
-              <w:rPr>
-                <w:b w:val="0"/>
-                <w:i w:val="0"/>
-                <w:u w:val="none"/>
-              </w:rPr>
-              <w:t>86.74%</w:t>
-            </w:r>
-          </w:p>
-        </w:tc>
-        <w:tc>
-          <w:tcPr>
-            <w:tcW w:type="dxa" w:w="936"/>
-          </w:tcPr>
-          <w:p>
-            <w:r/>
-            <w:r>
-              <w:rPr>
-                <w:b w:val="0"/>
-                <w:i w:val="0"/>
-                <w:u w:val="none"/>
-              </w:rPr>
-              <w:t>0.1042</w:t>
-            </w:r>
-          </w:p>
-        </w:tc>
-        <w:tc>
-          <w:tcPr>
-            <w:tcW w:type="dxa" w:w="936"/>
+            <w:tcW w:type="dxa" w:w="1170"/>
           </w:tcPr>
           <w:p>
             <w:r/>
@@ -5215,7 +4261,7 @@
       <w:tr>
         <w:tc>
           <w:tcPr>
-            <w:tcW w:type="dxa" w:w="936"/>
+            <w:tcW w:type="dxa" w:w="1170"/>
           </w:tcPr>
           <w:p>
             <w:r/>
@@ -5231,7 +4277,7 @@
         </w:tc>
         <w:tc>
           <w:tcPr>
-            <w:tcW w:type="dxa" w:w="936"/>
+            <w:tcW w:type="dxa" w:w="1170"/>
           </w:tcPr>
           <w:p>
             <w:r/>
@@ -5247,7 +4293,7 @@
         </w:tc>
         <w:tc>
           <w:tcPr>
-            <w:tcW w:type="dxa" w:w="936"/>
+            <w:tcW w:type="dxa" w:w="1170"/>
           </w:tcPr>
           <w:p>
             <w:r/>
@@ -5263,7 +4309,7 @@
         </w:tc>
         <w:tc>
           <w:tcPr>
-            <w:tcW w:type="dxa" w:w="936"/>
+            <w:tcW w:type="dxa" w:w="1170"/>
           </w:tcPr>
           <w:p>
             <w:r/>
@@ -5279,7 +4325,7 @@
         </w:tc>
         <w:tc>
           <w:tcPr>
-            <w:tcW w:type="dxa" w:w="936"/>
+            <w:tcW w:type="dxa" w:w="1170"/>
           </w:tcPr>
           <w:p>
             <w:r/>
@@ -5295,7 +4341,7 @@
         </w:tc>
         <w:tc>
           <w:tcPr>
-            <w:tcW w:type="dxa" w:w="936"/>
+            <w:tcW w:type="dxa" w:w="1170"/>
           </w:tcPr>
           <w:p>
             <w:r/>
@@ -5311,7 +4357,7 @@
         </w:tc>
         <w:tc>
           <w:tcPr>
-            <w:tcW w:type="dxa" w:w="936"/>
+            <w:tcW w:type="dxa" w:w="1170"/>
           </w:tcPr>
           <w:p>
             <w:r/>
@@ -5327,39 +4373,7 @@
         </w:tc>
         <w:tc>
           <w:tcPr>
-            <w:tcW w:type="dxa" w:w="936"/>
-          </w:tcPr>
-          <w:p>
-            <w:r/>
-            <w:r>
-              <w:rPr>
-                <w:b w:val="0"/>
-                <w:i w:val="0"/>
-                <w:u w:val="none"/>
-              </w:rPr>
-              <w:t>81.72%</w:t>
-            </w:r>
-          </w:p>
-        </w:tc>
-        <w:tc>
-          <w:tcPr>
-            <w:tcW w:type="dxa" w:w="936"/>
-          </w:tcPr>
-          <w:p>
-            <w:r/>
-            <w:r>
-              <w:rPr>
-                <w:b w:val="0"/>
-                <w:i w:val="0"/>
-                <w:u w:val="none"/>
-              </w:rPr>
-              <w:t>0.3177</w:t>
-            </w:r>
-          </w:p>
-        </w:tc>
-        <w:tc>
-          <w:tcPr>
-            <w:tcW w:type="dxa" w:w="936"/>
+            <w:tcW w:type="dxa" w:w="1170"/>
           </w:tcPr>
           <w:p>
             <w:r/>
@@ -5377,7 +4391,7 @@
       <w:tr>
         <w:tc>
           <w:tcPr>
-            <w:tcW w:type="dxa" w:w="936"/>
+            <w:tcW w:type="dxa" w:w="1170"/>
           </w:tcPr>
           <w:p>
             <w:r/>
@@ -5393,7 +4407,7 @@
         </w:tc>
         <w:tc>
           <w:tcPr>
-            <w:tcW w:type="dxa" w:w="936"/>
+            <w:tcW w:type="dxa" w:w="1170"/>
           </w:tcPr>
           <w:p>
             <w:r/>
@@ -5409,7 +4423,7 @@
         </w:tc>
         <w:tc>
           <w:tcPr>
-            <w:tcW w:type="dxa" w:w="936"/>
+            <w:tcW w:type="dxa" w:w="1170"/>
           </w:tcPr>
           <w:p>
             <w:r/>
@@ -5425,7 +4439,7 @@
         </w:tc>
         <w:tc>
           <w:tcPr>
-            <w:tcW w:type="dxa" w:w="936"/>
+            <w:tcW w:type="dxa" w:w="1170"/>
           </w:tcPr>
           <w:p>
             <w:r/>
@@ -5441,7 +4455,7 @@
         </w:tc>
         <w:tc>
           <w:tcPr>
-            <w:tcW w:type="dxa" w:w="936"/>
+            <w:tcW w:type="dxa" w:w="1170"/>
           </w:tcPr>
           <w:p>
             <w:r/>
@@ -5457,7 +4471,7 @@
         </w:tc>
         <w:tc>
           <w:tcPr>
-            <w:tcW w:type="dxa" w:w="936"/>
+            <w:tcW w:type="dxa" w:w="1170"/>
           </w:tcPr>
           <w:p>
             <w:r/>
@@ -5473,7 +4487,7 @@
         </w:tc>
         <w:tc>
           <w:tcPr>
-            <w:tcW w:type="dxa" w:w="936"/>
+            <w:tcW w:type="dxa" w:w="1170"/>
           </w:tcPr>
           <w:p>
             <w:r/>
@@ -5489,39 +4503,7 @@
         </w:tc>
         <w:tc>
           <w:tcPr>
-            <w:tcW w:type="dxa" w:w="936"/>
-          </w:tcPr>
-          <w:p>
-            <w:r/>
-            <w:r>
-              <w:rPr>
-                <w:b w:val="0"/>
-                <w:i w:val="0"/>
-                <w:u w:val="none"/>
-              </w:rPr>
-              <w:t>86.96%</w:t>
-            </w:r>
-          </w:p>
-        </w:tc>
-        <w:tc>
-          <w:tcPr>
-            <w:tcW w:type="dxa" w:w="936"/>
-          </w:tcPr>
-          <w:p>
-            <w:r/>
-            <w:r>
-              <w:rPr>
-                <w:b w:val="0"/>
-                <w:i w:val="0"/>
-                <w:u w:val="none"/>
-              </w:rPr>
-              <w:t>0.1060</w:t>
-            </w:r>
-          </w:p>
-        </w:tc>
-        <w:tc>
-          <w:tcPr>
-            <w:tcW w:type="dxa" w:w="936"/>
+            <w:tcW w:type="dxa" w:w="1170"/>
           </w:tcPr>
           <w:p>
             <w:r/>
@@ -5547,7 +4529,7 @@
       <w:tr>
         <w:tc>
           <w:tcPr>
-            <w:tcW w:type="dxa" w:w="936"/>
+            <w:tcW w:type="dxa" w:w="1170"/>
           </w:tcPr>
           <w:p>
             <w:r/>
@@ -5563,7 +4545,7 @@
         </w:tc>
         <w:tc>
           <w:tcPr>
-            <w:tcW w:type="dxa" w:w="936"/>
+            <w:tcW w:type="dxa" w:w="1170"/>
           </w:tcPr>
           <w:p>
             <w:r/>
@@ -5579,7 +4561,7 @@
         </w:tc>
         <w:tc>
           <w:tcPr>
-            <w:tcW w:type="dxa" w:w="936"/>
+            <w:tcW w:type="dxa" w:w="1170"/>
           </w:tcPr>
           <w:p>
             <w:r/>
@@ -5595,7 +4577,7 @@
         </w:tc>
         <w:tc>
           <w:tcPr>
-            <w:tcW w:type="dxa" w:w="936"/>
+            <w:tcW w:type="dxa" w:w="1170"/>
           </w:tcPr>
           <w:p>
             <w:r/>
@@ -5611,7 +4593,7 @@
         </w:tc>
         <w:tc>
           <w:tcPr>
-            <w:tcW w:type="dxa" w:w="936"/>
+            <w:tcW w:type="dxa" w:w="1170"/>
           </w:tcPr>
           <w:p>
             <w:r/>
@@ -5627,7 +4609,7 @@
         </w:tc>
         <w:tc>
           <w:tcPr>
-            <w:tcW w:type="dxa" w:w="936"/>
+            <w:tcW w:type="dxa" w:w="1170"/>
           </w:tcPr>
           <w:p>
             <w:r/>
@@ -5643,7 +4625,7 @@
         </w:tc>
         <w:tc>
           <w:tcPr>
-            <w:tcW w:type="dxa" w:w="936"/>
+            <w:tcW w:type="dxa" w:w="1170"/>
           </w:tcPr>
           <w:p>
             <w:r/>
@@ -5659,39 +4641,7 @@
         </w:tc>
         <w:tc>
           <w:tcPr>
-            <w:tcW w:type="dxa" w:w="936"/>
-          </w:tcPr>
-          <w:p>
-            <w:r/>
-            <w:r>
-              <w:rPr>
-                <w:b w:val="0"/>
-                <w:i w:val="0"/>
-                <w:u w:val="none"/>
-              </w:rPr>
-              <w:t>86.96%</w:t>
-            </w:r>
-          </w:p>
-        </w:tc>
-        <w:tc>
-          <w:tcPr>
-            <w:tcW w:type="dxa" w:w="936"/>
-          </w:tcPr>
-          <w:p>
-            <w:r/>
-            <w:r>
-              <w:rPr>
-                <w:b w:val="0"/>
-                <w:i w:val="0"/>
-                <w:u w:val="none"/>
-              </w:rPr>
-              <w:t>0.1060</w:t>
-            </w:r>
-          </w:p>
-        </w:tc>
-        <w:tc>
-          <w:tcPr>
-            <w:tcW w:type="dxa" w:w="936"/>
+            <w:tcW w:type="dxa" w:w="1170"/>
           </w:tcPr>
           <w:p>
             <w:r/>
@@ -5717,7 +4667,7 @@
       <w:tr>
         <w:tc>
           <w:tcPr>
-            <w:tcW w:type="dxa" w:w="936"/>
+            <w:tcW w:type="dxa" w:w="1170"/>
           </w:tcPr>
           <w:p>
             <w:r/>
@@ -5733,7 +4683,7 @@
         </w:tc>
         <w:tc>
           <w:tcPr>
-            <w:tcW w:type="dxa" w:w="936"/>
+            <w:tcW w:type="dxa" w:w="1170"/>
           </w:tcPr>
           <w:p>
             <w:r/>
@@ -5749,7 +4699,7 @@
         </w:tc>
         <w:tc>
           <w:tcPr>
-            <w:tcW w:type="dxa" w:w="936"/>
+            <w:tcW w:type="dxa" w:w="1170"/>
           </w:tcPr>
           <w:p>
             <w:r/>
@@ -5765,7 +4715,7 @@
         </w:tc>
         <w:tc>
           <w:tcPr>
-            <w:tcW w:type="dxa" w:w="936"/>
+            <w:tcW w:type="dxa" w:w="1170"/>
           </w:tcPr>
           <w:p>
             <w:r/>
@@ -5781,7 +4731,7 @@
         </w:tc>
         <w:tc>
           <w:tcPr>
-            <w:tcW w:type="dxa" w:w="936"/>
+            <w:tcW w:type="dxa" w:w="1170"/>
           </w:tcPr>
           <w:p>
             <w:r/>
@@ -5797,7 +4747,7 @@
         </w:tc>
         <w:tc>
           <w:tcPr>
-            <w:tcW w:type="dxa" w:w="936"/>
+            <w:tcW w:type="dxa" w:w="1170"/>
           </w:tcPr>
           <w:p>
             <w:r/>
@@ -5813,7 +4763,7 @@
         </w:tc>
         <w:tc>
           <w:tcPr>
-            <w:tcW w:type="dxa" w:w="936"/>
+            <w:tcW w:type="dxa" w:w="1170"/>
           </w:tcPr>
           <w:p>
             <w:r/>
@@ -5829,39 +4779,7 @@
         </w:tc>
         <w:tc>
           <w:tcPr>
-            <w:tcW w:type="dxa" w:w="936"/>
-          </w:tcPr>
-          <w:p>
-            <w:r/>
-            <w:r>
-              <w:rPr>
-                <w:b w:val="0"/>
-                <w:i w:val="0"/>
-                <w:u w:val="none"/>
-              </w:rPr>
-              <w:t>86.91%</w:t>
-            </w:r>
-          </w:p>
-        </w:tc>
-        <w:tc>
-          <w:tcPr>
-            <w:tcW w:type="dxa" w:w="936"/>
-          </w:tcPr>
-          <w:p>
-            <w:r/>
-            <w:r>
-              <w:rPr>
-                <w:b w:val="0"/>
-                <w:i w:val="0"/>
-                <w:u w:val="none"/>
-              </w:rPr>
-              <w:t>0.0991</w:t>
-            </w:r>
-          </w:p>
-        </w:tc>
-        <w:tc>
-          <w:tcPr>
-            <w:tcW w:type="dxa" w:w="936"/>
+            <w:tcW w:type="dxa" w:w="1170"/>
           </w:tcPr>
           <w:p>
             <w:r/>
@@ -5879,7 +4797,7 @@
       <w:tr>
         <w:tc>
           <w:tcPr>
-            <w:tcW w:type="dxa" w:w="936"/>
+            <w:tcW w:type="dxa" w:w="1170"/>
           </w:tcPr>
           <w:p>
             <w:r/>
@@ -5895,7 +4813,7 @@
         </w:tc>
         <w:tc>
           <w:tcPr>
-            <w:tcW w:type="dxa" w:w="936"/>
+            <w:tcW w:type="dxa" w:w="1170"/>
           </w:tcPr>
           <w:p>
             <w:r/>
@@ -5911,7 +4829,7 @@
         </w:tc>
         <w:tc>
           <w:tcPr>
-            <w:tcW w:type="dxa" w:w="936"/>
+            <w:tcW w:type="dxa" w:w="1170"/>
           </w:tcPr>
           <w:p>
             <w:r/>
@@ -5927,7 +4845,7 @@
         </w:tc>
         <w:tc>
           <w:tcPr>
-            <w:tcW w:type="dxa" w:w="936"/>
+            <w:tcW w:type="dxa" w:w="1170"/>
           </w:tcPr>
           <w:p>
             <w:r/>
@@ -5943,7 +4861,7 @@
         </w:tc>
         <w:tc>
           <w:tcPr>
-            <w:tcW w:type="dxa" w:w="936"/>
+            <w:tcW w:type="dxa" w:w="1170"/>
           </w:tcPr>
           <w:p>
             <w:r/>
@@ -5959,7 +4877,7 @@
         </w:tc>
         <w:tc>
           <w:tcPr>
-            <w:tcW w:type="dxa" w:w="936"/>
+            <w:tcW w:type="dxa" w:w="1170"/>
           </w:tcPr>
           <w:p>
             <w:r/>
@@ -5975,7 +4893,7 @@
         </w:tc>
         <w:tc>
           <w:tcPr>
-            <w:tcW w:type="dxa" w:w="936"/>
+            <w:tcW w:type="dxa" w:w="1170"/>
           </w:tcPr>
           <w:p>
             <w:r/>
@@ -5991,39 +4909,7 @@
         </w:tc>
         <w:tc>
           <w:tcPr>
-            <w:tcW w:type="dxa" w:w="936"/>
-          </w:tcPr>
-          <w:p>
-            <w:r/>
-            <w:r>
-              <w:rPr>
-                <w:b w:val="0"/>
-                <w:i w:val="0"/>
-                <w:u w:val="none"/>
-              </w:rPr>
-              <w:t>86.91%</w:t>
-            </w:r>
-          </w:p>
-        </w:tc>
-        <w:tc>
-          <w:tcPr>
-            <w:tcW w:type="dxa" w:w="936"/>
-          </w:tcPr>
-          <w:p>
-            <w:r/>
-            <w:r>
-              <w:rPr>
-                <w:b w:val="0"/>
-                <w:i w:val="0"/>
-                <w:u w:val="none"/>
-              </w:rPr>
-              <w:t>0.1212</w:t>
-            </w:r>
-          </w:p>
-        </w:tc>
-        <w:tc>
-          <w:tcPr>
-            <w:tcW w:type="dxa" w:w="936"/>
+            <w:tcW w:type="dxa" w:w="1170"/>
           </w:tcPr>
           <w:p>
             <w:r/>
@@ -6041,7 +4927,7 @@
       <w:tr>
         <w:tc>
           <w:tcPr>
-            <w:tcW w:type="dxa" w:w="936"/>
+            <w:tcW w:type="dxa" w:w="1170"/>
           </w:tcPr>
           <w:p>
             <w:r/>
@@ -6057,7 +4943,7 @@
         </w:tc>
         <w:tc>
           <w:tcPr>
-            <w:tcW w:type="dxa" w:w="936"/>
+            <w:tcW w:type="dxa" w:w="1170"/>
           </w:tcPr>
           <w:p>
             <w:r/>
@@ -6073,7 +4959,7 @@
         </w:tc>
         <w:tc>
           <w:tcPr>
-            <w:tcW w:type="dxa" w:w="936"/>
+            <w:tcW w:type="dxa" w:w="1170"/>
           </w:tcPr>
           <w:p>
             <w:r/>
@@ -6089,7 +4975,7 @@
         </w:tc>
         <w:tc>
           <w:tcPr>
-            <w:tcW w:type="dxa" w:w="936"/>
+            <w:tcW w:type="dxa" w:w="1170"/>
           </w:tcPr>
           <w:p>
             <w:r/>
@@ -6105,7 +4991,7 @@
         </w:tc>
         <w:tc>
           <w:tcPr>
-            <w:tcW w:type="dxa" w:w="936"/>
+            <w:tcW w:type="dxa" w:w="1170"/>
           </w:tcPr>
           <w:p>
             <w:r/>
@@ -6121,7 +5007,7 @@
         </w:tc>
         <w:tc>
           <w:tcPr>
-            <w:tcW w:type="dxa" w:w="936"/>
+            <w:tcW w:type="dxa" w:w="1170"/>
           </w:tcPr>
           <w:p>
             <w:r/>
@@ -6137,7 +5023,7 @@
         </w:tc>
         <w:tc>
           <w:tcPr>
-            <w:tcW w:type="dxa" w:w="936"/>
+            <w:tcW w:type="dxa" w:w="1170"/>
           </w:tcPr>
           <w:p>
             <w:r/>
@@ -6153,39 +5039,7 @@
         </w:tc>
         <w:tc>
           <w:tcPr>
-            <w:tcW w:type="dxa" w:w="936"/>
-          </w:tcPr>
-          <w:p>
-            <w:r/>
-            <w:r>
-              <w:rPr>
-                <w:b w:val="0"/>
-                <w:i w:val="0"/>
-                <w:u w:val="none"/>
-              </w:rPr>
-              <w:t>70.37%</w:t>
-            </w:r>
-          </w:p>
-        </w:tc>
-        <w:tc>
-          <w:tcPr>
-            <w:tcW w:type="dxa" w:w="936"/>
-          </w:tcPr>
-          <w:p>
-            <w:r/>
-            <w:r>
-              <w:rPr>
-                <w:b/>
-                <w:i w:val="0"/>
-                <w:u w:val="single"/>
-              </w:rPr>
-              <w:t>0.3518</w:t>
-            </w:r>
-          </w:p>
-        </w:tc>
-        <w:tc>
-          <w:tcPr>
-            <w:tcW w:type="dxa" w:w="936"/>
+            <w:tcW w:type="dxa" w:w="1170"/>
           </w:tcPr>
           <w:p>
             <w:r/>
@@ -6203,7 +5057,7 @@
       <w:tr>
         <w:tc>
           <w:tcPr>
-            <w:tcW w:type="dxa" w:w="936"/>
+            <w:tcW w:type="dxa" w:w="1170"/>
           </w:tcPr>
           <w:p>
             <w:r/>
@@ -6219,7 +5073,7 @@
         </w:tc>
         <w:tc>
           <w:tcPr>
-            <w:tcW w:type="dxa" w:w="936"/>
+            <w:tcW w:type="dxa" w:w="1170"/>
           </w:tcPr>
           <w:p>
             <w:r/>
@@ -6235,7 +5089,7 @@
         </w:tc>
         <w:tc>
           <w:tcPr>
-            <w:tcW w:type="dxa" w:w="936"/>
+            <w:tcW w:type="dxa" w:w="1170"/>
           </w:tcPr>
           <w:p>
             <w:r/>
@@ -6251,7 +5105,7 @@
         </w:tc>
         <w:tc>
           <w:tcPr>
-            <w:tcW w:type="dxa" w:w="936"/>
+            <w:tcW w:type="dxa" w:w="1170"/>
           </w:tcPr>
           <w:p>
             <w:r/>
@@ -6267,7 +5121,7 @@
         </w:tc>
         <w:tc>
           <w:tcPr>
-            <w:tcW w:type="dxa" w:w="936"/>
+            <w:tcW w:type="dxa" w:w="1170"/>
           </w:tcPr>
           <w:p>
             <w:r/>
@@ -6283,7 +5137,7 @@
         </w:tc>
         <w:tc>
           <w:tcPr>
-            <w:tcW w:type="dxa" w:w="936"/>
+            <w:tcW w:type="dxa" w:w="1170"/>
           </w:tcPr>
           <w:p>
             <w:r/>
@@ -6299,7 +5153,7 @@
         </w:tc>
         <w:tc>
           <w:tcPr>
-            <w:tcW w:type="dxa" w:w="936"/>
+            <w:tcW w:type="dxa" w:w="1170"/>
           </w:tcPr>
           <w:p>
             <w:r/>
@@ -6315,39 +5169,7 @@
         </w:tc>
         <w:tc>
           <w:tcPr>
-            <w:tcW w:type="dxa" w:w="936"/>
-          </w:tcPr>
-          <w:p>
-            <w:r/>
-            <w:r>
-              <w:rPr>
-                <w:b w:val="0"/>
-                <w:i w:val="0"/>
-                <w:u w:val="none"/>
-              </w:rPr>
-              <w:t>86.83%</w:t>
-            </w:r>
-          </w:p>
-        </w:tc>
-        <w:tc>
-          <w:tcPr>
-            <w:tcW w:type="dxa" w:w="936"/>
-          </w:tcPr>
-          <w:p>
-            <w:r/>
-            <w:r>
-              <w:rPr>
-                <w:b w:val="0"/>
-                <w:i w:val="0"/>
-                <w:u w:val="none"/>
-              </w:rPr>
-              <w:t>0.1467</w:t>
-            </w:r>
-          </w:p>
-        </w:tc>
-        <w:tc>
-          <w:tcPr>
-            <w:tcW w:type="dxa" w:w="936"/>
+            <w:tcW w:type="dxa" w:w="1170"/>
           </w:tcPr>
           <w:p>
             <w:r/>
@@ -6365,7 +5187,7 @@
       <w:tr>
         <w:tc>
           <w:tcPr>
-            <w:tcW w:type="dxa" w:w="936"/>
+            <w:tcW w:type="dxa" w:w="1170"/>
           </w:tcPr>
           <w:p>
             <w:r/>
@@ -6381,7 +5203,7 @@
         </w:tc>
         <w:tc>
           <w:tcPr>
-            <w:tcW w:type="dxa" w:w="936"/>
+            <w:tcW w:type="dxa" w:w="1170"/>
           </w:tcPr>
           <w:p>
             <w:r/>
@@ -6397,7 +5219,7 @@
         </w:tc>
         <w:tc>
           <w:tcPr>
-            <w:tcW w:type="dxa" w:w="936"/>
+            <w:tcW w:type="dxa" w:w="1170"/>
           </w:tcPr>
           <w:p>
             <w:r/>
@@ -6413,7 +5235,7 @@
         </w:tc>
         <w:tc>
           <w:tcPr>
-            <w:tcW w:type="dxa" w:w="936"/>
+            <w:tcW w:type="dxa" w:w="1170"/>
           </w:tcPr>
           <w:p>
             <w:r/>
@@ -6429,7 +5251,7 @@
         </w:tc>
         <w:tc>
           <w:tcPr>
-            <w:tcW w:type="dxa" w:w="936"/>
+            <w:tcW w:type="dxa" w:w="1170"/>
           </w:tcPr>
           <w:p>
             <w:r/>
@@ -6445,7 +5267,7 @@
         </w:tc>
         <w:tc>
           <w:tcPr>
-            <w:tcW w:type="dxa" w:w="936"/>
+            <w:tcW w:type="dxa" w:w="1170"/>
           </w:tcPr>
           <w:p>
             <w:r/>
@@ -6461,7 +5283,7 @@
         </w:tc>
         <w:tc>
           <w:tcPr>
-            <w:tcW w:type="dxa" w:w="936"/>
+            <w:tcW w:type="dxa" w:w="1170"/>
           </w:tcPr>
           <w:p>
             <w:r/>
@@ -6477,39 +5299,7 @@
         </w:tc>
         <w:tc>
           <w:tcPr>
-            <w:tcW w:type="dxa" w:w="936"/>
-          </w:tcPr>
-          <w:p>
-            <w:r/>
-            <w:r>
-              <w:rPr>
-                <w:b w:val="0"/>
-                <w:i w:val="0"/>
-                <w:u w:val="none"/>
-              </w:rPr>
-              <w:t>86.92%</w:t>
-            </w:r>
-          </w:p>
-        </w:tc>
-        <w:tc>
-          <w:tcPr>
-            <w:tcW w:type="dxa" w:w="936"/>
-          </w:tcPr>
-          <w:p>
-            <w:r/>
-            <w:r>
-              <w:rPr>
-                <w:b w:val="0"/>
-                <w:i w:val="0"/>
-                <w:u w:val="none"/>
-              </w:rPr>
-              <w:t>0.1274</w:t>
-            </w:r>
-          </w:p>
-        </w:tc>
-        <w:tc>
-          <w:tcPr>
-            <w:tcW w:type="dxa" w:w="936"/>
+            <w:tcW w:type="dxa" w:w="1170"/>
           </w:tcPr>
           <w:p>
             <w:r/>
@@ -6527,7 +5317,7 @@
       <w:tr>
         <w:tc>
           <w:tcPr>
-            <w:tcW w:type="dxa" w:w="936"/>
+            <w:tcW w:type="dxa" w:w="1170"/>
           </w:tcPr>
           <w:p>
             <w:r/>
@@ -6543,7 +5333,7 @@
         </w:tc>
         <w:tc>
           <w:tcPr>
-            <w:tcW w:type="dxa" w:w="936"/>
+            <w:tcW w:type="dxa" w:w="1170"/>
           </w:tcPr>
           <w:p>
             <w:r/>
@@ -6559,7 +5349,7 @@
         </w:tc>
         <w:tc>
           <w:tcPr>
-            <w:tcW w:type="dxa" w:w="936"/>
+            <w:tcW w:type="dxa" w:w="1170"/>
           </w:tcPr>
           <w:p>
             <w:r/>
@@ -6575,7 +5365,7 @@
         </w:tc>
         <w:tc>
           <w:tcPr>
-            <w:tcW w:type="dxa" w:w="936"/>
+            <w:tcW w:type="dxa" w:w="1170"/>
           </w:tcPr>
           <w:p>
             <w:r/>
@@ -6591,7 +5381,7 @@
         </w:tc>
         <w:tc>
           <w:tcPr>
-            <w:tcW w:type="dxa" w:w="936"/>
+            <w:tcW w:type="dxa" w:w="1170"/>
           </w:tcPr>
           <w:p>
             <w:r/>
@@ -6607,7 +5397,7 @@
         </w:tc>
         <w:tc>
           <w:tcPr>
-            <w:tcW w:type="dxa" w:w="936"/>
+            <w:tcW w:type="dxa" w:w="1170"/>
           </w:tcPr>
           <w:p>
             <w:r/>
@@ -6623,7 +5413,7 @@
         </w:tc>
         <w:tc>
           <w:tcPr>
-            <w:tcW w:type="dxa" w:w="936"/>
+            <w:tcW w:type="dxa" w:w="1170"/>
           </w:tcPr>
           <w:p>
             <w:r/>
@@ -6639,39 +5429,7 @@
         </w:tc>
         <w:tc>
           <w:tcPr>
-            <w:tcW w:type="dxa" w:w="936"/>
-          </w:tcPr>
-          <w:p>
-            <w:r/>
-            <w:r>
-              <w:rPr>
-                <w:b w:val="0"/>
-                <w:i w:val="0"/>
-                <w:u w:val="none"/>
-              </w:rPr>
-              <w:t>86.39%</w:t>
-            </w:r>
-          </w:p>
-        </w:tc>
-        <w:tc>
-          <w:tcPr>
-            <w:tcW w:type="dxa" w:w="936"/>
-          </w:tcPr>
-          <w:p>
-            <w:r/>
-            <w:r>
-              <w:rPr>
-                <w:b w:val="0"/>
-                <w:i w:val="0"/>
-                <w:u w:val="none"/>
-              </w:rPr>
-              <w:t>0.1216</w:t>
-            </w:r>
-          </w:p>
-        </w:tc>
-        <w:tc>
-          <w:tcPr>
-            <w:tcW w:type="dxa" w:w="936"/>
+            <w:tcW w:type="dxa" w:w="1170"/>
           </w:tcPr>
           <w:p>
             <w:r/>
@@ -6689,7 +5447,7 @@
       <w:tr>
         <w:tc>
           <w:tcPr>
-            <w:tcW w:type="dxa" w:w="936"/>
+            <w:tcW w:type="dxa" w:w="1170"/>
           </w:tcPr>
           <w:p>
             <w:r/>
@@ -6705,7 +5463,7 @@
         </w:tc>
         <w:tc>
           <w:tcPr>
-            <w:tcW w:type="dxa" w:w="936"/>
+            <w:tcW w:type="dxa" w:w="1170"/>
           </w:tcPr>
           <w:p>
             <w:r/>
@@ -6721,7 +5479,7 @@
         </w:tc>
         <w:tc>
           <w:tcPr>
-            <w:tcW w:type="dxa" w:w="936"/>
+            <w:tcW w:type="dxa" w:w="1170"/>
           </w:tcPr>
           <w:p>
             <w:r/>
@@ -6737,7 +5495,7 @@
         </w:tc>
         <w:tc>
           <w:tcPr>
-            <w:tcW w:type="dxa" w:w="936"/>
+            <w:tcW w:type="dxa" w:w="1170"/>
           </w:tcPr>
           <w:p>
             <w:r/>
@@ -6753,7 +5511,7 @@
         </w:tc>
         <w:tc>
           <w:tcPr>
-            <w:tcW w:type="dxa" w:w="936"/>
+            <w:tcW w:type="dxa" w:w="1170"/>
           </w:tcPr>
           <w:p>
             <w:r/>
@@ -6769,7 +5527,7 @@
         </w:tc>
         <w:tc>
           <w:tcPr>
-            <w:tcW w:type="dxa" w:w="936"/>
+            <w:tcW w:type="dxa" w:w="1170"/>
           </w:tcPr>
           <w:p>
             <w:r/>
@@ -6785,7 +5543,7 @@
         </w:tc>
         <w:tc>
           <w:tcPr>
-            <w:tcW w:type="dxa" w:w="936"/>
+            <w:tcW w:type="dxa" w:w="1170"/>
           </w:tcPr>
           <w:p>
             <w:r/>
@@ -6801,39 +5559,7 @@
         </w:tc>
         <w:tc>
           <w:tcPr>
-            <w:tcW w:type="dxa" w:w="936"/>
-          </w:tcPr>
-          <w:p>
-            <w:r/>
-            <w:r>
-              <w:rPr>
-                <w:b w:val="0"/>
-                <w:i w:val="0"/>
-                <w:u w:val="none"/>
-              </w:rPr>
-              <w:t>86.51%</w:t>
-            </w:r>
-          </w:p>
-        </w:tc>
-        <w:tc>
-          <w:tcPr>
-            <w:tcW w:type="dxa" w:w="936"/>
-          </w:tcPr>
-          <w:p>
-            <w:r/>
-            <w:r>
-              <w:rPr>
-                <w:b w:val="0"/>
-                <w:i w:val="0"/>
-                <w:u w:val="none"/>
-              </w:rPr>
-              <w:t>0.0676</w:t>
-            </w:r>
-          </w:p>
-        </w:tc>
-        <w:tc>
-          <w:tcPr>
-            <w:tcW w:type="dxa" w:w="936"/>
+            <w:tcW w:type="dxa" w:w="1170"/>
           </w:tcPr>
           <w:p>
             <w:r/>
@@ -6851,7 +5577,7 @@
       <w:tr>
         <w:tc>
           <w:tcPr>
-            <w:tcW w:type="dxa" w:w="936"/>
+            <w:tcW w:type="dxa" w:w="1170"/>
           </w:tcPr>
           <w:p>
             <w:r/>
@@ -6867,7 +5593,7 @@
         </w:tc>
         <w:tc>
           <w:tcPr>
-            <w:tcW w:type="dxa" w:w="936"/>
+            <w:tcW w:type="dxa" w:w="1170"/>
           </w:tcPr>
           <w:p>
             <w:r/>
@@ -6883,7 +5609,7 @@
         </w:tc>
         <w:tc>
           <w:tcPr>
-            <w:tcW w:type="dxa" w:w="936"/>
+            <w:tcW w:type="dxa" w:w="1170"/>
           </w:tcPr>
           <w:p>
             <w:r/>
@@ -6899,7 +5625,7 @@
         </w:tc>
         <w:tc>
           <w:tcPr>
-            <w:tcW w:type="dxa" w:w="936"/>
+            <w:tcW w:type="dxa" w:w="1170"/>
           </w:tcPr>
           <w:p>
             <w:r/>
@@ -6915,7 +5641,7 @@
         </w:tc>
         <w:tc>
           <w:tcPr>
-            <w:tcW w:type="dxa" w:w="936"/>
+            <w:tcW w:type="dxa" w:w="1170"/>
           </w:tcPr>
           <w:p>
             <w:r/>
@@ -6931,7 +5657,7 @@
         </w:tc>
         <w:tc>
           <w:tcPr>
-            <w:tcW w:type="dxa" w:w="936"/>
+            <w:tcW w:type="dxa" w:w="1170"/>
           </w:tcPr>
           <w:p>
             <w:r/>
@@ -6947,7 +5673,7 @@
         </w:tc>
         <w:tc>
           <w:tcPr>
-            <w:tcW w:type="dxa" w:w="936"/>
+            <w:tcW w:type="dxa" w:w="1170"/>
           </w:tcPr>
           <w:p>
             <w:r/>
@@ -6963,39 +5689,7 @@
         </w:tc>
         <w:tc>
           <w:tcPr>
-            <w:tcW w:type="dxa" w:w="936"/>
-          </w:tcPr>
-          <w:p>
-            <w:r/>
-            <w:r>
-              <w:rPr>
-                <w:b w:val="0"/>
-                <w:i w:val="0"/>
-                <w:u w:val="none"/>
-              </w:rPr>
-              <w:t>86.85%</w:t>
-            </w:r>
-          </w:p>
-        </w:tc>
-        <w:tc>
-          <w:tcPr>
-            <w:tcW w:type="dxa" w:w="936"/>
-          </w:tcPr>
-          <w:p>
-            <w:r/>
-            <w:r>
-              <w:rPr>
-                <w:b w:val="0"/>
-                <w:i w:val="0"/>
-                <w:u w:val="none"/>
-              </w:rPr>
-              <w:t>0.1437</w:t>
-            </w:r>
-          </w:p>
-        </w:tc>
-        <w:tc>
-          <w:tcPr>
-            <w:tcW w:type="dxa" w:w="936"/>
+            <w:tcW w:type="dxa" w:w="1170"/>
           </w:tcPr>
           <w:p>
             <w:r/>
@@ -7013,7 +5707,7 @@
       <w:tr>
         <w:tc>
           <w:tcPr>
-            <w:tcW w:type="dxa" w:w="936"/>
+            <w:tcW w:type="dxa" w:w="1170"/>
           </w:tcPr>
           <w:p>
             <w:r/>
@@ -7029,7 +5723,7 @@
         </w:tc>
         <w:tc>
           <w:tcPr>
-            <w:tcW w:type="dxa" w:w="936"/>
+            <w:tcW w:type="dxa" w:w="1170"/>
           </w:tcPr>
           <w:p>
             <w:r/>
@@ -7045,7 +5739,7 @@
         </w:tc>
         <w:tc>
           <w:tcPr>
-            <w:tcW w:type="dxa" w:w="936"/>
+            <w:tcW w:type="dxa" w:w="1170"/>
           </w:tcPr>
           <w:p>
             <w:r/>
@@ -7061,7 +5755,7 @@
         </w:tc>
         <w:tc>
           <w:tcPr>
-            <w:tcW w:type="dxa" w:w="936"/>
+            <w:tcW w:type="dxa" w:w="1170"/>
           </w:tcPr>
           <w:p>
             <w:r/>
@@ -7077,7 +5771,7 @@
         </w:tc>
         <w:tc>
           <w:tcPr>
-            <w:tcW w:type="dxa" w:w="936"/>
+            <w:tcW w:type="dxa" w:w="1170"/>
           </w:tcPr>
           <w:p>
             <w:r/>
@@ -7093,7 +5787,7 @@
         </w:tc>
         <w:tc>
           <w:tcPr>
-            <w:tcW w:type="dxa" w:w="936"/>
+            <w:tcW w:type="dxa" w:w="1170"/>
           </w:tcPr>
           <w:p>
             <w:r/>
@@ -7109,7 +5803,7 @@
         </w:tc>
         <w:tc>
           <w:tcPr>
-            <w:tcW w:type="dxa" w:w="936"/>
+            <w:tcW w:type="dxa" w:w="1170"/>
           </w:tcPr>
           <w:p>
             <w:r/>
@@ -7125,39 +5819,7 @@
         </w:tc>
         <w:tc>
           <w:tcPr>
-            <w:tcW w:type="dxa" w:w="936"/>
-          </w:tcPr>
-          <w:p>
-            <w:r/>
-            <w:r>
-              <w:rPr>
-                <w:b w:val="0"/>
-                <w:i w:val="0"/>
-                <w:u w:val="none"/>
-              </w:rPr>
-              <w:t>86.85%</w:t>
-            </w:r>
-          </w:p>
-        </w:tc>
-        <w:tc>
-          <w:tcPr>
-            <w:tcW w:type="dxa" w:w="936"/>
-          </w:tcPr>
-          <w:p>
-            <w:r/>
-            <w:r>
-              <w:rPr>
-                <w:b w:val="0"/>
-                <w:i w:val="0"/>
-                <w:u w:val="none"/>
-              </w:rPr>
-              <w:t>0.1436</w:t>
-            </w:r>
-          </w:p>
-        </w:tc>
-        <w:tc>
-          <w:tcPr>
-            <w:tcW w:type="dxa" w:w="936"/>
+            <w:tcW w:type="dxa" w:w="1170"/>
           </w:tcPr>
           <w:p>
             <w:r/>
@@ -7175,7 +5837,7 @@
       <w:tr>
         <w:tc>
           <w:tcPr>
-            <w:tcW w:type="dxa" w:w="936"/>
+            <w:tcW w:type="dxa" w:w="1170"/>
           </w:tcPr>
           <w:p>
             <w:r/>
@@ -7191,7 +5853,7 @@
         </w:tc>
         <w:tc>
           <w:tcPr>
-            <w:tcW w:type="dxa" w:w="936"/>
+            <w:tcW w:type="dxa" w:w="1170"/>
           </w:tcPr>
           <w:p>
             <w:r/>
@@ -7207,7 +5869,7 @@
         </w:tc>
         <w:tc>
           <w:tcPr>
-            <w:tcW w:type="dxa" w:w="936"/>
+            <w:tcW w:type="dxa" w:w="1170"/>
           </w:tcPr>
           <w:p>
             <w:r/>
@@ -7223,7 +5885,7 @@
         </w:tc>
         <w:tc>
           <w:tcPr>
-            <w:tcW w:type="dxa" w:w="936"/>
+            <w:tcW w:type="dxa" w:w="1170"/>
           </w:tcPr>
           <w:p>
             <w:r/>
@@ -7239,7 +5901,7 @@
         </w:tc>
         <w:tc>
           <w:tcPr>
-            <w:tcW w:type="dxa" w:w="936"/>
+            <w:tcW w:type="dxa" w:w="1170"/>
           </w:tcPr>
           <w:p>
             <w:r/>
@@ -7255,7 +5917,7 @@
         </w:tc>
         <w:tc>
           <w:tcPr>
-            <w:tcW w:type="dxa" w:w="936"/>
+            <w:tcW w:type="dxa" w:w="1170"/>
           </w:tcPr>
           <w:p>
             <w:r/>
@@ -7271,7 +5933,7 @@
         </w:tc>
         <w:tc>
           <w:tcPr>
-            <w:tcW w:type="dxa" w:w="936"/>
+            <w:tcW w:type="dxa" w:w="1170"/>
           </w:tcPr>
           <w:p>
             <w:r/>
@@ -7287,39 +5949,7 @@
         </w:tc>
         <w:tc>
           <w:tcPr>
-            <w:tcW w:type="dxa" w:w="936"/>
-          </w:tcPr>
-          <w:p>
-            <w:r/>
-            <w:r>
-              <w:rPr>
-                <w:b w:val="0"/>
-                <w:i w:val="0"/>
-                <w:u w:val="none"/>
-              </w:rPr>
-              <w:t>86.85%</w:t>
-            </w:r>
-          </w:p>
-        </w:tc>
-        <w:tc>
-          <w:tcPr>
-            <w:tcW w:type="dxa" w:w="936"/>
-          </w:tcPr>
-          <w:p>
-            <w:r/>
-            <w:r>
-              <w:rPr>
-                <w:b w:val="0"/>
-                <w:i w:val="0"/>
-                <w:u w:val="none"/>
-              </w:rPr>
-              <w:t>0.1433</w:t>
-            </w:r>
-          </w:p>
-        </w:tc>
-        <w:tc>
-          <w:tcPr>
-            <w:tcW w:type="dxa" w:w="936"/>
+            <w:tcW w:type="dxa" w:w="1170"/>
           </w:tcPr>
           <w:p>
             <w:r/>
@@ -7337,7 +5967,7 @@
       <w:tr>
         <w:tc>
           <w:tcPr>
-            <w:tcW w:type="dxa" w:w="936"/>
+            <w:tcW w:type="dxa" w:w="1170"/>
           </w:tcPr>
           <w:p>
             <w:r/>
@@ -7353,7 +5983,7 @@
         </w:tc>
         <w:tc>
           <w:tcPr>
-            <w:tcW w:type="dxa" w:w="936"/>
+            <w:tcW w:type="dxa" w:w="1170"/>
           </w:tcPr>
           <w:p>
             <w:r/>
@@ -7369,7 +5999,7 @@
         </w:tc>
         <w:tc>
           <w:tcPr>
-            <w:tcW w:type="dxa" w:w="936"/>
+            <w:tcW w:type="dxa" w:w="1170"/>
           </w:tcPr>
           <w:p>
             <w:r/>
@@ -7385,7 +6015,7 @@
         </w:tc>
         <w:tc>
           <w:tcPr>
-            <w:tcW w:type="dxa" w:w="936"/>
+            <w:tcW w:type="dxa" w:w="1170"/>
           </w:tcPr>
           <w:p>
             <w:r/>
@@ -7401,7 +6031,7 @@
         </w:tc>
         <w:tc>
           <w:tcPr>
-            <w:tcW w:type="dxa" w:w="936"/>
+            <w:tcW w:type="dxa" w:w="1170"/>
           </w:tcPr>
           <w:p>
             <w:r/>
@@ -7417,7 +6047,7 @@
         </w:tc>
         <w:tc>
           <w:tcPr>
-            <w:tcW w:type="dxa" w:w="936"/>
+            <w:tcW w:type="dxa" w:w="1170"/>
           </w:tcPr>
           <w:p>
             <w:r/>
@@ -7433,7 +6063,7 @@
         </w:tc>
         <w:tc>
           <w:tcPr>
-            <w:tcW w:type="dxa" w:w="936"/>
+            <w:tcW w:type="dxa" w:w="1170"/>
           </w:tcPr>
           <w:p>
             <w:r/>
@@ -7449,39 +6079,7 @@
         </w:tc>
         <w:tc>
           <w:tcPr>
-            <w:tcW w:type="dxa" w:w="936"/>
-          </w:tcPr>
-          <w:p>
-            <w:r/>
-            <w:r>
-              <w:rPr>
-                <w:b w:val="0"/>
-                <w:i w:val="0"/>
-                <w:u w:val="none"/>
-              </w:rPr>
-              <w:t>86.85%</w:t>
-            </w:r>
-          </w:p>
-        </w:tc>
-        <w:tc>
-          <w:tcPr>
-            <w:tcW w:type="dxa" w:w="936"/>
-          </w:tcPr>
-          <w:p>
-            <w:r/>
-            <w:r>
-              <w:rPr>
-                <w:b w:val="0"/>
-                <w:i w:val="0"/>
-                <w:u w:val="none"/>
-              </w:rPr>
-              <w:t>0.1435</w:t>
-            </w:r>
-          </w:p>
-        </w:tc>
-        <w:tc>
-          <w:tcPr>
-            <w:tcW w:type="dxa" w:w="936"/>
+            <w:tcW w:type="dxa" w:w="1170"/>
           </w:tcPr>
           <w:p>
             <w:r/>
@@ -7499,7 +6097,7 @@
       <w:tr>
         <w:tc>
           <w:tcPr>
-            <w:tcW w:type="dxa" w:w="936"/>
+            <w:tcW w:type="dxa" w:w="1170"/>
           </w:tcPr>
           <w:p>
             <w:r/>
@@ -7515,7 +6113,7 @@
         </w:tc>
         <w:tc>
           <w:tcPr>
-            <w:tcW w:type="dxa" w:w="936"/>
+            <w:tcW w:type="dxa" w:w="1170"/>
           </w:tcPr>
           <w:p>
             <w:r/>
@@ -7531,7 +6129,7 @@
         </w:tc>
         <w:tc>
           <w:tcPr>
-            <w:tcW w:type="dxa" w:w="936"/>
+            <w:tcW w:type="dxa" w:w="1170"/>
           </w:tcPr>
           <w:p>
             <w:r/>
@@ -7547,7 +6145,7 @@
         </w:tc>
         <w:tc>
           <w:tcPr>
-            <w:tcW w:type="dxa" w:w="936"/>
+            <w:tcW w:type="dxa" w:w="1170"/>
           </w:tcPr>
           <w:p>
             <w:r/>
@@ -7563,7 +6161,7 @@
         </w:tc>
         <w:tc>
           <w:tcPr>
-            <w:tcW w:type="dxa" w:w="936"/>
+            <w:tcW w:type="dxa" w:w="1170"/>
           </w:tcPr>
           <w:p>
             <w:r/>
@@ -7579,7 +6177,7 @@
         </w:tc>
         <w:tc>
           <w:tcPr>
-            <w:tcW w:type="dxa" w:w="936"/>
+            <w:tcW w:type="dxa" w:w="1170"/>
           </w:tcPr>
           <w:p>
             <w:r/>
@@ -7595,7 +6193,7 @@
         </w:tc>
         <w:tc>
           <w:tcPr>
-            <w:tcW w:type="dxa" w:w="936"/>
+            <w:tcW w:type="dxa" w:w="1170"/>
           </w:tcPr>
           <w:p>
             <w:r/>
@@ -7611,39 +6209,7 @@
         </w:tc>
         <w:tc>
           <w:tcPr>
-            <w:tcW w:type="dxa" w:w="936"/>
-          </w:tcPr>
-          <w:p>
-            <w:r/>
-            <w:r>
-              <w:rPr>
-                <w:b w:val="0"/>
-                <w:i w:val="0"/>
-                <w:u w:val="none"/>
-              </w:rPr>
-              <w:t>86.49%</w:t>
-            </w:r>
-          </w:p>
-        </w:tc>
-        <w:tc>
-          <w:tcPr>
-            <w:tcW w:type="dxa" w:w="936"/>
-          </w:tcPr>
-          <w:p>
-            <w:r/>
-            <w:r>
-              <w:rPr>
-                <w:b w:val="0"/>
-                <w:i w:val="0"/>
-                <w:u w:val="none"/>
-              </w:rPr>
-              <w:t>0.1310</w:t>
-            </w:r>
-          </w:p>
-        </w:tc>
-        <w:tc>
-          <w:tcPr>
-            <w:tcW w:type="dxa" w:w="936"/>
+            <w:tcW w:type="dxa" w:w="1170"/>
           </w:tcPr>
           <w:p>
             <w:r/>
@@ -7661,7 +6227,7 @@
       <w:tr>
         <w:tc>
           <w:tcPr>
-            <w:tcW w:type="dxa" w:w="936"/>
+            <w:tcW w:type="dxa" w:w="1170"/>
           </w:tcPr>
           <w:p>
             <w:r/>
@@ -7677,7 +6243,7 @@
         </w:tc>
         <w:tc>
           <w:tcPr>
-            <w:tcW w:type="dxa" w:w="936"/>
+            <w:tcW w:type="dxa" w:w="1170"/>
           </w:tcPr>
           <w:p>
             <w:r/>
@@ -7693,7 +6259,7 @@
         </w:tc>
         <w:tc>
           <w:tcPr>
-            <w:tcW w:type="dxa" w:w="936"/>
+            <w:tcW w:type="dxa" w:w="1170"/>
           </w:tcPr>
           <w:p>
             <w:r/>
@@ -7709,7 +6275,7 @@
         </w:tc>
         <w:tc>
           <w:tcPr>
-            <w:tcW w:type="dxa" w:w="936"/>
+            <w:tcW w:type="dxa" w:w="1170"/>
           </w:tcPr>
           <w:p>
             <w:r/>
@@ -7725,7 +6291,7 @@
         </w:tc>
         <w:tc>
           <w:tcPr>
-            <w:tcW w:type="dxa" w:w="936"/>
+            <w:tcW w:type="dxa" w:w="1170"/>
           </w:tcPr>
           <w:p>
             <w:r/>
@@ -7741,7 +6307,7 @@
         </w:tc>
         <w:tc>
           <w:tcPr>
-            <w:tcW w:type="dxa" w:w="936"/>
+            <w:tcW w:type="dxa" w:w="1170"/>
           </w:tcPr>
           <w:p>
             <w:r/>
@@ -7757,7 +6323,7 @@
         </w:tc>
         <w:tc>
           <w:tcPr>
-            <w:tcW w:type="dxa" w:w="936"/>
+            <w:tcW w:type="dxa" w:w="1170"/>
           </w:tcPr>
           <w:p>
             <w:r/>
@@ -7773,39 +6339,7 @@
         </w:tc>
         <w:tc>
           <w:tcPr>
-            <w:tcW w:type="dxa" w:w="936"/>
-          </w:tcPr>
-          <w:p>
-            <w:r/>
-            <w:r>
-              <w:rPr>
-                <w:b w:val="0"/>
-                <w:i w:val="0"/>
-                <w:u w:val="none"/>
-              </w:rPr>
-              <w:t>86.54%</w:t>
-            </w:r>
-          </w:p>
-        </w:tc>
-        <w:tc>
-          <w:tcPr>
-            <w:tcW w:type="dxa" w:w="936"/>
-          </w:tcPr>
-          <w:p>
-            <w:r/>
-            <w:r>
-              <w:rPr>
-                <w:b w:val="0"/>
-                <w:i w:val="0"/>
-                <w:u w:val="none"/>
-              </w:rPr>
-              <w:t>0.1282</w:t>
-            </w:r>
-          </w:p>
-        </w:tc>
-        <w:tc>
-          <w:tcPr>
-            <w:tcW w:type="dxa" w:w="936"/>
+            <w:tcW w:type="dxa" w:w="1170"/>
           </w:tcPr>
           <w:p>
             <w:r/>
@@ -7823,7 +6357,7 @@
       <w:tr>
         <w:tc>
           <w:tcPr>
-            <w:tcW w:type="dxa" w:w="936"/>
+            <w:tcW w:type="dxa" w:w="1170"/>
           </w:tcPr>
           <w:p>
             <w:r/>
@@ -7839,7 +6373,7 @@
         </w:tc>
         <w:tc>
           <w:tcPr>
-            <w:tcW w:type="dxa" w:w="936"/>
+            <w:tcW w:type="dxa" w:w="1170"/>
           </w:tcPr>
           <w:p>
             <w:r/>
@@ -7855,7 +6389,7 @@
         </w:tc>
         <w:tc>
           <w:tcPr>
-            <w:tcW w:type="dxa" w:w="936"/>
+            <w:tcW w:type="dxa" w:w="1170"/>
           </w:tcPr>
           <w:p>
             <w:r/>
@@ -7871,7 +6405,7 @@
         </w:tc>
         <w:tc>
           <w:tcPr>
-            <w:tcW w:type="dxa" w:w="936"/>
+            <w:tcW w:type="dxa" w:w="1170"/>
           </w:tcPr>
           <w:p>
             <w:r/>
@@ -7887,7 +6421,7 @@
         </w:tc>
         <w:tc>
           <w:tcPr>
-            <w:tcW w:type="dxa" w:w="936"/>
+            <w:tcW w:type="dxa" w:w="1170"/>
           </w:tcPr>
           <w:p>
             <w:r/>
@@ -7903,7 +6437,7 @@
         </w:tc>
         <w:tc>
           <w:tcPr>
-            <w:tcW w:type="dxa" w:w="936"/>
+            <w:tcW w:type="dxa" w:w="1170"/>
           </w:tcPr>
           <w:p>
             <w:r/>
@@ -7919,7 +6453,7 @@
         </w:tc>
         <w:tc>
           <w:tcPr>
-            <w:tcW w:type="dxa" w:w="936"/>
+            <w:tcW w:type="dxa" w:w="1170"/>
           </w:tcPr>
           <w:p>
             <w:r/>
@@ -7935,39 +6469,7 @@
         </w:tc>
         <w:tc>
           <w:tcPr>
-            <w:tcW w:type="dxa" w:w="936"/>
-          </w:tcPr>
-          <w:p>
-            <w:r/>
-            <w:r>
-              <w:rPr>
-                <w:b w:val="0"/>
-                <w:i w:val="0"/>
-                <w:u w:val="none"/>
-              </w:rPr>
-              <w:t>86.50%</w:t>
-            </w:r>
-          </w:p>
-        </w:tc>
-        <w:tc>
-          <w:tcPr>
-            <w:tcW w:type="dxa" w:w="936"/>
-          </w:tcPr>
-          <w:p>
-            <w:r/>
-            <w:r>
-              <w:rPr>
-                <w:b w:val="0"/>
-                <w:i w:val="0"/>
-                <w:u w:val="none"/>
-              </w:rPr>
-              <w:t>0.1121</w:t>
-            </w:r>
-          </w:p>
-        </w:tc>
-        <w:tc>
-          <w:tcPr>
-            <w:tcW w:type="dxa" w:w="936"/>
+            <w:tcW w:type="dxa" w:w="1170"/>
           </w:tcPr>
           <w:p>
             <w:r/>
@@ -7985,7 +6487,7 @@
       <w:tr>
         <w:tc>
           <w:tcPr>
-            <w:tcW w:type="dxa" w:w="936"/>
+            <w:tcW w:type="dxa" w:w="1170"/>
           </w:tcPr>
           <w:p>
             <w:r/>
@@ -8001,7 +6503,7 @@
         </w:tc>
         <w:tc>
           <w:tcPr>
-            <w:tcW w:type="dxa" w:w="936"/>
+            <w:tcW w:type="dxa" w:w="1170"/>
           </w:tcPr>
           <w:p>
             <w:r/>
@@ -8017,7 +6519,7 @@
         </w:tc>
         <w:tc>
           <w:tcPr>
-            <w:tcW w:type="dxa" w:w="936"/>
+            <w:tcW w:type="dxa" w:w="1170"/>
           </w:tcPr>
           <w:p>
             <w:r/>
@@ -8033,7 +6535,7 @@
         </w:tc>
         <w:tc>
           <w:tcPr>
-            <w:tcW w:type="dxa" w:w="936"/>
+            <w:tcW w:type="dxa" w:w="1170"/>
           </w:tcPr>
           <w:p>
             <w:r/>
@@ -8049,7 +6551,7 @@
         </w:tc>
         <w:tc>
           <w:tcPr>
-            <w:tcW w:type="dxa" w:w="936"/>
+            <w:tcW w:type="dxa" w:w="1170"/>
           </w:tcPr>
           <w:p>
             <w:r/>
@@ -8065,7 +6567,7 @@
         </w:tc>
         <w:tc>
           <w:tcPr>
-            <w:tcW w:type="dxa" w:w="936"/>
+            <w:tcW w:type="dxa" w:w="1170"/>
           </w:tcPr>
           <w:p>
             <w:r/>
@@ -8081,7 +6583,7 @@
         </w:tc>
         <w:tc>
           <w:tcPr>
-            <w:tcW w:type="dxa" w:w="936"/>
+            <w:tcW w:type="dxa" w:w="1170"/>
           </w:tcPr>
           <w:p>
             <w:r/>
@@ -8097,39 +6599,7 @@
         </w:tc>
         <w:tc>
           <w:tcPr>
-            <w:tcW w:type="dxa" w:w="936"/>
-          </w:tcPr>
-          <w:p>
-            <w:r/>
-            <w:r>
-              <w:rPr>
-                <w:b w:val="0"/>
-                <w:i w:val="0"/>
-                <w:u w:val="none"/>
-              </w:rPr>
-              <w:t>86.53%</w:t>
-            </w:r>
-          </w:p>
-        </w:tc>
-        <w:tc>
-          <w:tcPr>
-            <w:tcW w:type="dxa" w:w="936"/>
-          </w:tcPr>
-          <w:p>
-            <w:r/>
-            <w:r>
-              <w:rPr>
-                <w:b w:val="0"/>
-                <w:i w:val="0"/>
-                <w:u w:val="none"/>
-              </w:rPr>
-              <w:t>0.1176</w:t>
-            </w:r>
-          </w:p>
-        </w:tc>
-        <w:tc>
-          <w:tcPr>
-            <w:tcW w:type="dxa" w:w="936"/>
+            <w:tcW w:type="dxa" w:w="1170"/>
           </w:tcPr>
           <w:p>
             <w:r/>
@@ -8147,7 +6617,7 @@
       <w:tr>
         <w:tc>
           <w:tcPr>
-            <w:tcW w:type="dxa" w:w="936"/>
+            <w:tcW w:type="dxa" w:w="1170"/>
           </w:tcPr>
           <w:p>
             <w:r/>
@@ -8163,7 +6633,7 @@
         </w:tc>
         <w:tc>
           <w:tcPr>
-            <w:tcW w:type="dxa" w:w="936"/>
+            <w:tcW w:type="dxa" w:w="1170"/>
           </w:tcPr>
           <w:p>
             <w:r/>
@@ -8179,7 +6649,7 @@
         </w:tc>
         <w:tc>
           <w:tcPr>
-            <w:tcW w:type="dxa" w:w="936"/>
+            <w:tcW w:type="dxa" w:w="1170"/>
           </w:tcPr>
           <w:p>
             <w:r/>
@@ -8195,7 +6665,7 @@
         </w:tc>
         <w:tc>
           <w:tcPr>
-            <w:tcW w:type="dxa" w:w="936"/>
+            <w:tcW w:type="dxa" w:w="1170"/>
           </w:tcPr>
           <w:p>
             <w:r/>
@@ -8211,7 +6681,7 @@
         </w:tc>
         <w:tc>
           <w:tcPr>
-            <w:tcW w:type="dxa" w:w="936"/>
+            <w:tcW w:type="dxa" w:w="1170"/>
           </w:tcPr>
           <w:p>
             <w:r/>
@@ -8227,7 +6697,7 @@
         </w:tc>
         <w:tc>
           <w:tcPr>
-            <w:tcW w:type="dxa" w:w="936"/>
+            <w:tcW w:type="dxa" w:w="1170"/>
           </w:tcPr>
           <w:p>
             <w:r/>
@@ -8243,7 +6713,7 @@
         </w:tc>
         <w:tc>
           <w:tcPr>
-            <w:tcW w:type="dxa" w:w="936"/>
+            <w:tcW w:type="dxa" w:w="1170"/>
           </w:tcPr>
           <w:p>
             <w:r/>
@@ -8259,39 +6729,7 @@
         </w:tc>
         <w:tc>
           <w:tcPr>
-            <w:tcW w:type="dxa" w:w="936"/>
-          </w:tcPr>
-          <w:p>
-            <w:r/>
-            <w:r>
-              <w:rPr>
-                <w:b w:val="0"/>
-                <w:i w:val="0"/>
-                <w:u w:val="none"/>
-              </w:rPr>
-              <w:t>86.88%</w:t>
-            </w:r>
-          </w:p>
-        </w:tc>
-        <w:tc>
-          <w:tcPr>
-            <w:tcW w:type="dxa" w:w="936"/>
-          </w:tcPr>
-          <w:p>
-            <w:r/>
-            <w:r>
-              <w:rPr>
-                <w:b w:val="0"/>
-                <w:i w:val="0"/>
-                <w:u w:val="none"/>
-              </w:rPr>
-              <w:t>0.1471</w:t>
-            </w:r>
-          </w:p>
-        </w:tc>
-        <w:tc>
-          <w:tcPr>
-            <w:tcW w:type="dxa" w:w="936"/>
+            <w:tcW w:type="dxa" w:w="1170"/>
           </w:tcPr>
           <w:p>
             <w:r/>
@@ -8309,7 +6747,7 @@
       <w:tr>
         <w:tc>
           <w:tcPr>
-            <w:tcW w:type="dxa" w:w="936"/>
+            <w:tcW w:type="dxa" w:w="1170"/>
           </w:tcPr>
           <w:p>
             <w:r/>
@@ -8325,7 +6763,7 @@
         </w:tc>
         <w:tc>
           <w:tcPr>
-            <w:tcW w:type="dxa" w:w="936"/>
+            <w:tcW w:type="dxa" w:w="1170"/>
           </w:tcPr>
           <w:p>
             <w:r/>
@@ -8341,7 +6779,7 @@
         </w:tc>
         <w:tc>
           <w:tcPr>
-            <w:tcW w:type="dxa" w:w="936"/>
+            <w:tcW w:type="dxa" w:w="1170"/>
           </w:tcPr>
           <w:p>
             <w:r/>
@@ -8357,7 +6795,7 @@
         </w:tc>
         <w:tc>
           <w:tcPr>
-            <w:tcW w:type="dxa" w:w="936"/>
+            <w:tcW w:type="dxa" w:w="1170"/>
           </w:tcPr>
           <w:p>
             <w:r/>
@@ -8373,7 +6811,7 @@
         </w:tc>
         <w:tc>
           <w:tcPr>
-            <w:tcW w:type="dxa" w:w="936"/>
+            <w:tcW w:type="dxa" w:w="1170"/>
           </w:tcPr>
           <w:p>
             <w:r/>
@@ -8389,7 +6827,7 @@
         </w:tc>
         <w:tc>
           <w:tcPr>
-            <w:tcW w:type="dxa" w:w="936"/>
+            <w:tcW w:type="dxa" w:w="1170"/>
           </w:tcPr>
           <w:p>
             <w:r/>
@@ -8405,7 +6843,7 @@
         </w:tc>
         <w:tc>
           <w:tcPr>
-            <w:tcW w:type="dxa" w:w="936"/>
+            <w:tcW w:type="dxa" w:w="1170"/>
           </w:tcPr>
           <w:p>
             <w:r/>
@@ -8421,39 +6859,7 @@
         </w:tc>
         <w:tc>
           <w:tcPr>
-            <w:tcW w:type="dxa" w:w="936"/>
-          </w:tcPr>
-          <w:p>
-            <w:r/>
-            <w:r>
-              <w:rPr>
-                <w:b w:val="0"/>
-                <w:i w:val="0"/>
-                <w:u w:val="none"/>
-              </w:rPr>
-              <w:t>86.50%</w:t>
-            </w:r>
-          </w:p>
-        </w:tc>
-        <w:tc>
-          <w:tcPr>
-            <w:tcW w:type="dxa" w:w="936"/>
-          </w:tcPr>
-          <w:p>
-            <w:r/>
-            <w:r>
-              <w:rPr>
-                <w:b w:val="0"/>
-                <w:i w:val="0"/>
-                <w:u w:val="none"/>
-              </w:rPr>
-              <w:t>0.1310</w:t>
-            </w:r>
-          </w:p>
-        </w:tc>
-        <w:tc>
-          <w:tcPr>
-            <w:tcW w:type="dxa" w:w="936"/>
+            <w:tcW w:type="dxa" w:w="1170"/>
           </w:tcPr>
           <w:p>
             <w:r/>
@@ -8471,7 +6877,7 @@
       <w:tr>
         <w:tc>
           <w:tcPr>
-            <w:tcW w:type="dxa" w:w="936"/>
+            <w:tcW w:type="dxa" w:w="1170"/>
           </w:tcPr>
           <w:p>
             <w:r/>
@@ -8487,7 +6893,7 @@
         </w:tc>
         <w:tc>
           <w:tcPr>
-            <w:tcW w:type="dxa" w:w="936"/>
+            <w:tcW w:type="dxa" w:w="1170"/>
           </w:tcPr>
           <w:p>
             <w:r/>
@@ -8503,7 +6909,7 @@
         </w:tc>
         <w:tc>
           <w:tcPr>
-            <w:tcW w:type="dxa" w:w="936"/>
+            <w:tcW w:type="dxa" w:w="1170"/>
           </w:tcPr>
           <w:p>
             <w:r/>
@@ -8519,7 +6925,7 @@
         </w:tc>
         <w:tc>
           <w:tcPr>
-            <w:tcW w:type="dxa" w:w="936"/>
+            <w:tcW w:type="dxa" w:w="1170"/>
           </w:tcPr>
           <w:p>
             <w:r/>
@@ -8535,7 +6941,7 @@
         </w:tc>
         <w:tc>
           <w:tcPr>
-            <w:tcW w:type="dxa" w:w="936"/>
+            <w:tcW w:type="dxa" w:w="1170"/>
           </w:tcPr>
           <w:p>
             <w:r/>
@@ -8551,7 +6957,7 @@
         </w:tc>
         <w:tc>
           <w:tcPr>
-            <w:tcW w:type="dxa" w:w="936"/>
+            <w:tcW w:type="dxa" w:w="1170"/>
           </w:tcPr>
           <w:p>
             <w:r/>
@@ -8567,7 +6973,7 @@
         </w:tc>
         <w:tc>
           <w:tcPr>
-            <w:tcW w:type="dxa" w:w="936"/>
+            <w:tcW w:type="dxa" w:w="1170"/>
           </w:tcPr>
           <w:p>
             <w:r/>
@@ -8583,39 +6989,7 @@
         </w:tc>
         <w:tc>
           <w:tcPr>
-            <w:tcW w:type="dxa" w:w="936"/>
-          </w:tcPr>
-          <w:p>
-            <w:r/>
-            <w:r>
-              <w:rPr>
-                <w:b w:val="0"/>
-                <w:i w:val="0"/>
-                <w:u w:val="none"/>
-              </w:rPr>
-              <w:t>86.78%</w:t>
-            </w:r>
-          </w:p>
-        </w:tc>
-        <w:tc>
-          <w:tcPr>
-            <w:tcW w:type="dxa" w:w="936"/>
-          </w:tcPr>
-          <w:p>
-            <w:r/>
-            <w:r>
-              <w:rPr>
-                <w:b w:val="0"/>
-                <w:i w:val="0"/>
-                <w:u w:val="none"/>
-              </w:rPr>
-              <w:t>0.1517</w:t>
-            </w:r>
-          </w:p>
-        </w:tc>
-        <w:tc>
-          <w:tcPr>
-            <w:tcW w:type="dxa" w:w="936"/>
+            <w:tcW w:type="dxa" w:w="1170"/>
           </w:tcPr>
           <w:p>
             <w:r/>
@@ -8633,7 +7007,7 @@
       <w:tr>
         <w:tc>
           <w:tcPr>
-            <w:tcW w:type="dxa" w:w="936"/>
+            <w:tcW w:type="dxa" w:w="1170"/>
           </w:tcPr>
           <w:p>
             <w:r/>
@@ -8649,7 +7023,7 @@
         </w:tc>
         <w:tc>
           <w:tcPr>
-            <w:tcW w:type="dxa" w:w="936"/>
+            <w:tcW w:type="dxa" w:w="1170"/>
           </w:tcPr>
           <w:p>
             <w:r/>
@@ -8665,7 +7039,7 @@
         </w:tc>
         <w:tc>
           <w:tcPr>
-            <w:tcW w:type="dxa" w:w="936"/>
+            <w:tcW w:type="dxa" w:w="1170"/>
           </w:tcPr>
           <w:p>
             <w:r/>
@@ -8681,7 +7055,7 @@
         </w:tc>
         <w:tc>
           <w:tcPr>
-            <w:tcW w:type="dxa" w:w="936"/>
+            <w:tcW w:type="dxa" w:w="1170"/>
           </w:tcPr>
           <w:p>
             <w:r/>
@@ -8697,7 +7071,7 @@
         </w:tc>
         <w:tc>
           <w:tcPr>
-            <w:tcW w:type="dxa" w:w="936"/>
+            <w:tcW w:type="dxa" w:w="1170"/>
           </w:tcPr>
           <w:p>
             <w:r/>
@@ -8713,7 +7087,7 @@
         </w:tc>
         <w:tc>
           <w:tcPr>
-            <w:tcW w:type="dxa" w:w="936"/>
+            <w:tcW w:type="dxa" w:w="1170"/>
           </w:tcPr>
           <w:p>
             <w:r/>
@@ -8729,7 +7103,7 @@
         </w:tc>
         <w:tc>
           <w:tcPr>
-            <w:tcW w:type="dxa" w:w="936"/>
+            <w:tcW w:type="dxa" w:w="1170"/>
           </w:tcPr>
           <w:p>
             <w:r/>
@@ -8745,39 +7119,7 @@
         </w:tc>
         <w:tc>
           <w:tcPr>
-            <w:tcW w:type="dxa" w:w="936"/>
-          </w:tcPr>
-          <w:p>
-            <w:r/>
-            <w:r>
-              <w:rPr>
-                <w:b w:val="0"/>
-                <w:i w:val="0"/>
-                <w:u w:val="none"/>
-              </w:rPr>
-              <w:t>86.51%</w:t>
-            </w:r>
-          </w:p>
-        </w:tc>
-        <w:tc>
-          <w:tcPr>
-            <w:tcW w:type="dxa" w:w="936"/>
-          </w:tcPr>
-          <w:p>
-            <w:r/>
-            <w:r>
-              <w:rPr>
-                <w:b w:val="0"/>
-                <w:i w:val="0"/>
-                <w:u w:val="none"/>
-              </w:rPr>
-              <w:t>0.1261</w:t>
-            </w:r>
-          </w:p>
-        </w:tc>
-        <w:tc>
-          <w:tcPr>
-            <w:tcW w:type="dxa" w:w="936"/>
+            <w:tcW w:type="dxa" w:w="1170"/>
           </w:tcPr>
           <w:p>
             <w:r/>
@@ -8795,7 +7137,7 @@
       <w:tr>
         <w:tc>
           <w:tcPr>
-            <w:tcW w:type="dxa" w:w="936"/>
+            <w:tcW w:type="dxa" w:w="1170"/>
           </w:tcPr>
           <w:p>
             <w:r/>
@@ -8811,7 +7153,7 @@
         </w:tc>
         <w:tc>
           <w:tcPr>
-            <w:tcW w:type="dxa" w:w="936"/>
+            <w:tcW w:type="dxa" w:w="1170"/>
           </w:tcPr>
           <w:p>
             <w:r/>
@@ -8827,7 +7169,7 @@
         </w:tc>
         <w:tc>
           <w:tcPr>
-            <w:tcW w:type="dxa" w:w="936"/>
+            <w:tcW w:type="dxa" w:w="1170"/>
           </w:tcPr>
           <w:p>
             <w:r/>
@@ -8843,7 +7185,7 @@
         </w:tc>
         <w:tc>
           <w:tcPr>
-            <w:tcW w:type="dxa" w:w="936"/>
+            <w:tcW w:type="dxa" w:w="1170"/>
           </w:tcPr>
           <w:p>
             <w:r/>
@@ -8859,7 +7201,7 @@
         </w:tc>
         <w:tc>
           <w:tcPr>
-            <w:tcW w:type="dxa" w:w="936"/>
+            <w:tcW w:type="dxa" w:w="1170"/>
           </w:tcPr>
           <w:p>
             <w:r/>
@@ -8875,7 +7217,7 @@
         </w:tc>
         <w:tc>
           <w:tcPr>
-            <w:tcW w:type="dxa" w:w="936"/>
+            <w:tcW w:type="dxa" w:w="1170"/>
           </w:tcPr>
           <w:p>
             <w:r/>
@@ -8891,7 +7233,7 @@
         </w:tc>
         <w:tc>
           <w:tcPr>
-            <w:tcW w:type="dxa" w:w="936"/>
+            <w:tcW w:type="dxa" w:w="1170"/>
           </w:tcPr>
           <w:p>
             <w:r/>
@@ -8907,39 +7249,7 @@
         </w:tc>
         <w:tc>
           <w:tcPr>
-            <w:tcW w:type="dxa" w:w="936"/>
-          </w:tcPr>
-          <w:p>
-            <w:r/>
-            <w:r>
-              <w:rPr>
-                <w:b w:val="0"/>
-                <w:i w:val="0"/>
-                <w:u w:val="none"/>
-              </w:rPr>
-              <w:t>86.83%</w:t>
-            </w:r>
-          </w:p>
-        </w:tc>
-        <w:tc>
-          <w:tcPr>
-            <w:tcW w:type="dxa" w:w="936"/>
-          </w:tcPr>
-          <w:p>
-            <w:r/>
-            <w:r>
-              <w:rPr>
-                <w:b w:val="0"/>
-                <w:i w:val="0"/>
-                <w:u w:val="none"/>
-              </w:rPr>
-              <w:t>0.1471</w:t>
-            </w:r>
-          </w:p>
-        </w:tc>
-        <w:tc>
-          <w:tcPr>
-            <w:tcW w:type="dxa" w:w="936"/>
+            <w:tcW w:type="dxa" w:w="1170"/>
           </w:tcPr>
           <w:p>
             <w:r/>
@@ -8957,7 +7267,7 @@
       <w:tr>
         <w:tc>
           <w:tcPr>
-            <w:tcW w:type="dxa" w:w="936"/>
+            <w:tcW w:type="dxa" w:w="1170"/>
           </w:tcPr>
           <w:p>
             <w:r/>
@@ -8973,7 +7283,7 @@
         </w:tc>
         <w:tc>
           <w:tcPr>
-            <w:tcW w:type="dxa" w:w="936"/>
+            <w:tcW w:type="dxa" w:w="1170"/>
           </w:tcPr>
           <w:p>
             <w:r/>
@@ -8989,7 +7299,7 @@
         </w:tc>
         <w:tc>
           <w:tcPr>
-            <w:tcW w:type="dxa" w:w="936"/>
+            <w:tcW w:type="dxa" w:w="1170"/>
           </w:tcPr>
           <w:p>
             <w:r/>
@@ -9005,7 +7315,7 @@
         </w:tc>
         <w:tc>
           <w:tcPr>
-            <w:tcW w:type="dxa" w:w="936"/>
+            <w:tcW w:type="dxa" w:w="1170"/>
           </w:tcPr>
           <w:p>
             <w:r/>
@@ -9021,7 +7331,7 @@
         </w:tc>
         <w:tc>
           <w:tcPr>
-            <w:tcW w:type="dxa" w:w="936"/>
+            <w:tcW w:type="dxa" w:w="1170"/>
           </w:tcPr>
           <w:p>
             <w:r/>
@@ -9037,7 +7347,7 @@
         </w:tc>
         <w:tc>
           <w:tcPr>
-            <w:tcW w:type="dxa" w:w="936"/>
+            <w:tcW w:type="dxa" w:w="1170"/>
           </w:tcPr>
           <w:p>
             <w:r/>
@@ -9053,7 +7363,7 @@
         </w:tc>
         <w:tc>
           <w:tcPr>
-            <w:tcW w:type="dxa" w:w="936"/>
+            <w:tcW w:type="dxa" w:w="1170"/>
           </w:tcPr>
           <w:p>
             <w:r/>
@@ -9069,39 +7379,7 @@
         </w:tc>
         <w:tc>
           <w:tcPr>
-            <w:tcW w:type="dxa" w:w="936"/>
-          </w:tcPr>
-          <w:p>
-            <w:r/>
-            <w:r>
-              <w:rPr>
-                <w:b w:val="0"/>
-                <w:i w:val="0"/>
-                <w:u w:val="none"/>
-              </w:rPr>
-              <w:t>87.00%</w:t>
-            </w:r>
-          </w:p>
-        </w:tc>
-        <w:tc>
-          <w:tcPr>
-            <w:tcW w:type="dxa" w:w="936"/>
-          </w:tcPr>
-          <w:p>
-            <w:r/>
-            <w:r>
-              <w:rPr>
-                <w:b w:val="0"/>
-                <w:i w:val="0"/>
-                <w:u w:val="none"/>
-              </w:rPr>
-              <w:t>0.0989</w:t>
-            </w:r>
-          </w:p>
-        </w:tc>
-        <w:tc>
-          <w:tcPr>
-            <w:tcW w:type="dxa" w:w="936"/>
+            <w:tcW w:type="dxa" w:w="1170"/>
           </w:tcPr>
           <w:p>
             <w:r/>
@@ -9127,7 +7405,7 @@
       <w:tr>
         <w:tc>
           <w:tcPr>
-            <w:tcW w:type="dxa" w:w="936"/>
+            <w:tcW w:type="dxa" w:w="1170"/>
           </w:tcPr>
           <w:p>
             <w:r/>
@@ -9143,7 +7421,7 @@
         </w:tc>
         <w:tc>
           <w:tcPr>
-            <w:tcW w:type="dxa" w:w="936"/>
+            <w:tcW w:type="dxa" w:w="1170"/>
           </w:tcPr>
           <w:p>
             <w:r/>
@@ -9159,7 +7437,7 @@
         </w:tc>
         <w:tc>
           <w:tcPr>
-            <w:tcW w:type="dxa" w:w="936"/>
+            <w:tcW w:type="dxa" w:w="1170"/>
           </w:tcPr>
           <w:p>
             <w:r/>
@@ -9175,7 +7453,7 @@
         </w:tc>
         <w:tc>
           <w:tcPr>
-            <w:tcW w:type="dxa" w:w="936"/>
+            <w:tcW w:type="dxa" w:w="1170"/>
           </w:tcPr>
           <w:p>
             <w:r/>
@@ -9191,7 +7469,7 @@
         </w:tc>
         <w:tc>
           <w:tcPr>
-            <w:tcW w:type="dxa" w:w="936"/>
+            <w:tcW w:type="dxa" w:w="1170"/>
           </w:tcPr>
           <w:p>
             <w:r/>
@@ -9207,7 +7485,7 @@
         </w:tc>
         <w:tc>
           <w:tcPr>
-            <w:tcW w:type="dxa" w:w="936"/>
+            <w:tcW w:type="dxa" w:w="1170"/>
           </w:tcPr>
           <w:p>
             <w:r/>
@@ -9223,7 +7501,7 @@
         </w:tc>
         <w:tc>
           <w:tcPr>
-            <w:tcW w:type="dxa" w:w="936"/>
+            <w:tcW w:type="dxa" w:w="1170"/>
           </w:tcPr>
           <w:p>
             <w:r/>
@@ -9239,39 +7517,7 @@
         </w:tc>
         <w:tc>
           <w:tcPr>
-            <w:tcW w:type="dxa" w:w="936"/>
-          </w:tcPr>
-          <w:p>
-            <w:r/>
-            <w:r>
-              <w:rPr>
-                <w:b w:val="0"/>
-                <w:i w:val="0"/>
-                <w:u w:val="none"/>
-              </w:rPr>
-              <w:t>86.83%</w:t>
-            </w:r>
-          </w:p>
-        </w:tc>
-        <w:tc>
-          <w:tcPr>
-            <w:tcW w:type="dxa" w:w="936"/>
-          </w:tcPr>
-          <w:p>
-            <w:r/>
-            <w:r>
-              <w:rPr>
-                <w:b w:val="0"/>
-                <w:i w:val="0"/>
-                <w:u w:val="none"/>
-              </w:rPr>
-              <w:t>0.1577</w:t>
-            </w:r>
-          </w:p>
-        </w:tc>
-        <w:tc>
-          <w:tcPr>
-            <w:tcW w:type="dxa" w:w="936"/>
+            <w:tcW w:type="dxa" w:w="1170"/>
           </w:tcPr>
           <w:p>
             <w:r/>
@@ -9289,7 +7535,7 @@
       <w:tr>
         <w:tc>
           <w:tcPr>
-            <w:tcW w:type="dxa" w:w="936"/>
+            <w:tcW w:type="dxa" w:w="1170"/>
           </w:tcPr>
           <w:p>
             <w:r/>
@@ -9305,7 +7551,7 @@
         </w:tc>
         <w:tc>
           <w:tcPr>
-            <w:tcW w:type="dxa" w:w="936"/>
+            <w:tcW w:type="dxa" w:w="1170"/>
           </w:tcPr>
           <w:p>
             <w:r/>
@@ -9321,7 +7567,7 @@
         </w:tc>
         <w:tc>
           <w:tcPr>
-            <w:tcW w:type="dxa" w:w="936"/>
+            <w:tcW w:type="dxa" w:w="1170"/>
           </w:tcPr>
           <w:p>
             <w:r/>
@@ -9337,7 +7583,7 @@
         </w:tc>
         <w:tc>
           <w:tcPr>
-            <w:tcW w:type="dxa" w:w="936"/>
+            <w:tcW w:type="dxa" w:w="1170"/>
           </w:tcPr>
           <w:p>
             <w:r/>
@@ -9353,7 +7599,7 @@
         </w:tc>
         <w:tc>
           <w:tcPr>
-            <w:tcW w:type="dxa" w:w="936"/>
+            <w:tcW w:type="dxa" w:w="1170"/>
           </w:tcPr>
           <w:p>
             <w:r/>
@@ -9369,7 +7615,7 @@
         </w:tc>
         <w:tc>
           <w:tcPr>
-            <w:tcW w:type="dxa" w:w="936"/>
+            <w:tcW w:type="dxa" w:w="1170"/>
           </w:tcPr>
           <w:p>
             <w:r/>
@@ -9385,7 +7631,7 @@
         </w:tc>
         <w:tc>
           <w:tcPr>
-            <w:tcW w:type="dxa" w:w="936"/>
+            <w:tcW w:type="dxa" w:w="1170"/>
           </w:tcPr>
           <w:p>
             <w:r/>
@@ -9401,39 +7647,7 @@
         </w:tc>
         <w:tc>
           <w:tcPr>
-            <w:tcW w:type="dxa" w:w="936"/>
-          </w:tcPr>
-          <w:p>
-            <w:r/>
-            <w:r>
-              <w:rPr>
-                <w:b w:val="0"/>
-                <w:i w:val="0"/>
-                <w:u w:val="none"/>
-              </w:rPr>
-              <w:t>86.97%</w:t>
-            </w:r>
-          </w:p>
-        </w:tc>
-        <w:tc>
-          <w:tcPr>
-            <w:tcW w:type="dxa" w:w="936"/>
-          </w:tcPr>
-          <w:p>
-            <w:r/>
-            <w:r>
-              <w:rPr>
-                <w:b w:val="0"/>
-                <w:i w:val="0"/>
-                <w:u w:val="none"/>
-              </w:rPr>
-              <w:t>0.1069</w:t>
-            </w:r>
-          </w:p>
-        </w:tc>
-        <w:tc>
-          <w:tcPr>
-            <w:tcW w:type="dxa" w:w="936"/>
+            <w:tcW w:type="dxa" w:w="1170"/>
           </w:tcPr>
           <w:p>
             <w:r/>
@@ -9459,7 +7673,7 @@
       <w:tr>
         <w:tc>
           <w:tcPr>
-            <w:tcW w:type="dxa" w:w="936"/>
+            <w:tcW w:type="dxa" w:w="1170"/>
           </w:tcPr>
           <w:p>
             <w:r/>
@@ -9475,7 +7689,7 @@
         </w:tc>
         <w:tc>
           <w:tcPr>
-            <w:tcW w:type="dxa" w:w="936"/>
+            <w:tcW w:type="dxa" w:w="1170"/>
           </w:tcPr>
           <w:p>
             <w:r/>
@@ -9491,7 +7705,7 @@
         </w:tc>
         <w:tc>
           <w:tcPr>
-            <w:tcW w:type="dxa" w:w="936"/>
+            <w:tcW w:type="dxa" w:w="1170"/>
           </w:tcPr>
           <w:p>
             <w:r/>
@@ -9507,7 +7721,7 @@
         </w:tc>
         <w:tc>
           <w:tcPr>
-            <w:tcW w:type="dxa" w:w="936"/>
+            <w:tcW w:type="dxa" w:w="1170"/>
           </w:tcPr>
           <w:p>
             <w:r/>
@@ -9523,7 +7737,7 @@
         </w:tc>
         <w:tc>
           <w:tcPr>
-            <w:tcW w:type="dxa" w:w="936"/>
+            <w:tcW w:type="dxa" w:w="1170"/>
           </w:tcPr>
           <w:p>
             <w:r/>
@@ -9539,7 +7753,7 @@
         </w:tc>
         <w:tc>
           <w:tcPr>
-            <w:tcW w:type="dxa" w:w="936"/>
+            <w:tcW w:type="dxa" w:w="1170"/>
           </w:tcPr>
           <w:p>
             <w:r/>
@@ -9555,7 +7769,7 @@
         </w:tc>
         <w:tc>
           <w:tcPr>
-            <w:tcW w:type="dxa" w:w="936"/>
+            <w:tcW w:type="dxa" w:w="1170"/>
           </w:tcPr>
           <w:p>
             <w:r/>
@@ -9571,39 +7785,7 @@
         </w:tc>
         <w:tc>
           <w:tcPr>
-            <w:tcW w:type="dxa" w:w="936"/>
-          </w:tcPr>
-          <w:p>
-            <w:r/>
-            <w:r>
-              <w:rPr>
-                <w:b w:val="0"/>
-                <w:i w:val="0"/>
-                <w:u w:val="none"/>
-              </w:rPr>
-              <w:t>86.56%</w:t>
-            </w:r>
-          </w:p>
-        </w:tc>
-        <w:tc>
-          <w:tcPr>
-            <w:tcW w:type="dxa" w:w="936"/>
-          </w:tcPr>
-          <w:p>
-            <w:r/>
-            <w:r>
-              <w:rPr>
-                <w:b w:val="0"/>
-                <w:i w:val="0"/>
-                <w:u w:val="none"/>
-              </w:rPr>
-              <w:t>0.1287</w:t>
-            </w:r>
-          </w:p>
-        </w:tc>
-        <w:tc>
-          <w:tcPr>
-            <w:tcW w:type="dxa" w:w="936"/>
+            <w:tcW w:type="dxa" w:w="1170"/>
           </w:tcPr>
           <w:p>
             <w:r/>
@@ -9621,7 +7803,7 @@
       <w:tr>
         <w:tc>
           <w:tcPr>
-            <w:tcW w:type="dxa" w:w="936"/>
+            <w:tcW w:type="dxa" w:w="1170"/>
           </w:tcPr>
           <w:p>
             <w:r/>
@@ -9637,7 +7819,7 @@
         </w:tc>
         <w:tc>
           <w:tcPr>
-            <w:tcW w:type="dxa" w:w="936"/>
+            <w:tcW w:type="dxa" w:w="1170"/>
           </w:tcPr>
           <w:p>
             <w:r/>
@@ -9653,7 +7835,7 @@
         </w:tc>
         <w:tc>
           <w:tcPr>
-            <w:tcW w:type="dxa" w:w="936"/>
+            <w:tcW w:type="dxa" w:w="1170"/>
           </w:tcPr>
           <w:p>
             <w:r/>
@@ -9669,7 +7851,7 @@
         </w:tc>
         <w:tc>
           <w:tcPr>
-            <w:tcW w:type="dxa" w:w="936"/>
+            <w:tcW w:type="dxa" w:w="1170"/>
           </w:tcPr>
           <w:p>
             <w:r/>
@@ -9685,7 +7867,7 @@
         </w:tc>
         <w:tc>
           <w:tcPr>
-            <w:tcW w:type="dxa" w:w="936"/>
+            <w:tcW w:type="dxa" w:w="1170"/>
           </w:tcPr>
           <w:p>
             <w:r/>
@@ -9701,7 +7883,7 @@
         </w:tc>
         <w:tc>
           <w:tcPr>
-            <w:tcW w:type="dxa" w:w="936"/>
+            <w:tcW w:type="dxa" w:w="1170"/>
           </w:tcPr>
           <w:p>
             <w:r/>
@@ -9717,7 +7899,7 @@
         </w:tc>
         <w:tc>
           <w:tcPr>
-            <w:tcW w:type="dxa" w:w="936"/>
+            <w:tcW w:type="dxa" w:w="1170"/>
           </w:tcPr>
           <w:p>
             <w:r/>
@@ -9733,39 +7915,7 @@
         </w:tc>
         <w:tc>
           <w:tcPr>
-            <w:tcW w:type="dxa" w:w="936"/>
-          </w:tcPr>
-          <w:p>
-            <w:r/>
-            <w:r>
-              <w:rPr>
-                <w:b w:val="0"/>
-                <w:i w:val="0"/>
-                <w:u w:val="none"/>
-              </w:rPr>
-              <w:t>86.48%</w:t>
-            </w:r>
-          </w:p>
-        </w:tc>
-        <w:tc>
-          <w:tcPr>
-            <w:tcW w:type="dxa" w:w="936"/>
-          </w:tcPr>
-          <w:p>
-            <w:r/>
-            <w:r>
-              <w:rPr>
-                <w:b w:val="0"/>
-                <w:i w:val="0"/>
-                <w:u w:val="none"/>
-              </w:rPr>
-              <w:t>0.1168</w:t>
-            </w:r>
-          </w:p>
-        </w:tc>
-        <w:tc>
-          <w:tcPr>
-            <w:tcW w:type="dxa" w:w="936"/>
+            <w:tcW w:type="dxa" w:w="1170"/>
           </w:tcPr>
           <w:p>
             <w:r/>
@@ -9783,7 +7933,7 @@
       <w:tr>
         <w:tc>
           <w:tcPr>
-            <w:tcW w:type="dxa" w:w="936"/>
+            <w:tcW w:type="dxa" w:w="1170"/>
           </w:tcPr>
           <w:p>
             <w:r/>
@@ -9799,7 +7949,7 @@
         </w:tc>
         <w:tc>
           <w:tcPr>
-            <w:tcW w:type="dxa" w:w="936"/>
+            <w:tcW w:type="dxa" w:w="1170"/>
           </w:tcPr>
           <w:p>
             <w:r/>
@@ -9815,7 +7965,7 @@
         </w:tc>
         <w:tc>
           <w:tcPr>
-            <w:tcW w:type="dxa" w:w="936"/>
+            <w:tcW w:type="dxa" w:w="1170"/>
           </w:tcPr>
           <w:p>
             <w:r/>
@@ -9831,7 +7981,7 @@
         </w:tc>
         <w:tc>
           <w:tcPr>
-            <w:tcW w:type="dxa" w:w="936"/>
+            <w:tcW w:type="dxa" w:w="1170"/>
           </w:tcPr>
           <w:p>
             <w:r/>
@@ -9847,7 +7997,7 @@
         </w:tc>
         <w:tc>
           <w:tcPr>
-            <w:tcW w:type="dxa" w:w="936"/>
+            <w:tcW w:type="dxa" w:w="1170"/>
           </w:tcPr>
           <w:p>
             <w:r/>
@@ -9863,7 +8013,7 @@
         </w:tc>
         <w:tc>
           <w:tcPr>
-            <w:tcW w:type="dxa" w:w="936"/>
+            <w:tcW w:type="dxa" w:w="1170"/>
           </w:tcPr>
           <w:p>
             <w:r/>
@@ -9879,7 +8029,7 @@
         </w:tc>
         <w:tc>
           <w:tcPr>
-            <w:tcW w:type="dxa" w:w="936"/>
+            <w:tcW w:type="dxa" w:w="1170"/>
           </w:tcPr>
           <w:p>
             <w:r/>
@@ -9895,39 +8045,7 @@
         </w:tc>
         <w:tc>
           <w:tcPr>
-            <w:tcW w:type="dxa" w:w="936"/>
-          </w:tcPr>
-          <w:p>
-            <w:r/>
-            <w:r>
-              <w:rPr>
-                <w:b w:val="0"/>
-                <w:i w:val="0"/>
-                <w:u w:val="none"/>
-              </w:rPr>
-              <w:t>86.22%</w:t>
-            </w:r>
-          </w:p>
-        </w:tc>
-        <w:tc>
-          <w:tcPr>
-            <w:tcW w:type="dxa" w:w="936"/>
-          </w:tcPr>
-          <w:p>
-            <w:r/>
-            <w:r>
-              <w:rPr>
-                <w:b w:val="0"/>
-                <w:i w:val="0"/>
-                <w:u w:val="none"/>
-              </w:rPr>
-              <w:t>0.1330</w:t>
-            </w:r>
-          </w:p>
-        </w:tc>
-        <w:tc>
-          <w:tcPr>
-            <w:tcW w:type="dxa" w:w="936"/>
+            <w:tcW w:type="dxa" w:w="1170"/>
           </w:tcPr>
           <w:p>
             <w:r/>
@@ -9945,7 +8063,7 @@
       <w:tr>
         <w:tc>
           <w:tcPr>
-            <w:tcW w:type="dxa" w:w="936"/>
+            <w:tcW w:type="dxa" w:w="1170"/>
           </w:tcPr>
           <w:p>
             <w:r/>
@@ -9961,7 +8079,7 @@
         </w:tc>
         <w:tc>
           <w:tcPr>
-            <w:tcW w:type="dxa" w:w="936"/>
+            <w:tcW w:type="dxa" w:w="1170"/>
           </w:tcPr>
           <w:p>
             <w:r/>
@@ -9977,7 +8095,7 @@
         </w:tc>
         <w:tc>
           <w:tcPr>
-            <w:tcW w:type="dxa" w:w="936"/>
+            <w:tcW w:type="dxa" w:w="1170"/>
           </w:tcPr>
           <w:p>
             <w:r/>
@@ -9993,7 +8111,7 @@
         </w:tc>
         <w:tc>
           <w:tcPr>
-            <w:tcW w:type="dxa" w:w="936"/>
+            <w:tcW w:type="dxa" w:w="1170"/>
           </w:tcPr>
           <w:p>
             <w:r/>
@@ -10009,7 +8127,7 @@
         </w:tc>
         <w:tc>
           <w:tcPr>
-            <w:tcW w:type="dxa" w:w="936"/>
+            <w:tcW w:type="dxa" w:w="1170"/>
           </w:tcPr>
           <w:p>
             <w:r/>
@@ -10025,7 +8143,7 @@
         </w:tc>
         <w:tc>
           <w:tcPr>
-            <w:tcW w:type="dxa" w:w="936"/>
+            <w:tcW w:type="dxa" w:w="1170"/>
           </w:tcPr>
           <w:p>
             <w:r/>
@@ -10041,7 +8159,7 @@
         </w:tc>
         <w:tc>
           <w:tcPr>
-            <w:tcW w:type="dxa" w:w="936"/>
+            <w:tcW w:type="dxa" w:w="1170"/>
           </w:tcPr>
           <w:p>
             <w:r/>
@@ -10057,39 +8175,7 @@
         </w:tc>
         <w:tc>
           <w:tcPr>
-            <w:tcW w:type="dxa" w:w="936"/>
-          </w:tcPr>
-          <w:p>
-            <w:r/>
-            <w:r>
-              <w:rPr>
-                <w:b/>
-                <w:i w:val="0"/>
-                <w:u w:val="single"/>
-              </w:rPr>
-              <w:t>87.02%</w:t>
-            </w:r>
-          </w:p>
-        </w:tc>
-        <w:tc>
-          <w:tcPr>
-            <w:tcW w:type="dxa" w:w="936"/>
-          </w:tcPr>
-          <w:p>
-            <w:r/>
-            <w:r>
-              <w:rPr>
-                <w:b w:val="0"/>
-                <w:i w:val="0"/>
-                <w:u w:val="none"/>
-              </w:rPr>
-              <w:t>0.1070</w:t>
-            </w:r>
-          </w:p>
-        </w:tc>
-        <w:tc>
-          <w:tcPr>
-            <w:tcW w:type="dxa" w:w="936"/>
+            <w:tcW w:type="dxa" w:w="1170"/>
           </w:tcPr>
           <w:p>
             <w:r/>
@@ -10107,7 +8193,7 @@
       <w:tr>
         <w:tc>
           <w:tcPr>
-            <w:tcW w:type="dxa" w:w="936"/>
+            <w:tcW w:type="dxa" w:w="1170"/>
           </w:tcPr>
           <w:p>
             <w:r/>
@@ -10123,7 +8209,7 @@
         </w:tc>
         <w:tc>
           <w:tcPr>
-            <w:tcW w:type="dxa" w:w="936"/>
+            <w:tcW w:type="dxa" w:w="1170"/>
           </w:tcPr>
           <w:p>
             <w:r/>
@@ -10139,7 +8225,7 @@
         </w:tc>
         <w:tc>
           <w:tcPr>
-            <w:tcW w:type="dxa" w:w="936"/>
+            <w:tcW w:type="dxa" w:w="1170"/>
           </w:tcPr>
           <w:p>
             <w:r/>
@@ -10155,7 +8241,7 @@
         </w:tc>
         <w:tc>
           <w:tcPr>
-            <w:tcW w:type="dxa" w:w="936"/>
+            <w:tcW w:type="dxa" w:w="1170"/>
           </w:tcPr>
           <w:p>
             <w:r/>
@@ -10171,7 +8257,7 @@
         </w:tc>
         <w:tc>
           <w:tcPr>
-            <w:tcW w:type="dxa" w:w="936"/>
+            <w:tcW w:type="dxa" w:w="1170"/>
           </w:tcPr>
           <w:p>
             <w:r/>
@@ -10187,7 +8273,7 @@
         </w:tc>
         <w:tc>
           <w:tcPr>
-            <w:tcW w:type="dxa" w:w="936"/>
+            <w:tcW w:type="dxa" w:w="1170"/>
           </w:tcPr>
           <w:p>
             <w:r/>
@@ -10203,7 +8289,7 @@
         </w:tc>
         <w:tc>
           <w:tcPr>
-            <w:tcW w:type="dxa" w:w="936"/>
+            <w:tcW w:type="dxa" w:w="1170"/>
           </w:tcPr>
           <w:p>
             <w:r/>
@@ -10219,39 +8305,7 @@
         </w:tc>
         <w:tc>
           <w:tcPr>
-            <w:tcW w:type="dxa" w:w="936"/>
-          </w:tcPr>
-          <w:p>
-            <w:r/>
-            <w:r>
-              <w:rPr>
-                <w:b w:val="0"/>
-                <w:i w:val="0"/>
-                <w:u w:val="none"/>
-              </w:rPr>
-              <w:t>87.00%</w:t>
-            </w:r>
-          </w:p>
-        </w:tc>
-        <w:tc>
-          <w:tcPr>
-            <w:tcW w:type="dxa" w:w="936"/>
-          </w:tcPr>
-          <w:p>
-            <w:r/>
-            <w:r>
-              <w:rPr>
-                <w:b w:val="0"/>
-                <w:i w:val="0"/>
-                <w:u w:val="none"/>
-              </w:rPr>
-              <w:t>0.0660</w:t>
-            </w:r>
-          </w:p>
-        </w:tc>
-        <w:tc>
-          <w:tcPr>
-            <w:tcW w:type="dxa" w:w="936"/>
+            <w:tcW w:type="dxa" w:w="1170"/>
           </w:tcPr>
           <w:p>
             <w:r/>
@@ -10269,7 +8323,7 @@
       <w:tr>
         <w:tc>
           <w:tcPr>
-            <w:tcW w:type="dxa" w:w="936"/>
+            <w:tcW w:type="dxa" w:w="1170"/>
           </w:tcPr>
           <w:p>
             <w:r/>
@@ -10285,7 +8339,7 @@
         </w:tc>
         <w:tc>
           <w:tcPr>
-            <w:tcW w:type="dxa" w:w="936"/>
+            <w:tcW w:type="dxa" w:w="1170"/>
           </w:tcPr>
           <w:p>
             <w:r/>
@@ -10301,7 +8355,7 @@
         </w:tc>
         <w:tc>
           <w:tcPr>
-            <w:tcW w:type="dxa" w:w="936"/>
+            <w:tcW w:type="dxa" w:w="1170"/>
           </w:tcPr>
           <w:p>
             <w:r/>
@@ -10317,7 +8371,7 @@
         </w:tc>
         <w:tc>
           <w:tcPr>
-            <w:tcW w:type="dxa" w:w="936"/>
+            <w:tcW w:type="dxa" w:w="1170"/>
           </w:tcPr>
           <w:p>
             <w:r/>
@@ -10333,7 +8387,7 @@
         </w:tc>
         <w:tc>
           <w:tcPr>
-            <w:tcW w:type="dxa" w:w="936"/>
+            <w:tcW w:type="dxa" w:w="1170"/>
           </w:tcPr>
           <w:p>
             <w:r/>
@@ -10349,7 +8403,7 @@
         </w:tc>
         <w:tc>
           <w:tcPr>
-            <w:tcW w:type="dxa" w:w="936"/>
+            <w:tcW w:type="dxa" w:w="1170"/>
           </w:tcPr>
           <w:p>
             <w:r/>
@@ -10365,7 +8419,7 @@
         </w:tc>
         <w:tc>
           <w:tcPr>
-            <w:tcW w:type="dxa" w:w="936"/>
+            <w:tcW w:type="dxa" w:w="1170"/>
           </w:tcPr>
           <w:p>
             <w:r/>
@@ -10381,39 +8435,7 @@
         </w:tc>
         <w:tc>
           <w:tcPr>
-            <w:tcW w:type="dxa" w:w="936"/>
-          </w:tcPr>
-          <w:p>
-            <w:r/>
-            <w:r>
-              <w:rPr>
-                <w:b w:val="0"/>
-                <w:i w:val="0"/>
-                <w:u w:val="none"/>
-              </w:rPr>
-              <w:t>87.00%</w:t>
-            </w:r>
-          </w:p>
-        </w:tc>
-        <w:tc>
-          <w:tcPr>
-            <w:tcW w:type="dxa" w:w="936"/>
-          </w:tcPr>
-          <w:p>
-            <w:r/>
-            <w:r>
-              <w:rPr>
-                <w:b w:val="0"/>
-                <w:i w:val="0"/>
-                <w:u w:val="none"/>
-              </w:rPr>
-              <w:t>0.0989</w:t>
-            </w:r>
-          </w:p>
-        </w:tc>
-        <w:tc>
-          <w:tcPr>
-            <w:tcW w:type="dxa" w:w="936"/>
+            <w:tcW w:type="dxa" w:w="1170"/>
           </w:tcPr>
           <w:p>
             <w:r/>
@@ -10439,7 +8461,7 @@
       <w:tr>
         <w:tc>
           <w:tcPr>
-            <w:tcW w:type="dxa" w:w="936"/>
+            <w:tcW w:type="dxa" w:w="1170"/>
           </w:tcPr>
           <w:p>
             <w:r/>
@@ -10455,7 +8477,7 @@
         </w:tc>
         <w:tc>
           <w:tcPr>
-            <w:tcW w:type="dxa" w:w="936"/>
+            <w:tcW w:type="dxa" w:w="1170"/>
           </w:tcPr>
           <w:p>
             <w:r/>
@@ -10471,7 +8493,7 @@
         </w:tc>
         <w:tc>
           <w:tcPr>
-            <w:tcW w:type="dxa" w:w="936"/>
+            <w:tcW w:type="dxa" w:w="1170"/>
           </w:tcPr>
           <w:p>
             <w:r/>
@@ -10487,7 +8509,7 @@
         </w:tc>
         <w:tc>
           <w:tcPr>
-            <w:tcW w:type="dxa" w:w="936"/>
+            <w:tcW w:type="dxa" w:w="1170"/>
           </w:tcPr>
           <w:p>
             <w:r/>
@@ -10503,7 +8525,7 @@
         </w:tc>
         <w:tc>
           <w:tcPr>
-            <w:tcW w:type="dxa" w:w="936"/>
+            <w:tcW w:type="dxa" w:w="1170"/>
           </w:tcPr>
           <w:p>
             <w:r/>
@@ -10519,7 +8541,7 @@
         </w:tc>
         <w:tc>
           <w:tcPr>
-            <w:tcW w:type="dxa" w:w="936"/>
+            <w:tcW w:type="dxa" w:w="1170"/>
           </w:tcPr>
           <w:p>
             <w:r/>
@@ -10535,7 +8557,7 @@
         </w:tc>
         <w:tc>
           <w:tcPr>
-            <w:tcW w:type="dxa" w:w="936"/>
+            <w:tcW w:type="dxa" w:w="1170"/>
           </w:tcPr>
           <w:p>
             <w:r/>
@@ -10551,39 +8573,7 @@
         </w:tc>
         <w:tc>
           <w:tcPr>
-            <w:tcW w:type="dxa" w:w="936"/>
-          </w:tcPr>
-          <w:p>
-            <w:r/>
-            <w:r>
-              <w:rPr>
-                <w:b w:val="0"/>
-                <w:i w:val="0"/>
-                <w:u w:val="none"/>
-              </w:rPr>
-              <w:t>87.00%</w:t>
-            </w:r>
-          </w:p>
-        </w:tc>
-        <w:tc>
-          <w:tcPr>
-            <w:tcW w:type="dxa" w:w="936"/>
-          </w:tcPr>
-          <w:p>
-            <w:r/>
-            <w:r>
-              <w:rPr>
-                <w:b w:val="0"/>
-                <w:i w:val="0"/>
-                <w:u w:val="none"/>
-              </w:rPr>
-              <w:t>0.1026</w:t>
-            </w:r>
-          </w:p>
-        </w:tc>
-        <w:tc>
-          <w:tcPr>
-            <w:tcW w:type="dxa" w:w="936"/>
+            <w:tcW w:type="dxa" w:w="1170"/>
           </w:tcPr>
           <w:p>
             <w:r/>
@@ -10609,7 +8599,7 @@
       <w:tr>
         <w:tc>
           <w:tcPr>
-            <w:tcW w:type="dxa" w:w="936"/>
+            <w:tcW w:type="dxa" w:w="1170"/>
           </w:tcPr>
           <w:p>
             <w:r/>
@@ -10625,7 +8615,7 @@
         </w:tc>
         <w:tc>
           <w:tcPr>
-            <w:tcW w:type="dxa" w:w="936"/>
+            <w:tcW w:type="dxa" w:w="1170"/>
           </w:tcPr>
           <w:p>
             <w:r/>
@@ -10641,7 +8631,7 @@
         </w:tc>
         <w:tc>
           <w:tcPr>
-            <w:tcW w:type="dxa" w:w="936"/>
+            <w:tcW w:type="dxa" w:w="1170"/>
           </w:tcPr>
           <w:p>
             <w:r/>
@@ -10657,7 +8647,7 @@
         </w:tc>
         <w:tc>
           <w:tcPr>
-            <w:tcW w:type="dxa" w:w="936"/>
+            <w:tcW w:type="dxa" w:w="1170"/>
           </w:tcPr>
           <w:p>
             <w:r/>
@@ -10673,7 +8663,7 @@
         </w:tc>
         <w:tc>
           <w:tcPr>
-            <w:tcW w:type="dxa" w:w="936"/>
+            <w:tcW w:type="dxa" w:w="1170"/>
           </w:tcPr>
           <w:p>
             <w:r/>
@@ -10689,7 +8679,7 @@
         </w:tc>
         <w:tc>
           <w:tcPr>
-            <w:tcW w:type="dxa" w:w="936"/>
+            <w:tcW w:type="dxa" w:w="1170"/>
           </w:tcPr>
           <w:p>
             <w:r/>
@@ -10705,7 +8695,7 @@
         </w:tc>
         <w:tc>
           <w:tcPr>
-            <w:tcW w:type="dxa" w:w="936"/>
+            <w:tcW w:type="dxa" w:w="1170"/>
           </w:tcPr>
           <w:p>
             <w:r/>
@@ -10721,39 +8711,7 @@
         </w:tc>
         <w:tc>
           <w:tcPr>
-            <w:tcW w:type="dxa" w:w="936"/>
-          </w:tcPr>
-          <w:p>
-            <w:r/>
-            <w:r>
-              <w:rPr>
-                <w:b w:val="0"/>
-                <w:i w:val="0"/>
-                <w:u w:val="none"/>
-              </w:rPr>
-              <w:t>87.00%</w:t>
-            </w:r>
-          </w:p>
-        </w:tc>
-        <w:tc>
-          <w:tcPr>
-            <w:tcW w:type="dxa" w:w="936"/>
-          </w:tcPr>
-          <w:p>
-            <w:r/>
-            <w:r>
-              <w:rPr>
-                <w:b w:val="0"/>
-                <w:i w:val="0"/>
-                <w:u w:val="none"/>
-              </w:rPr>
-              <w:t>0.1024</w:t>
-            </w:r>
-          </w:p>
-        </w:tc>
-        <w:tc>
-          <w:tcPr>
-            <w:tcW w:type="dxa" w:w="936"/>
+            <w:tcW w:type="dxa" w:w="1170"/>
           </w:tcPr>
           <w:p>
             <w:r/>
@@ -10779,7 +8737,7 @@
       <w:tr>
         <w:tc>
           <w:tcPr>
-            <w:tcW w:type="dxa" w:w="936"/>
+            <w:tcW w:type="dxa" w:w="1170"/>
           </w:tcPr>
           <w:p>
             <w:r/>
@@ -10795,7 +8753,7 @@
         </w:tc>
         <w:tc>
           <w:tcPr>
-            <w:tcW w:type="dxa" w:w="936"/>
+            <w:tcW w:type="dxa" w:w="1170"/>
           </w:tcPr>
           <w:p>
             <w:r/>
@@ -10811,7 +8769,7 @@
         </w:tc>
         <w:tc>
           <w:tcPr>
-            <w:tcW w:type="dxa" w:w="936"/>
+            <w:tcW w:type="dxa" w:w="1170"/>
           </w:tcPr>
           <w:p>
             <w:r/>
@@ -10827,7 +8785,7 @@
         </w:tc>
         <w:tc>
           <w:tcPr>
-            <w:tcW w:type="dxa" w:w="936"/>
+            <w:tcW w:type="dxa" w:w="1170"/>
           </w:tcPr>
           <w:p>
             <w:r/>
@@ -10843,7 +8801,7 @@
         </w:tc>
         <w:tc>
           <w:tcPr>
-            <w:tcW w:type="dxa" w:w="936"/>
+            <w:tcW w:type="dxa" w:w="1170"/>
           </w:tcPr>
           <w:p>
             <w:r/>
@@ -10859,7 +8817,7 @@
         </w:tc>
         <w:tc>
           <w:tcPr>
-            <w:tcW w:type="dxa" w:w="936"/>
+            <w:tcW w:type="dxa" w:w="1170"/>
           </w:tcPr>
           <w:p>
             <w:r/>
@@ -10875,7 +8833,7 @@
         </w:tc>
         <w:tc>
           <w:tcPr>
-            <w:tcW w:type="dxa" w:w="936"/>
+            <w:tcW w:type="dxa" w:w="1170"/>
           </w:tcPr>
           <w:p>
             <w:r/>
@@ -10891,39 +8849,7 @@
         </w:tc>
         <w:tc>
           <w:tcPr>
-            <w:tcW w:type="dxa" w:w="936"/>
-          </w:tcPr>
-          <w:p>
-            <w:r/>
-            <w:r>
-              <w:rPr>
-                <w:b w:val="0"/>
-                <w:i w:val="0"/>
-                <w:u w:val="none"/>
-              </w:rPr>
-              <w:t>87.02%</w:t>
-            </w:r>
-          </w:p>
-        </w:tc>
-        <w:tc>
-          <w:tcPr>
-            <w:tcW w:type="dxa" w:w="936"/>
-          </w:tcPr>
-          <w:p>
-            <w:r/>
-            <w:r>
-              <w:rPr>
-                <w:b w:val="0"/>
-                <w:i w:val="0"/>
-                <w:u w:val="none"/>
-              </w:rPr>
-              <w:t>0.0992</w:t>
-            </w:r>
-          </w:p>
-        </w:tc>
-        <w:tc>
-          <w:tcPr>
-            <w:tcW w:type="dxa" w:w="936"/>
+            <w:tcW w:type="dxa" w:w="1170"/>
           </w:tcPr>
           <w:p>
             <w:r/>
@@ -10949,7 +8875,7 @@
       <w:tr>
         <w:tc>
           <w:tcPr>
-            <w:tcW w:type="dxa" w:w="936"/>
+            <w:tcW w:type="dxa" w:w="1170"/>
           </w:tcPr>
           <w:p>
             <w:r/>
@@ -10965,7 +8891,7 @@
         </w:tc>
         <w:tc>
           <w:tcPr>
-            <w:tcW w:type="dxa" w:w="936"/>
+            <w:tcW w:type="dxa" w:w="1170"/>
           </w:tcPr>
           <w:p>
             <w:r/>
@@ -10981,7 +8907,7 @@
         </w:tc>
         <w:tc>
           <w:tcPr>
-            <w:tcW w:type="dxa" w:w="936"/>
+            <w:tcW w:type="dxa" w:w="1170"/>
           </w:tcPr>
           <w:p>
             <w:r/>
@@ -10997,7 +8923,7 @@
         </w:tc>
         <w:tc>
           <w:tcPr>
-            <w:tcW w:type="dxa" w:w="936"/>
+            <w:tcW w:type="dxa" w:w="1170"/>
           </w:tcPr>
           <w:p>
             <w:r/>
@@ -11013,7 +8939,7 @@
         </w:tc>
         <w:tc>
           <w:tcPr>
-            <w:tcW w:type="dxa" w:w="936"/>
+            <w:tcW w:type="dxa" w:w="1170"/>
           </w:tcPr>
           <w:p>
             <w:r/>
@@ -11029,7 +8955,7 @@
         </w:tc>
         <w:tc>
           <w:tcPr>
-            <w:tcW w:type="dxa" w:w="936"/>
+            <w:tcW w:type="dxa" w:w="1170"/>
           </w:tcPr>
           <w:p>
             <w:r/>
@@ -11045,7 +8971,7 @@
         </w:tc>
         <w:tc>
           <w:tcPr>
-            <w:tcW w:type="dxa" w:w="936"/>
+            <w:tcW w:type="dxa" w:w="1170"/>
           </w:tcPr>
           <w:p>
             <w:r/>
@@ -11061,39 +8987,7 @@
         </w:tc>
         <w:tc>
           <w:tcPr>
-            <w:tcW w:type="dxa" w:w="936"/>
-          </w:tcPr>
-          <w:p>
-            <w:r/>
-            <w:r>
-              <w:rPr>
-                <w:b w:val="0"/>
-                <w:i w:val="0"/>
-                <w:u w:val="none"/>
-              </w:rPr>
-              <w:t>87.01%</w:t>
-            </w:r>
-          </w:p>
-        </w:tc>
-        <w:tc>
-          <w:tcPr>
-            <w:tcW w:type="dxa" w:w="936"/>
-          </w:tcPr>
-          <w:p>
-            <w:r/>
-            <w:r>
-              <w:rPr>
-                <w:b w:val="0"/>
-                <w:i w:val="0"/>
-                <w:u w:val="none"/>
-              </w:rPr>
-              <w:t>0.0971</w:t>
-            </w:r>
-          </w:p>
-        </w:tc>
-        <w:tc>
-          <w:tcPr>
-            <w:tcW w:type="dxa" w:w="936"/>
+            <w:tcW w:type="dxa" w:w="1170"/>
           </w:tcPr>
           <w:p>
             <w:r/>
@@ -11111,7 +9005,7 @@
       <w:tr>
         <w:tc>
           <w:tcPr>
-            <w:tcW w:type="dxa" w:w="936"/>
+            <w:tcW w:type="dxa" w:w="1170"/>
           </w:tcPr>
           <w:p>
             <w:r/>
@@ -11127,7 +9021,7 @@
         </w:tc>
         <w:tc>
           <w:tcPr>
-            <w:tcW w:type="dxa" w:w="936"/>
+            <w:tcW w:type="dxa" w:w="1170"/>
           </w:tcPr>
           <w:p>
             <w:r/>
@@ -11143,7 +9037,7 @@
         </w:tc>
         <w:tc>
           <w:tcPr>
-            <w:tcW w:type="dxa" w:w="936"/>
+            <w:tcW w:type="dxa" w:w="1170"/>
           </w:tcPr>
           <w:p>
             <w:r/>
@@ -11159,7 +9053,7 @@
         </w:tc>
         <w:tc>
           <w:tcPr>
-            <w:tcW w:type="dxa" w:w="936"/>
+            <w:tcW w:type="dxa" w:w="1170"/>
           </w:tcPr>
           <w:p>
             <w:r/>
@@ -11175,7 +9069,7 @@
         </w:tc>
         <w:tc>
           <w:tcPr>
-            <w:tcW w:type="dxa" w:w="936"/>
+            <w:tcW w:type="dxa" w:w="1170"/>
           </w:tcPr>
           <w:p>
             <w:r/>
@@ -11191,7 +9085,7 @@
         </w:tc>
         <w:tc>
           <w:tcPr>
-            <w:tcW w:type="dxa" w:w="936"/>
+            <w:tcW w:type="dxa" w:w="1170"/>
           </w:tcPr>
           <w:p>
             <w:r/>
@@ -11207,7 +9101,7 @@
         </w:tc>
         <w:tc>
           <w:tcPr>
-            <w:tcW w:type="dxa" w:w="936"/>
+            <w:tcW w:type="dxa" w:w="1170"/>
           </w:tcPr>
           <w:p>
             <w:r/>
@@ -11223,39 +9117,7 @@
         </w:tc>
         <w:tc>
           <w:tcPr>
-            <w:tcW w:type="dxa" w:w="936"/>
-          </w:tcPr>
-          <w:p>
-            <w:r/>
-            <w:r>
-              <w:rPr>
-                <w:b w:val="0"/>
-                <w:i w:val="0"/>
-                <w:u w:val="none"/>
-              </w:rPr>
-              <w:t>86.49%</w:t>
-            </w:r>
-          </w:p>
-        </w:tc>
-        <w:tc>
-          <w:tcPr>
-            <w:tcW w:type="dxa" w:w="936"/>
-          </w:tcPr>
-          <w:p>
-            <w:r/>
-            <w:r>
-              <w:rPr>
-                <w:b w:val="0"/>
-                <w:i w:val="0"/>
-                <w:u w:val="none"/>
-              </w:rPr>
-              <w:t>0.1226</w:t>
-            </w:r>
-          </w:p>
-        </w:tc>
-        <w:tc>
-          <w:tcPr>
-            <w:tcW w:type="dxa" w:w="936"/>
+            <w:tcW w:type="dxa" w:w="1170"/>
           </w:tcPr>
           <w:p>
             <w:r/>
@@ -11273,7 +9135,7 @@
       <w:tr>
         <w:tc>
           <w:tcPr>
-            <w:tcW w:type="dxa" w:w="936"/>
+            <w:tcW w:type="dxa" w:w="1170"/>
           </w:tcPr>
           <w:p>
             <w:r/>
@@ -11289,7 +9151,7 @@
         </w:tc>
         <w:tc>
           <w:tcPr>
-            <w:tcW w:type="dxa" w:w="936"/>
+            <w:tcW w:type="dxa" w:w="1170"/>
           </w:tcPr>
           <w:p>
             <w:r/>
@@ -11305,7 +9167,7 @@
         </w:tc>
         <w:tc>
           <w:tcPr>
-            <w:tcW w:type="dxa" w:w="936"/>
+            <w:tcW w:type="dxa" w:w="1170"/>
           </w:tcPr>
           <w:p>
             <w:r/>
@@ -11321,7 +9183,7 @@
         </w:tc>
         <w:tc>
           <w:tcPr>
-            <w:tcW w:type="dxa" w:w="936"/>
+            <w:tcW w:type="dxa" w:w="1170"/>
           </w:tcPr>
           <w:p>
             <w:r/>
@@ -11337,7 +9199,7 @@
         </w:tc>
         <w:tc>
           <w:tcPr>
-            <w:tcW w:type="dxa" w:w="936"/>
+            <w:tcW w:type="dxa" w:w="1170"/>
           </w:tcPr>
           <w:p>
             <w:r/>
@@ -11353,7 +9215,7 @@
         </w:tc>
         <w:tc>
           <w:tcPr>
-            <w:tcW w:type="dxa" w:w="936"/>
+            <w:tcW w:type="dxa" w:w="1170"/>
           </w:tcPr>
           <w:p>
             <w:r/>
@@ -11369,7 +9231,7 @@
         </w:tc>
         <w:tc>
           <w:tcPr>
-            <w:tcW w:type="dxa" w:w="936"/>
+            <w:tcW w:type="dxa" w:w="1170"/>
           </w:tcPr>
           <w:p>
             <w:r/>
@@ -11385,39 +9247,7 @@
         </w:tc>
         <w:tc>
           <w:tcPr>
-            <w:tcW w:type="dxa" w:w="936"/>
-          </w:tcPr>
-          <w:p>
-            <w:r/>
-            <w:r>
-              <w:rPr>
-                <w:b w:val="0"/>
-                <w:i w:val="0"/>
-                <w:u w:val="none"/>
-              </w:rPr>
-              <w:t>86.51%</w:t>
-            </w:r>
-          </w:p>
-        </w:tc>
-        <w:tc>
-          <w:tcPr>
-            <w:tcW w:type="dxa" w:w="936"/>
-          </w:tcPr>
-          <w:p>
-            <w:r/>
-            <w:r>
-              <w:rPr>
-                <w:b w:val="0"/>
-                <w:i w:val="0"/>
-                <w:u w:val="none"/>
-              </w:rPr>
-              <w:t>0.1222</w:t>
-            </w:r>
-          </w:p>
-        </w:tc>
-        <w:tc>
-          <w:tcPr>
-            <w:tcW w:type="dxa" w:w="936"/>
+            <w:tcW w:type="dxa" w:w="1170"/>
           </w:tcPr>
           <w:p>
             <w:r/>
@@ -11435,7 +9265,7 @@
       <w:tr>
         <w:tc>
           <w:tcPr>
-            <w:tcW w:type="dxa" w:w="936"/>
+            <w:tcW w:type="dxa" w:w="1170"/>
           </w:tcPr>
           <w:p>
             <w:r/>
@@ -11451,7 +9281,7 @@
         </w:tc>
         <w:tc>
           <w:tcPr>
-            <w:tcW w:type="dxa" w:w="936"/>
+            <w:tcW w:type="dxa" w:w="1170"/>
           </w:tcPr>
           <w:p>
             <w:r/>
@@ -11467,7 +9297,7 @@
         </w:tc>
         <w:tc>
           <w:tcPr>
-            <w:tcW w:type="dxa" w:w="936"/>
+            <w:tcW w:type="dxa" w:w="1170"/>
           </w:tcPr>
           <w:p>
             <w:r/>
@@ -11483,7 +9313,7 @@
         </w:tc>
         <w:tc>
           <w:tcPr>
-            <w:tcW w:type="dxa" w:w="936"/>
+            <w:tcW w:type="dxa" w:w="1170"/>
           </w:tcPr>
           <w:p>
             <w:r/>
@@ -11499,7 +9329,7 @@
         </w:tc>
         <w:tc>
           <w:tcPr>
-            <w:tcW w:type="dxa" w:w="936"/>
+            <w:tcW w:type="dxa" w:w="1170"/>
           </w:tcPr>
           <w:p>
             <w:r/>
@@ -11515,7 +9345,7 @@
         </w:tc>
         <w:tc>
           <w:tcPr>
-            <w:tcW w:type="dxa" w:w="936"/>
+            <w:tcW w:type="dxa" w:w="1170"/>
           </w:tcPr>
           <w:p>
             <w:r/>
@@ -11531,7 +9361,7 @@
         </w:tc>
         <w:tc>
           <w:tcPr>
-            <w:tcW w:type="dxa" w:w="936"/>
+            <w:tcW w:type="dxa" w:w="1170"/>
           </w:tcPr>
           <w:p>
             <w:r/>
@@ -11547,39 +9377,7 @@
         </w:tc>
         <w:tc>
           <w:tcPr>
-            <w:tcW w:type="dxa" w:w="936"/>
-          </w:tcPr>
-          <w:p>
-            <w:r/>
-            <w:r>
-              <w:rPr>
-                <w:b w:val="0"/>
-                <w:i w:val="0"/>
-                <w:u w:val="none"/>
-              </w:rPr>
-              <w:t>86.49%</w:t>
-            </w:r>
-          </w:p>
-        </w:tc>
-        <w:tc>
-          <w:tcPr>
-            <w:tcW w:type="dxa" w:w="936"/>
-          </w:tcPr>
-          <w:p>
-            <w:r/>
-            <w:r>
-              <w:rPr>
-                <w:b w:val="0"/>
-                <w:i w:val="0"/>
-                <w:u w:val="none"/>
-              </w:rPr>
-              <w:t>0.1226</w:t>
-            </w:r>
-          </w:p>
-        </w:tc>
-        <w:tc>
-          <w:tcPr>
-            <w:tcW w:type="dxa" w:w="936"/>
+            <w:tcW w:type="dxa" w:w="1170"/>
           </w:tcPr>
           <w:p>
             <w:r/>
@@ -11642,21 +9440,19 @@
         <w:tblLook w:firstColumn="1" w:firstRow="1" w:lastColumn="0" w:lastRow="0" w:noHBand="0" w:noVBand="1" w:val="04A0"/>
       </w:tblPr>
       <w:tblGrid>
-        <w:gridCol w:w="936"/>
-        <w:gridCol w:w="936"/>
-        <w:gridCol w:w="936"/>
-        <w:gridCol w:w="936"/>
-        <w:gridCol w:w="936"/>
-        <w:gridCol w:w="936"/>
-        <w:gridCol w:w="936"/>
-        <w:gridCol w:w="936"/>
-        <w:gridCol w:w="936"/>
-        <w:gridCol w:w="936"/>
+        <w:gridCol w:w="1170"/>
+        <w:gridCol w:w="1170"/>
+        <w:gridCol w:w="1170"/>
+        <w:gridCol w:w="1170"/>
+        <w:gridCol w:w="1170"/>
+        <w:gridCol w:w="1170"/>
+        <w:gridCol w:w="1170"/>
+        <w:gridCol w:w="1170"/>
       </w:tblGrid>
       <w:tr>
         <w:tc>
           <w:tcPr>
-            <w:tcW w:type="dxa" w:w="936"/>
+            <w:tcW w:type="dxa" w:w="1170"/>
             <w:shd w:val="clear" w:color="auto" w:fill="EAECEE"/>
           </w:tcPr>
           <w:p>
@@ -11673,7 +9469,7 @@
         </w:tc>
         <w:tc>
           <w:tcPr>
-            <w:tcW w:type="dxa" w:w="936"/>
+            <w:tcW w:type="dxa" w:w="1170"/>
             <w:shd w:val="clear" w:color="auto" w:fill="EAECEE"/>
           </w:tcPr>
           <w:p>
@@ -11690,7 +9486,7 @@
         </w:tc>
         <w:tc>
           <w:tcPr>
-            <w:tcW w:type="dxa" w:w="936"/>
+            <w:tcW w:type="dxa" w:w="1170"/>
             <w:shd w:val="clear" w:color="auto" w:fill="EAECEE"/>
           </w:tcPr>
           <w:p>
@@ -11707,7 +9503,7 @@
         </w:tc>
         <w:tc>
           <w:tcPr>
-            <w:tcW w:type="dxa" w:w="936"/>
+            <w:tcW w:type="dxa" w:w="1170"/>
             <w:shd w:val="clear" w:color="auto" w:fill="EAECEE"/>
           </w:tcPr>
           <w:p>
@@ -11724,7 +9520,7 @@
         </w:tc>
         <w:tc>
           <w:tcPr>
-            <w:tcW w:type="dxa" w:w="936"/>
+            <w:tcW w:type="dxa" w:w="1170"/>
             <w:shd w:val="clear" w:color="auto" w:fill="EAECEE"/>
           </w:tcPr>
           <w:p>
@@ -11741,7 +9537,7 @@
         </w:tc>
         <w:tc>
           <w:tcPr>
-            <w:tcW w:type="dxa" w:w="936"/>
+            <w:tcW w:type="dxa" w:w="1170"/>
             <w:shd w:val="clear" w:color="auto" w:fill="EAECEE"/>
           </w:tcPr>
           <w:p>
@@ -11758,7 +9554,7 @@
         </w:tc>
         <w:tc>
           <w:tcPr>
-            <w:tcW w:type="dxa" w:w="936"/>
+            <w:tcW w:type="dxa" w:w="1170"/>
             <w:shd w:val="clear" w:color="auto" w:fill="EAECEE"/>
           </w:tcPr>
           <w:p>
@@ -11775,41 +9571,7 @@
         </w:tc>
         <w:tc>
           <w:tcPr>
-            <w:tcW w:type="dxa" w:w="936"/>
-            <w:shd w:val="clear" w:color="auto" w:fill="EAECEE"/>
-          </w:tcPr>
-          <w:p>
-            <w:r/>
-            <w:r>
-              <w:rPr>
-                <w:b/>
-                <w:i w:val="0"/>
-                <w:u w:val="none"/>
-              </w:rPr>
-              <w:t>Accuracy (0.5)</w:t>
-            </w:r>
-          </w:p>
-        </w:tc>
-        <w:tc>
-          <w:tcPr>
-            <w:tcW w:type="dxa" w:w="936"/>
-            <w:shd w:val="clear" w:color="auto" w:fill="EAECEE"/>
-          </w:tcPr>
-          <w:p>
-            <w:r/>
-            <w:r>
-              <w:rPr>
-                <w:b/>
-                <w:i w:val="0"/>
-                <w:u w:val="none"/>
-              </w:rPr>
-              <w:t>F1-Score (0.5)</w:t>
-            </w:r>
-          </w:p>
-        </w:tc>
-        <w:tc>
-          <w:tcPr>
-            <w:tcW w:type="dxa" w:w="936"/>
+            <w:tcW w:type="dxa" w:w="1170"/>
             <w:shd w:val="clear" w:color="auto" w:fill="EAECEE"/>
           </w:tcPr>
           <w:p>
@@ -11828,7 +9590,7 @@
       <w:tr>
         <w:tc>
           <w:tcPr>
-            <w:tcW w:type="dxa" w:w="936"/>
+            <w:tcW w:type="dxa" w:w="1170"/>
           </w:tcPr>
           <w:p>
             <w:r/>
@@ -11844,7 +9606,7 @@
         </w:tc>
         <w:tc>
           <w:tcPr>
-            <w:tcW w:type="dxa" w:w="936"/>
+            <w:tcW w:type="dxa" w:w="1170"/>
           </w:tcPr>
           <w:p>
             <w:r/>
@@ -11860,7 +9622,7 @@
         </w:tc>
         <w:tc>
           <w:tcPr>
-            <w:tcW w:type="dxa" w:w="936"/>
+            <w:tcW w:type="dxa" w:w="1170"/>
           </w:tcPr>
           <w:p>
             <w:r/>
@@ -11876,7 +9638,7 @@
         </w:tc>
         <w:tc>
           <w:tcPr>
-            <w:tcW w:type="dxa" w:w="936"/>
+            <w:tcW w:type="dxa" w:w="1170"/>
           </w:tcPr>
           <w:p>
             <w:r/>
@@ -11892,7 +9654,7 @@
         </w:tc>
         <w:tc>
           <w:tcPr>
-            <w:tcW w:type="dxa" w:w="936"/>
+            <w:tcW w:type="dxa" w:w="1170"/>
           </w:tcPr>
           <w:p>
             <w:r/>
@@ -11908,7 +9670,7 @@
         </w:tc>
         <w:tc>
           <w:tcPr>
-            <w:tcW w:type="dxa" w:w="936"/>
+            <w:tcW w:type="dxa" w:w="1170"/>
           </w:tcPr>
           <w:p>
             <w:r/>
@@ -11924,7 +9686,7 @@
         </w:tc>
         <w:tc>
           <w:tcPr>
-            <w:tcW w:type="dxa" w:w="936"/>
+            <w:tcW w:type="dxa" w:w="1170"/>
           </w:tcPr>
           <w:p>
             <w:r/>
@@ -11940,39 +9702,7 @@
         </w:tc>
         <w:tc>
           <w:tcPr>
-            <w:tcW w:type="dxa" w:w="936"/>
-          </w:tcPr>
-          <w:p>
-            <w:r/>
-            <w:r>
-              <w:rPr>
-                <w:b w:val="0"/>
-                <w:i w:val="0"/>
-                <w:u w:val="none"/>
-              </w:rPr>
-              <w:t>86.96%</w:t>
-            </w:r>
-          </w:p>
-        </w:tc>
-        <w:tc>
-          <w:tcPr>
-            <w:tcW w:type="dxa" w:w="936"/>
-          </w:tcPr>
-          <w:p>
-            <w:r/>
-            <w:r>
-              <w:rPr>
-                <w:b w:val="0"/>
-                <w:i w:val="0"/>
-                <w:u w:val="none"/>
-              </w:rPr>
-              <w:t>0.1060</w:t>
-            </w:r>
-          </w:p>
-        </w:tc>
-        <w:tc>
-          <w:tcPr>
-            <w:tcW w:type="dxa" w:w="936"/>
+            <w:tcW w:type="dxa" w:w="1170"/>
           </w:tcPr>
           <w:p>
             <w:r/>
@@ -11998,7 +9728,7 @@
       <w:tr>
         <w:tc>
           <w:tcPr>
-            <w:tcW w:type="dxa" w:w="936"/>
+            <w:tcW w:type="dxa" w:w="1170"/>
           </w:tcPr>
           <w:p>
             <w:r/>
@@ -12014,7 +9744,7 @@
         </w:tc>
         <w:tc>
           <w:tcPr>
-            <w:tcW w:type="dxa" w:w="936"/>
+            <w:tcW w:type="dxa" w:w="1170"/>
           </w:tcPr>
           <w:p>
             <w:r/>
@@ -12030,7 +9760,7 @@
         </w:tc>
         <w:tc>
           <w:tcPr>
-            <w:tcW w:type="dxa" w:w="936"/>
+            <w:tcW w:type="dxa" w:w="1170"/>
           </w:tcPr>
           <w:p>
             <w:r/>
@@ -12046,7 +9776,7 @@
         </w:tc>
         <w:tc>
           <w:tcPr>
-            <w:tcW w:type="dxa" w:w="936"/>
+            <w:tcW w:type="dxa" w:w="1170"/>
           </w:tcPr>
           <w:p>
             <w:r/>
@@ -12062,7 +9792,7 @@
         </w:tc>
         <w:tc>
           <w:tcPr>
-            <w:tcW w:type="dxa" w:w="936"/>
+            <w:tcW w:type="dxa" w:w="1170"/>
           </w:tcPr>
           <w:p>
             <w:r/>
@@ -12078,7 +9808,7 @@
         </w:tc>
         <w:tc>
           <w:tcPr>
-            <w:tcW w:type="dxa" w:w="936"/>
+            <w:tcW w:type="dxa" w:w="1170"/>
           </w:tcPr>
           <w:p>
             <w:r/>
@@ -12094,7 +9824,7 @@
         </w:tc>
         <w:tc>
           <w:tcPr>
-            <w:tcW w:type="dxa" w:w="936"/>
+            <w:tcW w:type="dxa" w:w="1170"/>
           </w:tcPr>
           <w:p>
             <w:r/>
@@ -12110,39 +9840,7 @@
         </w:tc>
         <w:tc>
           <w:tcPr>
-            <w:tcW w:type="dxa" w:w="936"/>
-          </w:tcPr>
-          <w:p>
-            <w:r/>
-            <w:r>
-              <w:rPr>
-                <w:b w:val="0"/>
-                <w:i w:val="0"/>
-                <w:u w:val="none"/>
-              </w:rPr>
-              <w:t>86.96%</w:t>
-            </w:r>
-          </w:p>
-        </w:tc>
-        <w:tc>
-          <w:tcPr>
-            <w:tcW w:type="dxa" w:w="936"/>
-          </w:tcPr>
-          <w:p>
-            <w:r/>
-            <w:r>
-              <w:rPr>
-                <w:b w:val="0"/>
-                <w:i w:val="0"/>
-                <w:u w:val="none"/>
-              </w:rPr>
-              <w:t>0.1060</w:t>
-            </w:r>
-          </w:p>
-        </w:tc>
-        <w:tc>
-          <w:tcPr>
-            <w:tcW w:type="dxa" w:w="936"/>
+            <w:tcW w:type="dxa" w:w="1170"/>
           </w:tcPr>
           <w:p>
             <w:r/>
@@ -12168,7 +9866,7 @@
       <w:tr>
         <w:tc>
           <w:tcPr>
-            <w:tcW w:type="dxa" w:w="936"/>
+            <w:tcW w:type="dxa" w:w="1170"/>
           </w:tcPr>
           <w:p>
             <w:r/>
@@ -12184,7 +9882,7 @@
         </w:tc>
         <w:tc>
           <w:tcPr>
-            <w:tcW w:type="dxa" w:w="936"/>
+            <w:tcW w:type="dxa" w:w="1170"/>
           </w:tcPr>
           <w:p>
             <w:r/>
@@ -12200,7 +9898,7 @@
         </w:tc>
         <w:tc>
           <w:tcPr>
-            <w:tcW w:type="dxa" w:w="936"/>
+            <w:tcW w:type="dxa" w:w="1170"/>
           </w:tcPr>
           <w:p>
             <w:r/>
@@ -12216,7 +9914,7 @@
         </w:tc>
         <w:tc>
           <w:tcPr>
-            <w:tcW w:type="dxa" w:w="936"/>
+            <w:tcW w:type="dxa" w:w="1170"/>
           </w:tcPr>
           <w:p>
             <w:r/>
@@ -12232,7 +9930,7 @@
         </w:tc>
         <w:tc>
           <w:tcPr>
-            <w:tcW w:type="dxa" w:w="936"/>
+            <w:tcW w:type="dxa" w:w="1170"/>
           </w:tcPr>
           <w:p>
             <w:r/>
@@ -12248,7 +9946,7 @@
         </w:tc>
         <w:tc>
           <w:tcPr>
-            <w:tcW w:type="dxa" w:w="936"/>
+            <w:tcW w:type="dxa" w:w="1170"/>
           </w:tcPr>
           <w:p>
             <w:r/>
@@ -12264,7 +9962,7 @@
         </w:tc>
         <w:tc>
           <w:tcPr>
-            <w:tcW w:type="dxa" w:w="936"/>
+            <w:tcW w:type="dxa" w:w="1170"/>
           </w:tcPr>
           <w:p>
             <w:r/>
@@ -12280,39 +9978,7 @@
         </w:tc>
         <w:tc>
           <w:tcPr>
-            <w:tcW w:type="dxa" w:w="936"/>
-          </w:tcPr>
-          <w:p>
-            <w:r/>
-            <w:r>
-              <w:rPr>
-                <w:b w:val="0"/>
-                <w:i w:val="0"/>
-                <w:u w:val="none"/>
-              </w:rPr>
-              <w:t>87.00%</w:t>
-            </w:r>
-          </w:p>
-        </w:tc>
-        <w:tc>
-          <w:tcPr>
-            <w:tcW w:type="dxa" w:w="936"/>
-          </w:tcPr>
-          <w:p>
-            <w:r/>
-            <w:r>
-              <w:rPr>
-                <w:b w:val="0"/>
-                <w:i w:val="0"/>
-                <w:u w:val="none"/>
-              </w:rPr>
-              <w:t>0.0989</w:t>
-            </w:r>
-          </w:p>
-        </w:tc>
-        <w:tc>
-          <w:tcPr>
-            <w:tcW w:type="dxa" w:w="936"/>
+            <w:tcW w:type="dxa" w:w="1170"/>
           </w:tcPr>
           <w:p>
             <w:r/>
@@ -12338,7 +10004,7 @@
       <w:tr>
         <w:tc>
           <w:tcPr>
-            <w:tcW w:type="dxa" w:w="936"/>
+            <w:tcW w:type="dxa" w:w="1170"/>
           </w:tcPr>
           <w:p>
             <w:r/>
@@ -12354,7 +10020,7 @@
         </w:tc>
         <w:tc>
           <w:tcPr>
-            <w:tcW w:type="dxa" w:w="936"/>
+            <w:tcW w:type="dxa" w:w="1170"/>
           </w:tcPr>
           <w:p>
             <w:r/>
@@ -12370,7 +10036,7 @@
         </w:tc>
         <w:tc>
           <w:tcPr>
-            <w:tcW w:type="dxa" w:w="936"/>
+            <w:tcW w:type="dxa" w:w="1170"/>
           </w:tcPr>
           <w:p>
             <w:r/>
@@ -12386,7 +10052,7 @@
         </w:tc>
         <w:tc>
           <w:tcPr>
-            <w:tcW w:type="dxa" w:w="936"/>
+            <w:tcW w:type="dxa" w:w="1170"/>
           </w:tcPr>
           <w:p>
             <w:r/>
@@ -12402,7 +10068,7 @@
         </w:tc>
         <w:tc>
           <w:tcPr>
-            <w:tcW w:type="dxa" w:w="936"/>
+            <w:tcW w:type="dxa" w:w="1170"/>
           </w:tcPr>
           <w:p>
             <w:r/>
@@ -12418,7 +10084,7 @@
         </w:tc>
         <w:tc>
           <w:tcPr>
-            <w:tcW w:type="dxa" w:w="936"/>
+            <w:tcW w:type="dxa" w:w="1170"/>
           </w:tcPr>
           <w:p>
             <w:r/>
@@ -12434,7 +10100,7 @@
         </w:tc>
         <w:tc>
           <w:tcPr>
-            <w:tcW w:type="dxa" w:w="936"/>
+            <w:tcW w:type="dxa" w:w="1170"/>
           </w:tcPr>
           <w:p>
             <w:r/>
@@ -12450,39 +10116,7 @@
         </w:tc>
         <w:tc>
           <w:tcPr>
-            <w:tcW w:type="dxa" w:w="936"/>
-          </w:tcPr>
-          <w:p>
-            <w:r/>
-            <w:r>
-              <w:rPr>
-                <w:b w:val="0"/>
-                <w:i w:val="0"/>
-                <w:u w:val="none"/>
-              </w:rPr>
-              <w:t>86.97%</w:t>
-            </w:r>
-          </w:p>
-        </w:tc>
-        <w:tc>
-          <w:tcPr>
-            <w:tcW w:type="dxa" w:w="936"/>
-          </w:tcPr>
-          <w:p>
-            <w:r/>
-            <w:r>
-              <w:rPr>
-                <w:b w:val="0"/>
-                <w:i w:val="0"/>
-                <w:u w:val="none"/>
-              </w:rPr>
-              <w:t>0.1069</w:t>
-            </w:r>
-          </w:p>
-        </w:tc>
-        <w:tc>
-          <w:tcPr>
-            <w:tcW w:type="dxa" w:w="936"/>
+            <w:tcW w:type="dxa" w:w="1170"/>
           </w:tcPr>
           <w:p>
             <w:r/>
@@ -12508,7 +10142,7 @@
       <w:tr>
         <w:tc>
           <w:tcPr>
-            <w:tcW w:type="dxa" w:w="936"/>
+            <w:tcW w:type="dxa" w:w="1170"/>
           </w:tcPr>
           <w:p>
             <w:r/>
@@ -12524,7 +10158,7 @@
         </w:tc>
         <w:tc>
           <w:tcPr>
-            <w:tcW w:type="dxa" w:w="936"/>
+            <w:tcW w:type="dxa" w:w="1170"/>
           </w:tcPr>
           <w:p>
             <w:r/>
@@ -12540,7 +10174,7 @@
         </w:tc>
         <w:tc>
           <w:tcPr>
-            <w:tcW w:type="dxa" w:w="936"/>
+            <w:tcW w:type="dxa" w:w="1170"/>
           </w:tcPr>
           <w:p>
             <w:r/>
@@ -12556,7 +10190,7 @@
         </w:tc>
         <w:tc>
           <w:tcPr>
-            <w:tcW w:type="dxa" w:w="936"/>
+            <w:tcW w:type="dxa" w:w="1170"/>
           </w:tcPr>
           <w:p>
             <w:r/>
@@ -12572,7 +10206,7 @@
         </w:tc>
         <w:tc>
           <w:tcPr>
-            <w:tcW w:type="dxa" w:w="936"/>
+            <w:tcW w:type="dxa" w:w="1170"/>
           </w:tcPr>
           <w:p>
             <w:r/>
@@ -12588,7 +10222,7 @@
         </w:tc>
         <w:tc>
           <w:tcPr>
-            <w:tcW w:type="dxa" w:w="936"/>
+            <w:tcW w:type="dxa" w:w="1170"/>
           </w:tcPr>
           <w:p>
             <w:r/>
@@ -12604,7 +10238,7 @@
         </w:tc>
         <w:tc>
           <w:tcPr>
-            <w:tcW w:type="dxa" w:w="936"/>
+            <w:tcW w:type="dxa" w:w="1170"/>
           </w:tcPr>
           <w:p>
             <w:r/>
@@ -12620,39 +10254,7 @@
         </w:tc>
         <w:tc>
           <w:tcPr>
-            <w:tcW w:type="dxa" w:w="936"/>
-          </w:tcPr>
-          <w:p>
-            <w:r/>
-            <w:r>
-              <w:rPr>
-                <w:b w:val="0"/>
-                <w:i w:val="0"/>
-                <w:u w:val="none"/>
-              </w:rPr>
-              <w:t>87.00%</w:t>
-            </w:r>
-          </w:p>
-        </w:tc>
-        <w:tc>
-          <w:tcPr>
-            <w:tcW w:type="dxa" w:w="936"/>
-          </w:tcPr>
-          <w:p>
-            <w:r/>
-            <w:r>
-              <w:rPr>
-                <w:b w:val="0"/>
-                <w:i w:val="0"/>
-                <w:u w:val="none"/>
-              </w:rPr>
-              <w:t>0.0989</w:t>
-            </w:r>
-          </w:p>
-        </w:tc>
-        <w:tc>
-          <w:tcPr>
-            <w:tcW w:type="dxa" w:w="936"/>
+            <w:tcW w:type="dxa" w:w="1170"/>
           </w:tcPr>
           <w:p>
             <w:r/>
@@ -12678,7 +10280,7 @@
       <w:tr>
         <w:tc>
           <w:tcPr>
-            <w:tcW w:type="dxa" w:w="936"/>
+            <w:tcW w:type="dxa" w:w="1170"/>
           </w:tcPr>
           <w:p>
             <w:r/>
@@ -12694,7 +10296,7 @@
         </w:tc>
         <w:tc>
           <w:tcPr>
-            <w:tcW w:type="dxa" w:w="936"/>
+            <w:tcW w:type="dxa" w:w="1170"/>
           </w:tcPr>
           <w:p>
             <w:r/>
@@ -12710,7 +10312,7 @@
         </w:tc>
         <w:tc>
           <w:tcPr>
-            <w:tcW w:type="dxa" w:w="936"/>
+            <w:tcW w:type="dxa" w:w="1170"/>
           </w:tcPr>
           <w:p>
             <w:r/>
@@ -12726,7 +10328,7 @@
         </w:tc>
         <w:tc>
           <w:tcPr>
-            <w:tcW w:type="dxa" w:w="936"/>
+            <w:tcW w:type="dxa" w:w="1170"/>
           </w:tcPr>
           <w:p>
             <w:r/>
@@ -12742,7 +10344,7 @@
         </w:tc>
         <w:tc>
           <w:tcPr>
-            <w:tcW w:type="dxa" w:w="936"/>
+            <w:tcW w:type="dxa" w:w="1170"/>
           </w:tcPr>
           <w:p>
             <w:r/>
@@ -12758,7 +10360,7 @@
         </w:tc>
         <w:tc>
           <w:tcPr>
-            <w:tcW w:type="dxa" w:w="936"/>
+            <w:tcW w:type="dxa" w:w="1170"/>
           </w:tcPr>
           <w:p>
             <w:r/>
@@ -12774,7 +10376,7 @@
         </w:tc>
         <w:tc>
           <w:tcPr>
-            <w:tcW w:type="dxa" w:w="936"/>
+            <w:tcW w:type="dxa" w:w="1170"/>
           </w:tcPr>
           <w:p>
             <w:r/>
@@ -12790,39 +10392,7 @@
         </w:tc>
         <w:tc>
           <w:tcPr>
-            <w:tcW w:type="dxa" w:w="936"/>
-          </w:tcPr>
-          <w:p>
-            <w:r/>
-            <w:r>
-              <w:rPr>
-                <w:b w:val="0"/>
-                <w:i w:val="0"/>
-                <w:u w:val="none"/>
-              </w:rPr>
-              <w:t>87.00%</w:t>
-            </w:r>
-          </w:p>
-        </w:tc>
-        <w:tc>
-          <w:tcPr>
-            <w:tcW w:type="dxa" w:w="936"/>
-          </w:tcPr>
-          <w:p>
-            <w:r/>
-            <w:r>
-              <w:rPr>
-                <w:b w:val="0"/>
-                <w:i w:val="0"/>
-                <w:u w:val="none"/>
-              </w:rPr>
-              <w:t>0.1026</w:t>
-            </w:r>
-          </w:p>
-        </w:tc>
-        <w:tc>
-          <w:tcPr>
-            <w:tcW w:type="dxa" w:w="936"/>
+            <w:tcW w:type="dxa" w:w="1170"/>
           </w:tcPr>
           <w:p>
             <w:r/>
@@ -12848,7 +10418,7 @@
       <w:tr>
         <w:tc>
           <w:tcPr>
-            <w:tcW w:type="dxa" w:w="936"/>
+            <w:tcW w:type="dxa" w:w="1170"/>
           </w:tcPr>
           <w:p>
             <w:r/>
@@ -12864,7 +10434,7 @@
         </w:tc>
         <w:tc>
           <w:tcPr>
-            <w:tcW w:type="dxa" w:w="936"/>
+            <w:tcW w:type="dxa" w:w="1170"/>
           </w:tcPr>
           <w:p>
             <w:r/>
@@ -12880,7 +10450,7 @@
         </w:tc>
         <w:tc>
           <w:tcPr>
-            <w:tcW w:type="dxa" w:w="936"/>
+            <w:tcW w:type="dxa" w:w="1170"/>
           </w:tcPr>
           <w:p>
             <w:r/>
@@ -12896,7 +10466,7 @@
         </w:tc>
         <w:tc>
           <w:tcPr>
-            <w:tcW w:type="dxa" w:w="936"/>
+            <w:tcW w:type="dxa" w:w="1170"/>
           </w:tcPr>
           <w:p>
             <w:r/>
@@ -12912,7 +10482,7 @@
         </w:tc>
         <w:tc>
           <w:tcPr>
-            <w:tcW w:type="dxa" w:w="936"/>
+            <w:tcW w:type="dxa" w:w="1170"/>
           </w:tcPr>
           <w:p>
             <w:r/>
@@ -12928,7 +10498,7 @@
         </w:tc>
         <w:tc>
           <w:tcPr>
-            <w:tcW w:type="dxa" w:w="936"/>
+            <w:tcW w:type="dxa" w:w="1170"/>
           </w:tcPr>
           <w:p>
             <w:r/>
@@ -12944,7 +10514,7 @@
         </w:tc>
         <w:tc>
           <w:tcPr>
-            <w:tcW w:type="dxa" w:w="936"/>
+            <w:tcW w:type="dxa" w:w="1170"/>
           </w:tcPr>
           <w:p>
             <w:r/>
@@ -12960,39 +10530,7 @@
         </w:tc>
         <w:tc>
           <w:tcPr>
-            <w:tcW w:type="dxa" w:w="936"/>
-          </w:tcPr>
-          <w:p>
-            <w:r/>
-            <w:r>
-              <w:rPr>
-                <w:b w:val="0"/>
-                <w:i w:val="0"/>
-                <w:u w:val="none"/>
-              </w:rPr>
-              <w:t>87.00%</w:t>
-            </w:r>
-          </w:p>
-        </w:tc>
-        <w:tc>
-          <w:tcPr>
-            <w:tcW w:type="dxa" w:w="936"/>
-          </w:tcPr>
-          <w:p>
-            <w:r/>
-            <w:r>
-              <w:rPr>
-                <w:b w:val="0"/>
-                <w:i w:val="0"/>
-                <w:u w:val="none"/>
-              </w:rPr>
-              <w:t>0.1024</w:t>
-            </w:r>
-          </w:p>
-        </w:tc>
-        <w:tc>
-          <w:tcPr>
-            <w:tcW w:type="dxa" w:w="936"/>
+            <w:tcW w:type="dxa" w:w="1170"/>
           </w:tcPr>
           <w:p>
             <w:r/>
@@ -13018,7 +10556,7 @@
       <w:tr>
         <w:tc>
           <w:tcPr>
-            <w:tcW w:type="dxa" w:w="936"/>
+            <w:tcW w:type="dxa" w:w="1170"/>
           </w:tcPr>
           <w:p>
             <w:r/>
@@ -13034,7 +10572,7 @@
         </w:tc>
         <w:tc>
           <w:tcPr>
-            <w:tcW w:type="dxa" w:w="936"/>
+            <w:tcW w:type="dxa" w:w="1170"/>
           </w:tcPr>
           <w:p>
             <w:r/>
@@ -13050,7 +10588,7 @@
         </w:tc>
         <w:tc>
           <w:tcPr>
-            <w:tcW w:type="dxa" w:w="936"/>
+            <w:tcW w:type="dxa" w:w="1170"/>
           </w:tcPr>
           <w:p>
             <w:r/>
@@ -13066,7 +10604,7 @@
         </w:tc>
         <w:tc>
           <w:tcPr>
-            <w:tcW w:type="dxa" w:w="936"/>
+            <w:tcW w:type="dxa" w:w="1170"/>
           </w:tcPr>
           <w:p>
             <w:r/>
@@ -13082,7 +10620,7 @@
         </w:tc>
         <w:tc>
           <w:tcPr>
-            <w:tcW w:type="dxa" w:w="936"/>
+            <w:tcW w:type="dxa" w:w="1170"/>
           </w:tcPr>
           <w:p>
             <w:r/>
@@ -13098,7 +10636,7 @@
         </w:tc>
         <w:tc>
           <w:tcPr>
-            <w:tcW w:type="dxa" w:w="936"/>
+            <w:tcW w:type="dxa" w:w="1170"/>
           </w:tcPr>
           <w:p>
             <w:r/>
@@ -13114,7 +10652,7 @@
         </w:tc>
         <w:tc>
           <w:tcPr>
-            <w:tcW w:type="dxa" w:w="936"/>
+            <w:tcW w:type="dxa" w:w="1170"/>
           </w:tcPr>
           <w:p>
             <w:r/>
@@ -13130,39 +10668,7 @@
         </w:tc>
         <w:tc>
           <w:tcPr>
-            <w:tcW w:type="dxa" w:w="936"/>
-          </w:tcPr>
-          <w:p>
-            <w:r/>
-            <w:r>
-              <w:rPr>
-                <w:b w:val="0"/>
-                <w:i w:val="0"/>
-                <w:u w:val="none"/>
-              </w:rPr>
-              <w:t>87.02%</w:t>
-            </w:r>
-          </w:p>
-        </w:tc>
-        <w:tc>
-          <w:tcPr>
-            <w:tcW w:type="dxa" w:w="936"/>
-          </w:tcPr>
-          <w:p>
-            <w:r/>
-            <w:r>
-              <w:rPr>
-                <w:b w:val="0"/>
-                <w:i w:val="0"/>
-                <w:u w:val="none"/>
-              </w:rPr>
-              <w:t>0.0992</w:t>
-            </w:r>
-          </w:p>
-        </w:tc>
-        <w:tc>
-          <w:tcPr>
-            <w:tcW w:type="dxa" w:w="936"/>
+            <w:tcW w:type="dxa" w:w="1170"/>
           </w:tcPr>
           <w:p>
             <w:r/>
@@ -13436,6 +10942,67 @@
           <w:u w:val="none"/>
         </w:rPr>
         <w:t>p@50</w:t>
+      </w:r>
+      <w:r>
+        <w:rPr>
+          <w:b w:val="0"/>
+          <w:i w:val="0"/>
+          <w:u w:val="none"/>
+        </w:rPr>
+        <w:t>).</w:t>
+      </w:r>
+    </w:p>
+    <w:p>
+      <w:pPr>
+        <w:spacing w:before="60" w:after="80"/>
+      </w:pPr>
+      <w:r>
+        <w:rPr>
+          <w:b w:val="0"/>
+          <w:i/>
+          <w:u w:val="none"/>
+        </w:rPr>
+        <w:t xml:space="preserve"> </w:t>
+      </w:r>
+      <w:r>
+        <w:rPr>
+          <w:b w:val="0"/>
+          <w:i/>
+          <w:u w:val="none"/>
+        </w:rPr>
+        <w:t>Récord Absoluto en el Top 250:</w:t>
+      </w:r>
+      <w:r>
+        <w:rPr>
+          <w:b w:val="0"/>
+          <w:i/>
+          <w:u w:val="none"/>
+        </w:rPr>
+        <w:t xml:space="preserve"> &lt;u&gt;</w:t>
+      </w:r>
+      <w:r>
+        <w:rPr>
+          <w:b w:val="0"/>
+          <w:i/>
+          <w:u w:val="none"/>
+        </w:rPr>
+        <w:t>53.08%</w:t>
+      </w:r>
+      <w:r>
+        <w:rPr>
+          <w:b w:val="0"/>
+          <w:i w:val="0"/>
+          <w:u w:val="none"/>
+        </w:rPr>
+        <w:t>&lt;/u&gt; de precisión (</w:t>
+      </w:r>
+      <w:r>
+        <w:rPr>
+          <w:b w:val="0"/>
+          <w:i w:val="0"/>
+          <w:u w:val="none"/>
+        </w:rPr>
+        <w:t>p@250</w:t>
       </w:r>
       <w:r>
         <w:rPr>
